--- a/certificates/هدى_بنت_دخيل_الجهني.docx
+++ b/certificates/هدى_بنت_دخيل_الجهني.docx
@@ -15,7 +15,713 @@
         <mc:AlternateContent>
           <mc:Choice Requires="wps">
             <w:drawing>
-              <wp:anchor distT="0" distB="0" distL="114300" distR="114300" simplePos="0" relativeHeight="251666432" behindDoc="0" locked="0" layoutInCell="1" allowOverlap="1" wp14:anchorId="2D96A977" wp14:editId="1ACFF360">
+              <wp:anchor distT="0" distB="0" distL="114300" distR="114300" simplePos="0" relativeHeight="251664384" behindDoc="0" locked="0" layoutInCell="1" allowOverlap="1" wp14:anchorId="4BEF5500" wp14:editId="21F49F25">
+                <wp:simplePos x="0" y="0"/>
+                <wp:positionH relativeFrom="margin">
+                  <wp:posOffset>4556125</wp:posOffset>
+                </wp:positionH>
+                <wp:positionV relativeFrom="paragraph">
+                  <wp:posOffset>2282825</wp:posOffset>
+                </wp:positionV>
+                <wp:extent cx="4744720" cy="3168650"/>
+                <wp:effectExtent l="0" t="0" r="0" b="0"/>
+                <wp:wrapNone/>
+                <wp:docPr id="1021757631" name="Text Box 1"/>
+                <wp:cNvGraphicFramePr/>
+                <a:graphic xmlns:a="http://schemas.openxmlformats.org/drawingml/2006/main">
+                  <a:graphicData uri="http://schemas.microsoft.com/office/word/2010/wordprocessingShape">
+                    <wps:wsp>
+                      <wps:cNvSpPr txBox="1"/>
+                      <wps:spPr>
+                        <a:xfrm>
+                          <a:off x="0" y="0"/>
+                          <a:ext cx="4744720" cy="3168650"/>
+                        </a:xfrm>
+                        <a:prstGeom prst="rect">
+                          <a:avLst/>
+                        </a:prstGeom>
+                        <a:noFill/>
+                        <a:ln w="6350">
+                          <a:noFill/>
+                        </a:ln>
+                      </wps:spPr>
+                      <wps:txbx>
+                        <w:txbxContent>
+                          <w:p>
+                            <w:pPr>
+                              <w:spacing w:after="0" w:line="240" w:lineRule="auto"/>
+                              <w:jc w:val="center"/>
+                              <w:rPr>
+                                <w:rFonts w:ascii="Frutiger LT Arabic 45 Light" w:eastAsia="Times New Roman" w:hAnsi="Frutiger LT Arabic 45 Light" w:cs="Frutiger LT Arabic 45 Light"/>
+                                <w:color w:val="156082" w:themeColor="accent1"/>
+                                <w:kern w:val="0"/>
+                                <w:sz w:val="28"/>
+                                <w:szCs w:val="28"/>
+                                <w:rtl/>
+                                <w14:ligatures w14:val="none"/>
+                              </w:rPr>
+                            </w:pPr>
+                            <w:r>
+                              <w:rPr>
+                                <w:rFonts w:ascii="Frutiger LT Arabic 45 Light" w:eastAsia="Times New Roman" w:hAnsi="Frutiger LT Arabic 45 Light" w:cs="Frutiger LT Arabic 45 Light" w:hint="cs"/>
+                                <w:color w:val="156082" w:themeColor="accent1"/>
+                                <w:kern w:val="0"/>
+                                <w:sz w:val="28"/>
+                                <w:szCs w:val="28"/>
+                                <w:rtl/>
+                                <w14:ligatures w14:val="none"/>
+                              </w:rPr>
+                              <w:t>يسر كلية الحوسبة والمعلوماتية بالجامعة السعودية ال</w:t>
+                            </w:r>
+                            <w:r>
+                              <w:rPr>
+                                <w:rFonts w:ascii="Frutiger LT Arabic 45 Light" w:eastAsia="Times New Roman" w:hAnsi="Frutiger LT Arabic 45 Light" w:cs="Frutiger LT Arabic 45 Light" w:hint="cs"/>
+                                <w:color w:val="156082" w:themeColor="accent1"/>
+                                <w:kern w:val="0"/>
+                                <w:sz w:val="28"/>
+                                <w:szCs w:val="28"/>
+                                <w:rtl/>
+                                <w14:ligatures w14:val="none"/>
+                              </w:rPr>
+                              <w:t>إ</w:t>
+                            </w:r>
+                            <w:r>
+                              <w:rPr>
+                                <w:rFonts w:ascii="Frutiger LT Arabic 45 Light" w:eastAsia="Times New Roman" w:hAnsi="Frutiger LT Arabic 45 Light" w:cs="Frutiger LT Arabic 45 Light" w:hint="cs"/>
+                                <w:color w:val="156082" w:themeColor="accent1"/>
+                                <w:kern w:val="0"/>
+                                <w:sz w:val="28"/>
+                                <w:szCs w:val="28"/>
+                                <w:rtl/>
+                                <w14:ligatures w14:val="none"/>
+                              </w:rPr>
+                              <w:t>لكترونية</w:t>
+                            </w:r>
+                          </w:p>
+                          <w:p>
+                            <w:pPr>
+                              <w:spacing w:after="0" w:line="240" w:lineRule="auto"/>
+                              <w:jc w:val="center"/>
+                              <w:rPr>
+                                <w:rFonts w:ascii="Frutiger LT Arabic 45 Light" w:eastAsia="Times New Roman" w:hAnsi="Frutiger LT Arabic 45 Light" w:cs="Frutiger LT Arabic 45 Light"/>
+                                <w:color w:val="156082" w:themeColor="accent1"/>
+                                <w:kern w:val="0"/>
+                                <w:sz w:val="28"/>
+                                <w:szCs w:val="28"/>
+                                <w:rtl/>
+                                <w14:ligatures w14:val="none"/>
+                              </w:rPr>
+                            </w:pPr>
+                            <w:r>
+                              <w:rPr>
+                                <w:rFonts w:ascii="Frutiger LT Arabic 45 Light" w:eastAsia="Times New Roman" w:hAnsi="Frutiger LT Arabic 45 Light" w:cs="Frutiger LT Arabic 45 Light" w:hint="cs"/>
+                                <w:color w:val="156082" w:themeColor="accent1"/>
+                                <w:kern w:val="0"/>
+                                <w:sz w:val="28"/>
+                                <w:szCs w:val="28"/>
+                                <w:rtl/>
+                                <w14:ligatures w14:val="none"/>
+                              </w:rPr>
+                              <w:t>أن تتقدم بوافر الشكر والتقدير</w:t>
+                            </w:r>
+                          </w:p>
+                          <w:p>
+                            <w:pPr>
+                              <w:bidi/>
+                              <w:spacing w:after="0" w:line="240" w:lineRule="auto"/>
+                              <w:jc w:val="center"/>
+                              <w:rPr>
+                                <w:rFonts w:ascii="Frutiger LT Arabic 45 Light" w:eastAsia="Times New Roman" w:hAnsi="Frutiger LT Arabic 45 Light" w:cs="Frutiger LT Arabic 45 Light"/>
+                                <w:color w:val="156082" w:themeColor="accent1"/>
+                                <w:kern w:val="0"/>
+                                <w:sz w:val="28"/>
+                                <w:szCs w:val="28"/>
+                                <w14:ligatures w14:val="none"/>
+                              </w:rPr>
+                            </w:pPr>
+                            <w:r>
+                              <w:rPr>
+                                <w:rFonts w:ascii="Frutiger LT Arabic 45 Light" w:eastAsia="Times New Roman" w:hAnsi="Frutiger LT Arabic 45 Light" w:cs="Frutiger LT Arabic 45 Light"/>
+                                <w:color w:val="156082" w:themeColor="accent1"/>
+                                <w:kern w:val="0"/>
+                                <w:sz w:val="28"/>
+                                <w:szCs w:val="28"/>
+                                <w14:ligatures w14:val="none"/>
+                              </w:rPr>
+                              <w:t>للمحاضرة</w:t>
+                            </w:r>
+                            <w:r>
+                              <w:rPr>
+                                <w:rFonts w:ascii="Frutiger LT Arabic 45 Light" w:eastAsia="Times New Roman" w:hAnsi="Frutiger LT Arabic 45 Light" w:cs="Frutiger LT Arabic 45 Light" w:hint="cs"/>
+                                <w:color w:val="156082" w:themeColor="accent1"/>
+                                <w:kern w:val="0"/>
+                                <w:sz w:val="28"/>
+                                <w:szCs w:val="28"/>
+                                <w:rtl/>
+                                <w14:ligatures w14:val="none"/>
+                              </w:rPr>
+                              <w:t>/</w:t>
+                            </w:r>
+                            <w:r>
+                              <w:rPr>
+                                <w:rFonts w:ascii="Frutiger LT Arabic 45 Light" w:eastAsia="Times New Roman" w:hAnsi="Frutiger LT Arabic 45 Light" w:cs="Frutiger LT Arabic 45 Light" w:hint="cs"/>
+                                <w:color w:val="156082" w:themeColor="accent1"/>
+                                <w:kern w:val="0"/>
+                                <w:sz w:val="28"/>
+                                <w:szCs w:val="28"/>
+                                <w:rtl/>
+                                <w14:ligatures w14:val="none"/>
+                              </w:rPr>
+                              <w:t xml:space="preserve"> </w:t>
+                            </w:r>
+                            <w:r>
+                              <w:rPr>
+                                <w:rFonts w:ascii="Frutiger LT Arabic 45 Light" w:eastAsia="Times New Roman" w:hAnsi="Frutiger LT Arabic 45 Light" w:cs="Frutiger LT Arabic 45 Light"/>
+                                <w:color w:val="156082" w:themeColor="accent1"/>
+                                <w:kern w:val="0"/>
+                                <w:sz w:val="28"/>
+                                <w:szCs w:val="28"/>
+                                <w14:ligatures w14:val="none"/>
+                              </w:rPr>
+                              <w:t>هدى بنت دخيل الجهني</w:t>
+                            </w:r>
+                            <w:r>
+                              <w:rPr>
+                                <w:rFonts w:ascii="Frutiger LT Arabic 45 Light" w:eastAsia="Times New Roman" w:hAnsi="Frutiger LT Arabic 45 Light" w:cs="Frutiger LT Arabic 45 Light"/>
+                                <w:color w:val="156082" w:themeColor="accent1"/>
+                                <w:kern w:val="0"/>
+                                <w:sz w:val="28"/>
+                                <w:szCs w:val="28"/>
+                                <w14:ligatures w14:val="none"/>
+                              </w:rPr>
+                              <w:t xml:space="preserve"> </w:t>
+                            </w:r>
+                          </w:p>
+                          <w:p>
+                            <w:pPr>
+                              <w:bidi/>
+                              <w:spacing w:after="0" w:line="240" w:lineRule="auto"/>
+                              <w:jc w:val="center"/>
+                              <w:rPr>
+                                <w:rFonts w:ascii="Frutiger LT Arabic 45 Light" w:eastAsia="Times New Roman" w:hAnsi="Frutiger LT Arabic 45 Light" w:cs="Frutiger LT Arabic 45 Light"/>
+                                <w:color w:val="156082" w:themeColor="accent1"/>
+                                <w:kern w:val="0"/>
+                                <w:sz w:val="28"/>
+                                <w:szCs w:val="28"/>
+                                <w14:ligatures w14:val="none"/>
+                              </w:rPr>
+                            </w:pPr>
+                            <w:r>
+                              <w:rPr>
+                                <w:rFonts w:ascii="Frutiger LT Arabic 45 Light" w:eastAsia="Times New Roman" w:hAnsi="Frutiger LT Arabic 45 Light" w:cs="Frutiger LT Arabic 45 Light"/>
+                                <w:color w:val="156082" w:themeColor="accent1"/>
+                                <w:kern w:val="0"/>
+                                <w:sz w:val="28"/>
+                                <w:szCs w:val="28"/>
+                                <w:rtl/>
+                                <w14:ligatures w14:val="none"/>
+                              </w:rPr>
+                              <w:t>على جهودها المميزة ومساهمتها الفاعلة في أعمال</w:t>
+                            </w:r>
+                            <w:r>
+                              <w:rPr>
+                                <w:rFonts w:ascii="Frutiger LT Arabic 45 Light" w:eastAsia="Times New Roman" w:hAnsi="Frutiger LT Arabic 45 Light" w:cs="Frutiger LT Arabic 45 Light" w:hint="cs"/>
+                                <w:color w:val="156082" w:themeColor="accent1"/>
+                                <w:kern w:val="0"/>
+                                <w:sz w:val="28"/>
+                                <w:szCs w:val="28"/>
+                                <w:rtl/>
+                                <w14:ligatures w14:val="none"/>
+                              </w:rPr>
+                              <w:t xml:space="preserve"> </w:t>
+                            </w:r>
+                            <w:r>
+                              <w:rPr>
+                                <w:rFonts w:ascii="Frutiger LT Arabic 45 Light" w:eastAsia="Times New Roman" w:hAnsi="Frutiger LT Arabic 45 Light" w:cs="Frutiger LT Arabic 45 Light"/>
+                                <w:color w:val="156082" w:themeColor="accent1"/>
+                                <w:kern w:val="0"/>
+                                <w:sz w:val="28"/>
+                                <w:szCs w:val="28"/>
+                                <w14:ligatures w14:val="none"/>
+                              </w:rPr>
+                              <w:t>منسقة الإرشاد الأكاديمي</w:t>
+                            </w:r>
+                            <w:r>
+                              <w:rPr>
+                                <w:rFonts w:ascii="Frutiger LT Arabic 45 Light" w:eastAsia="Times New Roman" w:hAnsi="Frutiger LT Arabic 45 Light" w:cs="Frutiger LT Arabic 45 Light" w:hint="cs"/>
+                                <w:color w:val="156082" w:themeColor="accent1"/>
+                                <w:kern w:val="0"/>
+                                <w:sz w:val="28"/>
+                                <w:szCs w:val="28"/>
+                                <w:rtl/>
+                                <w14:ligatures w14:val="none"/>
+                              </w:rPr>
+                              <w:t xml:space="preserve"> </w:t>
+                            </w:r>
+                            <w:r>
+                              <w:rPr>
+                                <w:rFonts w:ascii="Frutiger LT Arabic 45 Light" w:eastAsia="Times New Roman" w:hAnsi="Frutiger LT Arabic 45 Light" w:cs="Frutiger LT Arabic 45 Light" w:hint="cs"/>
+                                <w:color w:val="156082" w:themeColor="accent1"/>
+                                <w:kern w:val="0"/>
+                                <w:sz w:val="28"/>
+                                <w:szCs w:val="28"/>
+                                <w:rtl/>
+                                <w14:ligatures w14:val="none"/>
+                              </w:rPr>
+                              <w:t>ب</w:t>
+                            </w:r>
+                            <w:r>
+                              <w:rPr>
+                                <w:rFonts w:ascii="Frutiger LT Arabic 45 Light" w:eastAsia="Times New Roman" w:hAnsi="Frutiger LT Arabic 45 Light" w:cs="Frutiger LT Arabic 45 Light" w:hint="cs"/>
+                                <w:color w:val="156082" w:themeColor="accent1"/>
+                                <w:kern w:val="0"/>
+                                <w:sz w:val="28"/>
+                                <w:szCs w:val="28"/>
+                                <w:rtl/>
+                                <w14:ligatures w14:val="none"/>
+                              </w:rPr>
+                              <w:t>كلية الحوسبة</w:t>
+                            </w:r>
+                            <w:r>
+                              <w:rPr>
+                                <w:rFonts w:ascii="Frutiger LT Arabic 45 Light" w:eastAsia="Times New Roman" w:hAnsi="Frutiger LT Arabic 45 Light" w:cs="Frutiger LT Arabic 45 Light" w:hint="cs"/>
+                                <w:color w:val="156082" w:themeColor="accent1"/>
+                                <w:kern w:val="0"/>
+                                <w:sz w:val="28"/>
+                                <w:szCs w:val="28"/>
+                                <w:rtl/>
+                                <w14:ligatures w14:val="none"/>
+                              </w:rPr>
+                              <w:t xml:space="preserve"> </w:t>
+                            </w:r>
+                            <w:r>
+                              <w:rPr>
+                                <w:rFonts w:ascii="Frutiger LT Arabic 45 Light" w:eastAsia="Times New Roman" w:hAnsi="Frutiger LT Arabic 45 Light" w:cs="Frutiger LT Arabic 45 Light" w:hint="cs"/>
+                                <w:color w:val="156082" w:themeColor="accent1"/>
+                                <w:kern w:val="0"/>
+                                <w:sz w:val="28"/>
+                                <w:szCs w:val="28"/>
+                                <w:rtl/>
+                                <w14:ligatures w14:val="none"/>
+                              </w:rPr>
+                              <w:t xml:space="preserve">والمعلوماتية </w:t>
+                            </w:r>
+                            <w:r>
+                              <w:rPr>
+                                <w:rFonts w:ascii="Frutiger LT Arabic 45 Light" w:eastAsia="Times New Roman" w:hAnsi="Frutiger LT Arabic 45 Light" w:cs="Frutiger LT Arabic 45 Light" w:hint="cs"/>
+                                <w:color w:val="156082" w:themeColor="accent1"/>
+                                <w:kern w:val="0"/>
+                                <w:sz w:val="28"/>
+                                <w:szCs w:val="28"/>
+                                <w:rtl/>
+                                <w14:ligatures w14:val="none"/>
+                              </w:rPr>
+                              <w:t>خلال العام الجامعي ١٤٤٧ هـ</w:t>
+                            </w:r>
+                          </w:p>
+                          <w:p>
+                            <w:pPr>
+                              <w:bidi/>
+                              <w:spacing w:after="0" w:line="240" w:lineRule="auto"/>
+                              <w:jc w:val="center"/>
+                              <w:rPr>
+                                <w:rFonts w:ascii="Frutiger LT Arabic 45 Light" w:eastAsia="Times New Roman" w:hAnsi="Frutiger LT Arabic 45 Light" w:cs="Frutiger LT Arabic 45 Light"/>
+                                <w:color w:val="156082" w:themeColor="accent1"/>
+                                <w:kern w:val="0"/>
+                                <w:sz w:val="28"/>
+                                <w:szCs w:val="28"/>
+                                <w:rtl/>
+                                <w14:ligatures w14:val="none"/>
+                              </w:rPr>
+                            </w:pPr>
+                          </w:p>
+                          <w:p>
+                            <w:pPr>
+                              <w:bidi/>
+                              <w:spacing w:after="0" w:line="240" w:lineRule="auto"/>
+                              <w:jc w:val="center"/>
+                              <w:rPr>
+                                <w:rFonts w:ascii="Frutiger LT Arabic 45 Light" w:eastAsia="Times New Roman" w:hAnsi="Frutiger LT Arabic 45 Light" w:cs="Frutiger LT Arabic 45 Light"/>
+                                <w:color w:val="156082" w:themeColor="accent1"/>
+                                <w:kern w:val="0"/>
+                                <w:sz w:val="28"/>
+                                <w:szCs w:val="28"/>
+                                <w14:ligatures w14:val="none"/>
+                              </w:rPr>
+                            </w:pPr>
+                            <w:r>
+                              <w:rPr>
+                                <w:rFonts w:ascii="Frutiger LT Arabic 45 Light" w:eastAsia="Times New Roman" w:hAnsi="Frutiger LT Arabic 45 Light" w:cs="Frutiger LT Arabic 45 Light" w:hint="cs"/>
+                                <w:color w:val="156082" w:themeColor="accent1"/>
+                                <w:kern w:val="0"/>
+                                <w:sz w:val="28"/>
+                                <w:szCs w:val="28"/>
+                                <w:rtl/>
+                                <w14:ligatures w14:val="none"/>
+                              </w:rPr>
+                              <w:t>سائلين المولى لها مزِيدًا من النجاح والتقدم</w:t>
+                            </w:r>
+                          </w:p>
+                        </w:txbxContent>
+                      </wps:txbx>
+                      <wps:bodyPr rot="0" spcFirstLastPara="0" vertOverflow="overflow" horzOverflow="overflow" vert="horz" wrap="square" lIns="91440" tIns="45720" rIns="91440" bIns="45720" numCol="1" spcCol="0" rtlCol="1" fromWordArt="0" anchor="t" anchorCtr="0" forceAA="0" compatLnSpc="1">
+                        <a:prstTxWarp prst="textNoShape">
+                          <a:avLst/>
+                        </a:prstTxWarp>
+                        <a:noAutofit/>
+                      </wps:bodyPr>
+                    </wps:wsp>
+                  </a:graphicData>
+                </a:graphic>
+                <wp14:sizeRelH relativeFrom="margin">
+                  <wp14:pctWidth>0</wp14:pctWidth>
+                </wp14:sizeRelH>
+                <wp14:sizeRelV relativeFrom="margin">
+                  <wp14:pctHeight>0</wp14:pctHeight>
+                </wp14:sizeRelV>
+              </wp:anchor>
+            </w:drawing>
+          </mc:Choice>
+          <mc:Fallback>
+            <w:pict>
+              <v:shapetype w14:anchorId="4BEF5500" id="_x0000_t202" coordsize="21600,21600" o:spt="202" path="m,l,21600r21600,l21600,xe">
+                <v:stroke joinstyle="miter"/>
+                <v:path gradientshapeok="t" o:connecttype="rect"/>
+              </v:shapetype>
+              <v:shape id="Text Box 1" o:spid="_x0000_s1026" type="#_x0000_t202" style="position:absolute;left:0;text-align:left;margin-left:358.75pt;margin-top:179.75pt;width:373.6pt;height:249.5pt;z-index:251664384;visibility:visible;mso-wrap-style:square;mso-width-percent:0;mso-height-percent:0;mso-wrap-distance-left:9pt;mso-wrap-distance-top:0;mso-wrap-distance-right:9pt;mso-wrap-distance-bottom:0;mso-position-horizontal:absolute;mso-position-horizontal-relative:margin;mso-position-vertical:absolute;mso-position-vertical-relative:text;mso-width-percent:0;mso-height-percent:0;mso-width-relative:margin;mso-height-relative:margin;v-text-anchor:top" o:gfxdata="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" filled="f" stroked="f" strokeweight=".5pt">
+                <v:textbox>
+                  <w:txbxContent>
+                    <w:p>
+                      <w:pPr>
+                        <w:spacing w:after="0" w:line="240" w:lineRule="auto"/>
+                        <w:jc w:val="center"/>
+                        <w:rPr>
+                          <w:rFonts w:ascii="Frutiger LT Arabic 45 Light" w:eastAsia="Times New Roman" w:hAnsi="Frutiger LT Arabic 45 Light" w:cs="Frutiger LT Arabic 45 Light"/>
+                          <w:color w:val="156082" w:themeColor="accent1"/>
+                          <w:kern w:val="0"/>
+                          <w:sz w:val="28"/>
+                          <w:szCs w:val="28"/>
+                          <w:rtl/>
+                          <w14:ligatures w14:val="none"/>
+                        </w:rPr>
+                      </w:pPr>
+                      <w:r>
+                        <w:rPr>
+                          <w:rFonts w:ascii="Frutiger LT Arabic 45 Light" w:eastAsia="Times New Roman" w:hAnsi="Frutiger LT Arabic 45 Light" w:cs="Frutiger LT Arabic 45 Light" w:hint="cs"/>
+                          <w:color w:val="156082" w:themeColor="accent1"/>
+                          <w:kern w:val="0"/>
+                          <w:sz w:val="28"/>
+                          <w:szCs w:val="28"/>
+                          <w:rtl/>
+                          <w14:ligatures w14:val="none"/>
+                        </w:rPr>
+                        <w:t>يسر كلية الحوسبة والمعلوماتية بالجامعة السعودية ال</w:t>
+                      </w:r>
+                      <w:r>
+                        <w:rPr>
+                          <w:rFonts w:ascii="Frutiger LT Arabic 45 Light" w:eastAsia="Times New Roman" w:hAnsi="Frutiger LT Arabic 45 Light" w:cs="Frutiger LT Arabic 45 Light" w:hint="cs"/>
+                          <w:color w:val="156082" w:themeColor="accent1"/>
+                          <w:kern w:val="0"/>
+                          <w:sz w:val="28"/>
+                          <w:szCs w:val="28"/>
+                          <w:rtl/>
+                          <w14:ligatures w14:val="none"/>
+                        </w:rPr>
+                        <w:t>إ</w:t>
+                      </w:r>
+                      <w:r>
+                        <w:rPr>
+                          <w:rFonts w:ascii="Frutiger LT Arabic 45 Light" w:eastAsia="Times New Roman" w:hAnsi="Frutiger LT Arabic 45 Light" w:cs="Frutiger LT Arabic 45 Light" w:hint="cs"/>
+                          <w:color w:val="156082" w:themeColor="accent1"/>
+                          <w:kern w:val="0"/>
+                          <w:sz w:val="28"/>
+                          <w:szCs w:val="28"/>
+                          <w:rtl/>
+                          <w14:ligatures w14:val="none"/>
+                        </w:rPr>
+                        <w:t>لكترونية</w:t>
+                      </w:r>
+                    </w:p>
+                    <w:p>
+                      <w:pPr>
+                        <w:spacing w:after="0" w:line="240" w:lineRule="auto"/>
+                        <w:jc w:val="center"/>
+                        <w:rPr>
+                          <w:rFonts w:ascii="Frutiger LT Arabic 45 Light" w:eastAsia="Times New Roman" w:hAnsi="Frutiger LT Arabic 45 Light" w:cs="Frutiger LT Arabic 45 Light"/>
+                          <w:color w:val="156082" w:themeColor="accent1"/>
+                          <w:kern w:val="0"/>
+                          <w:sz w:val="28"/>
+                          <w:szCs w:val="28"/>
+                          <w:rtl/>
+                          <w14:ligatures w14:val="none"/>
+                        </w:rPr>
+                      </w:pPr>
+                      <w:r>
+                        <w:rPr>
+                          <w:rFonts w:ascii="Frutiger LT Arabic 45 Light" w:eastAsia="Times New Roman" w:hAnsi="Frutiger LT Arabic 45 Light" w:cs="Frutiger LT Arabic 45 Light" w:hint="cs"/>
+                          <w:color w:val="156082" w:themeColor="accent1"/>
+                          <w:kern w:val="0"/>
+                          <w:sz w:val="28"/>
+                          <w:szCs w:val="28"/>
+                          <w:rtl/>
+                          <w14:ligatures w14:val="none"/>
+                        </w:rPr>
+                        <w:t>أن تتقدم بوافر الشكر والتقدير</w:t>
+                      </w:r>
+                    </w:p>
+                    <w:p>
+                      <w:pPr>
+                        <w:bidi/>
+                        <w:spacing w:after="0" w:line="240" w:lineRule="auto"/>
+                        <w:jc w:val="center"/>
+                        <w:rPr>
+                          <w:rFonts w:ascii="Frutiger LT Arabic 45 Light" w:eastAsia="Times New Roman" w:hAnsi="Frutiger LT Arabic 45 Light" w:cs="Frutiger LT Arabic 45 Light"/>
+                          <w:color w:val="156082" w:themeColor="accent1"/>
+                          <w:kern w:val="0"/>
+                          <w:sz w:val="28"/>
+                          <w:szCs w:val="28"/>
+                          <w14:ligatures w14:val="none"/>
+                        </w:rPr>
+                      </w:pPr>
+                      <w:r>
+                        <w:rPr>
+                          <w:rFonts w:ascii="Frutiger LT Arabic 45 Light" w:eastAsia="Times New Roman" w:hAnsi="Frutiger LT Arabic 45 Light" w:cs="Frutiger LT Arabic 45 Light"/>
+                          <w:color w:val="156082" w:themeColor="accent1"/>
+                          <w:kern w:val="0"/>
+                          <w:sz w:val="28"/>
+                          <w:szCs w:val="28"/>
+                          <w14:ligatures w14:val="none"/>
+                        </w:rPr>
+                        <w:t>للمحاضرة</w:t>
+                      </w:r>
+                      <w:r>
+                        <w:rPr>
+                          <w:rFonts w:ascii="Frutiger LT Arabic 45 Light" w:eastAsia="Times New Roman" w:hAnsi="Frutiger LT Arabic 45 Light" w:cs="Frutiger LT Arabic 45 Light" w:hint="cs"/>
+                          <w:color w:val="156082" w:themeColor="accent1"/>
+                          <w:kern w:val="0"/>
+                          <w:sz w:val="28"/>
+                          <w:szCs w:val="28"/>
+                          <w:rtl/>
+                          <w14:ligatures w14:val="none"/>
+                        </w:rPr>
+                        <w:t>/</w:t>
+                      </w:r>
+                      <w:r>
+                        <w:rPr>
+                          <w:rFonts w:ascii="Frutiger LT Arabic 45 Light" w:eastAsia="Times New Roman" w:hAnsi="Frutiger LT Arabic 45 Light" w:cs="Frutiger LT Arabic 45 Light" w:hint="cs"/>
+                          <w:color w:val="156082" w:themeColor="accent1"/>
+                          <w:kern w:val="0"/>
+                          <w:sz w:val="28"/>
+                          <w:szCs w:val="28"/>
+                          <w:rtl/>
+                          <w14:ligatures w14:val="none"/>
+                        </w:rPr>
+                        <w:t xml:space="preserve"> </w:t>
+                      </w:r>
+                      <w:r>
+                        <w:rPr>
+                          <w:rFonts w:ascii="Frutiger LT Arabic 45 Light" w:eastAsia="Times New Roman" w:hAnsi="Frutiger LT Arabic 45 Light" w:cs="Frutiger LT Arabic 45 Light"/>
+                          <w:color w:val="156082" w:themeColor="accent1"/>
+                          <w:kern w:val="0"/>
+                          <w:sz w:val="28"/>
+                          <w:szCs w:val="28"/>
+                          <w14:ligatures w14:val="none"/>
+                        </w:rPr>
+                        <w:t>هدى بنت دخيل الجهني</w:t>
+                      </w:r>
+                      <w:r>
+                        <w:rPr>
+                          <w:rFonts w:ascii="Frutiger LT Arabic 45 Light" w:eastAsia="Times New Roman" w:hAnsi="Frutiger LT Arabic 45 Light" w:cs="Frutiger LT Arabic 45 Light"/>
+                          <w:color w:val="156082" w:themeColor="accent1"/>
+                          <w:kern w:val="0"/>
+                          <w:sz w:val="28"/>
+                          <w:szCs w:val="28"/>
+                          <w14:ligatures w14:val="none"/>
+                        </w:rPr>
+                        <w:t xml:space="preserve"> </w:t>
+                      </w:r>
+                    </w:p>
+                    <w:p>
+                      <w:pPr>
+                        <w:bidi/>
+                        <w:spacing w:after="0" w:line="240" w:lineRule="auto"/>
+                        <w:jc w:val="center"/>
+                        <w:rPr>
+                          <w:rFonts w:ascii="Frutiger LT Arabic 45 Light" w:eastAsia="Times New Roman" w:hAnsi="Frutiger LT Arabic 45 Light" w:cs="Frutiger LT Arabic 45 Light"/>
+                          <w:color w:val="156082" w:themeColor="accent1"/>
+                          <w:kern w:val="0"/>
+                          <w:sz w:val="28"/>
+                          <w:szCs w:val="28"/>
+                          <w14:ligatures w14:val="none"/>
+                        </w:rPr>
+                      </w:pPr>
+                      <w:r>
+                        <w:rPr>
+                          <w:rFonts w:ascii="Frutiger LT Arabic 45 Light" w:eastAsia="Times New Roman" w:hAnsi="Frutiger LT Arabic 45 Light" w:cs="Frutiger LT Arabic 45 Light"/>
+                          <w:color w:val="156082" w:themeColor="accent1"/>
+                          <w:kern w:val="0"/>
+                          <w:sz w:val="28"/>
+                          <w:szCs w:val="28"/>
+                          <w:rtl/>
+                          <w14:ligatures w14:val="none"/>
+                        </w:rPr>
+                        <w:t>على جهودها المميزة ومساهمتها الفاعلة في أعمال</w:t>
+                      </w:r>
+                      <w:r>
+                        <w:rPr>
+                          <w:rFonts w:ascii="Frutiger LT Arabic 45 Light" w:eastAsia="Times New Roman" w:hAnsi="Frutiger LT Arabic 45 Light" w:cs="Frutiger LT Arabic 45 Light" w:hint="cs"/>
+                          <w:color w:val="156082" w:themeColor="accent1"/>
+                          <w:kern w:val="0"/>
+                          <w:sz w:val="28"/>
+                          <w:szCs w:val="28"/>
+                          <w:rtl/>
+                          <w14:ligatures w14:val="none"/>
+                        </w:rPr>
+                        <w:t xml:space="preserve"> </w:t>
+                      </w:r>
+                      <w:r>
+                        <w:rPr>
+                          <w:rFonts w:ascii="Frutiger LT Arabic 45 Light" w:eastAsia="Times New Roman" w:hAnsi="Frutiger LT Arabic 45 Light" w:cs="Frutiger LT Arabic 45 Light"/>
+                          <w:color w:val="156082" w:themeColor="accent1"/>
+                          <w:kern w:val="0"/>
+                          <w:sz w:val="28"/>
+                          <w:szCs w:val="28"/>
+                          <w14:ligatures w14:val="none"/>
+                        </w:rPr>
+                        <w:t>منسقة الإرشاد الأكاديمي</w:t>
+                      </w:r>
+                      <w:r>
+                        <w:rPr>
+                          <w:rFonts w:ascii="Frutiger LT Arabic 45 Light" w:eastAsia="Times New Roman" w:hAnsi="Frutiger LT Arabic 45 Light" w:cs="Frutiger LT Arabic 45 Light" w:hint="cs"/>
+                          <w:color w:val="156082" w:themeColor="accent1"/>
+                          <w:kern w:val="0"/>
+                          <w:sz w:val="28"/>
+                          <w:szCs w:val="28"/>
+                          <w:rtl/>
+                          <w14:ligatures w14:val="none"/>
+                        </w:rPr>
+                        <w:t xml:space="preserve"> </w:t>
+                      </w:r>
+                      <w:r>
+                        <w:rPr>
+                          <w:rFonts w:ascii="Frutiger LT Arabic 45 Light" w:eastAsia="Times New Roman" w:hAnsi="Frutiger LT Arabic 45 Light" w:cs="Frutiger LT Arabic 45 Light" w:hint="cs"/>
+                          <w:color w:val="156082" w:themeColor="accent1"/>
+                          <w:kern w:val="0"/>
+                          <w:sz w:val="28"/>
+                          <w:szCs w:val="28"/>
+                          <w:rtl/>
+                          <w14:ligatures w14:val="none"/>
+                        </w:rPr>
+                        <w:t>ب</w:t>
+                      </w:r>
+                      <w:r>
+                        <w:rPr>
+                          <w:rFonts w:ascii="Frutiger LT Arabic 45 Light" w:eastAsia="Times New Roman" w:hAnsi="Frutiger LT Arabic 45 Light" w:cs="Frutiger LT Arabic 45 Light" w:hint="cs"/>
+                          <w:color w:val="156082" w:themeColor="accent1"/>
+                          <w:kern w:val="0"/>
+                          <w:sz w:val="28"/>
+                          <w:szCs w:val="28"/>
+                          <w:rtl/>
+                          <w14:ligatures w14:val="none"/>
+                        </w:rPr>
+                        <w:t>كلية الحوسبة</w:t>
+                      </w:r>
+                      <w:r>
+                        <w:rPr>
+                          <w:rFonts w:ascii="Frutiger LT Arabic 45 Light" w:eastAsia="Times New Roman" w:hAnsi="Frutiger LT Arabic 45 Light" w:cs="Frutiger LT Arabic 45 Light" w:hint="cs"/>
+                          <w:color w:val="156082" w:themeColor="accent1"/>
+                          <w:kern w:val="0"/>
+                          <w:sz w:val="28"/>
+                          <w:szCs w:val="28"/>
+                          <w:rtl/>
+                          <w14:ligatures w14:val="none"/>
+                        </w:rPr>
+                        <w:t xml:space="preserve"> </w:t>
+                      </w:r>
+                      <w:r>
+                        <w:rPr>
+                          <w:rFonts w:ascii="Frutiger LT Arabic 45 Light" w:eastAsia="Times New Roman" w:hAnsi="Frutiger LT Arabic 45 Light" w:cs="Frutiger LT Arabic 45 Light" w:hint="cs"/>
+                          <w:color w:val="156082" w:themeColor="accent1"/>
+                          <w:kern w:val="0"/>
+                          <w:sz w:val="28"/>
+                          <w:szCs w:val="28"/>
+                          <w:rtl/>
+                          <w14:ligatures w14:val="none"/>
+                        </w:rPr>
+                        <w:t xml:space="preserve">والمعلوماتية </w:t>
+                      </w:r>
+                      <w:r>
+                        <w:rPr>
+                          <w:rFonts w:ascii="Frutiger LT Arabic 45 Light" w:eastAsia="Times New Roman" w:hAnsi="Frutiger LT Arabic 45 Light" w:cs="Frutiger LT Arabic 45 Light" w:hint="cs"/>
+                          <w:color w:val="156082" w:themeColor="accent1"/>
+                          <w:kern w:val="0"/>
+                          <w:sz w:val="28"/>
+                          <w:szCs w:val="28"/>
+                          <w:rtl/>
+                          <w14:ligatures w14:val="none"/>
+                        </w:rPr>
+                        <w:t>خلال العام الجامعي ١٤٤٧ هـ</w:t>
+                      </w:r>
+                    </w:p>
+                    <w:p>
+                      <w:pPr>
+                        <w:bidi/>
+                        <w:spacing w:after="0" w:line="240" w:lineRule="auto"/>
+                        <w:jc w:val="center"/>
+                        <w:rPr>
+                          <w:rFonts w:ascii="Frutiger LT Arabic 45 Light" w:eastAsia="Times New Roman" w:hAnsi="Frutiger LT Arabic 45 Light" w:cs="Frutiger LT Arabic 45 Light"/>
+                          <w:color w:val="156082" w:themeColor="accent1"/>
+                          <w:kern w:val="0"/>
+                          <w:sz w:val="28"/>
+                          <w:szCs w:val="28"/>
+                          <w:rtl/>
+                          <w14:ligatures w14:val="none"/>
+                        </w:rPr>
+                      </w:pPr>
+                    </w:p>
+                    <w:p>
+                      <w:pPr>
+                        <w:bidi/>
+                        <w:spacing w:after="0" w:line="240" w:lineRule="auto"/>
+                        <w:jc w:val="center"/>
+                        <w:rPr>
+                          <w:rFonts w:ascii="Frutiger LT Arabic 45 Light" w:eastAsia="Times New Roman" w:hAnsi="Frutiger LT Arabic 45 Light" w:cs="Frutiger LT Arabic 45 Light"/>
+                          <w:color w:val="156082" w:themeColor="accent1"/>
+                          <w:kern w:val="0"/>
+                          <w:sz w:val="28"/>
+                          <w:szCs w:val="28"/>
+                          <w14:ligatures w14:val="none"/>
+                        </w:rPr>
+                      </w:pPr>
+                      <w:r>
+                        <w:rPr>
+                          <w:rFonts w:ascii="Frutiger LT Arabic 45 Light" w:eastAsia="Times New Roman" w:hAnsi="Frutiger LT Arabic 45 Light" w:cs="Frutiger LT Arabic 45 Light" w:hint="cs"/>
+                          <w:color w:val="156082" w:themeColor="accent1"/>
+                          <w:kern w:val="0"/>
+                          <w:sz w:val="28"/>
+                          <w:szCs w:val="28"/>
+                          <w:rtl/>
+                          <w14:ligatures w14:val="none"/>
+                        </w:rPr>
+                        <w:t>سائلين المولى لها مزِيدًا من النجاح والتقدم</w:t>
+                      </w:r>
+                    </w:p>
+                  </w:txbxContent>
+                </v:textbox>
+                <w10:wrap anchorx="margin"/>
+              </v:shape>
+            </w:pict>
+          </mc:Fallback>
+        </mc:AlternateContent>
+      </w:r>
+      <w:r>
+        <w:rPr>
+          <w:noProof/>
+        </w:rPr>
+        <mc:AlternateContent>
+          <mc:Choice Requires="wps">
+            <w:drawing>
+              <wp:anchor distT="0" distB="0" distL="114300" distR="114300" simplePos="0" relativeHeight="251666432" behindDoc="0" locked="0" layoutInCell="1" allowOverlap="1" wp14:anchorId="2D96A977" wp14:editId="323C0C5C">
                 <wp:simplePos x="0" y="0"/>
                 <wp:positionH relativeFrom="margin">
                   <wp:posOffset>-405114</wp:posOffset>
@@ -128,7 +834,51 @@
                                 <w:szCs w:val="28"/>
                                 <w14:ligatures w14:val="none"/>
                               </w:rPr>
-                              <w:t xml:space="preserve">for her outstanding efforts in her role as </w:t>
+                              <w:t>for her outstanding efforts in her role as</w:t>
+                            </w:r>
+                            <w:r>
+                              <w:rPr>
+                                <w:rFonts w:ascii="Frutiger LT Arabic 45 Light" w:eastAsia="Times New Roman" w:hAnsi="Frutiger LT Arabic 45 Light" w:cs="Frutiger LT Arabic 45 Light"/>
+                                <w:color w:val="002060"/>
+                                <w:kern w:val="0"/>
+                                <w:sz w:val="28"/>
+                                <w:szCs w:val="28"/>
+                                <w14:ligatures w14:val="none"/>
+                              </w:rPr>
+                              <w:t xml:space="preserve"> </w:t>
+                            </w:r>
+                            <w:r>
+                              <w:rPr>
+                                <w:rFonts w:ascii="Frutiger LT Arabic 45 Light" w:eastAsia="Times New Roman" w:hAnsi="Frutiger LT Arabic 45 Light" w:cs="Frutiger LT Arabic 45 Light"/>
+                                <w:color w:val="002060"/>
+                                <w:kern w:val="0"/>
+                                <w:sz w:val="28"/>
+                                <w:szCs w:val="28"/>
+                                <w14:ligatures w14:val="none"/>
+                              </w:rPr>
+                              <w:t>a member of</w:t>
+                            </w:r>
+                            <w:r>
+                              <w:rPr>
+                                <w:rFonts w:ascii="Frutiger LT Arabic 45 Light" w:eastAsia="Times New Roman" w:hAnsi="Frutiger LT Arabic 45 Light" w:cs="Frutiger LT Arabic 45 Light"/>
+                                <w:color w:val="002060"/>
+                                <w:kern w:val="0"/>
+                                <w:sz w:val="28"/>
+                                <w:szCs w:val="28"/>
+                                <w14:ligatures w14:val="none"/>
+                              </w:rPr>
+                              <w:t xml:space="preserve"> the</w:t>
+                            </w:r>
+                            <w:r>
+                              <w:rPr>
+                                <w:rFonts w:ascii="Frutiger LT Arabic 45 Light" w:eastAsia="Times New Roman" w:hAnsi="Frutiger LT Arabic 45 Light" w:cs="Frutiger LT Arabic 45 Light"/>
+                                <w:color w:val="002060"/>
+                                <w:kern w:val="0"/>
+                                <w:sz w:val="28"/>
+                                <w:szCs w:val="28"/>
+                                <w14:ligatures w14:val="none"/>
+                              </w:rPr>
+                              <w:t xml:space="preserve"> </w:t>
                             </w:r>
                             <w:r>
                               <w:rPr>
@@ -199,11 +949,7 @@
           </mc:Choice>
           <mc:Fallback>
             <w:pict>
-              <v:shapetype w14:anchorId="2D96A977" id="_x0000_t202" coordsize="21600,21600" o:spt="202" path="m,l,21600r21600,l21600,xe">
-                <v:stroke joinstyle="miter"/>
-                <v:path gradientshapeok="t" o:connecttype="rect"/>
-              </v:shapetype>
-              <v:shape id="Text Box 1" o:spid="_x0000_s1026" type="#_x0000_t202" style="position:absolute;left:0;text-align:left;margin-left:-31.9pt;margin-top:180.2pt;width:384.6pt;height:249.5pt;z-index:251666432;visibility:visible;mso-wrap-style:square;mso-width-percent:0;mso-height-percent:0;mso-wrap-distance-left:9pt;mso-wrap-distance-top:0;mso-wrap-distance-right:9pt;mso-wrap-distance-bottom:0;mso-position-horizontal:absolute;mso-position-horizontal-relative:margin;mso-position-vertical:absolute;mso-position-vertical-relative:text;mso-width-percent:0;mso-height-percent:0;mso-width-relative:margin;mso-height-relative:margin;v-text-anchor:top" o:gfxdata="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" filled="f" stroked="f" strokeweight=".5pt">
+              <v:shape w14:anchorId="2D96A977" id="_x0000_s1027" type="#_x0000_t202" style="position:absolute;left:0;text-align:left;margin-left:-31.9pt;margin-top:180.2pt;width:384.6pt;height:249.5pt;z-index:251666432;visibility:visible;mso-wrap-style:square;mso-width-percent:0;mso-height-percent:0;mso-wrap-distance-left:9pt;mso-wrap-distance-top:0;mso-wrap-distance-right:9pt;mso-wrap-distance-bottom:0;mso-position-horizontal:absolute;mso-position-horizontal-relative:margin;mso-position-vertical:absolute;mso-position-vertical-relative:text;mso-width-percent:0;mso-height-percent:0;mso-width-relative:margin;mso-height-relative:margin;v-text-anchor:top" o:gfxdata="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" filled="f" stroked="f" strokeweight=".5pt">
                 <v:textbox>
                   <w:txbxContent>
                     <w:p>
@@ -287,7 +1033,7 @@
                           <w:szCs w:val="28"/>
                           <w14:ligatures w14:val="none"/>
                         </w:rPr>
-                        <w:t xml:space="preserve">for her outstanding efforts in her role as </w:t>
+                        <w:t>for her outstanding efforts in her role as</w:t>
                       </w:r>
                       <w:r>
                         <w:rPr>
@@ -298,7 +1044,7 @@
                           <w:szCs w:val="28"/>
                           <w14:ligatures w14:val="none"/>
                         </w:rPr>
-                        <w:t>Academic Advising Coordinator</w:t>
+                        <w:t xml:space="preserve"> </w:t>
                       </w:r>
                       <w:r>
                         <w:rPr>
@@ -309,6 +1055,50 @@
                           <w:szCs w:val="28"/>
                           <w14:ligatures w14:val="none"/>
                         </w:rPr>
+                        <w:t>a member of</w:t>
+                      </w:r>
+                      <w:r>
+                        <w:rPr>
+                          <w:rFonts w:ascii="Frutiger LT Arabic 45 Light" w:eastAsia="Times New Roman" w:hAnsi="Frutiger LT Arabic 45 Light" w:cs="Frutiger LT Arabic 45 Light"/>
+                          <w:color w:val="002060"/>
+                          <w:kern w:val="0"/>
+                          <w:sz w:val="28"/>
+                          <w:szCs w:val="28"/>
+                          <w14:ligatures w14:val="none"/>
+                        </w:rPr>
+                        <w:t xml:space="preserve"> the</w:t>
+                      </w:r>
+                      <w:r>
+                        <w:rPr>
+                          <w:rFonts w:ascii="Frutiger LT Arabic 45 Light" w:eastAsia="Times New Roman" w:hAnsi="Frutiger LT Arabic 45 Light" w:cs="Frutiger LT Arabic 45 Light"/>
+                          <w:color w:val="002060"/>
+                          <w:kern w:val="0"/>
+                          <w:sz w:val="28"/>
+                          <w:szCs w:val="28"/>
+                          <w14:ligatures w14:val="none"/>
+                        </w:rPr>
+                        <w:t xml:space="preserve"> </w:t>
+                      </w:r>
+                      <w:r>
+                        <w:rPr>
+                          <w:rFonts w:ascii="Frutiger LT Arabic 45 Light" w:eastAsia="Times New Roman" w:hAnsi="Frutiger LT Arabic 45 Light" w:cs="Frutiger LT Arabic 45 Light"/>
+                          <w:color w:val="002060"/>
+                          <w:kern w:val="0"/>
+                          <w:sz w:val="28"/>
+                          <w:szCs w:val="28"/>
+                          <w14:ligatures w14:val="none"/>
+                        </w:rPr>
+                        <w:t>Academic Advising Coordinator</w:t>
+                      </w:r>
+                      <w:r>
+                        <w:rPr>
+                          <w:rFonts w:ascii="Frutiger LT Arabic 45 Light" w:eastAsia="Times New Roman" w:hAnsi="Frutiger LT Arabic 45 Light" w:cs="Frutiger LT Arabic 45 Light"/>
+                          <w:color w:val="002060"/>
+                          <w:kern w:val="0"/>
+                          <w:sz w:val="28"/>
+                          <w:szCs w:val="28"/>
+                          <w14:ligatures w14:val="none"/>
+                        </w:rPr>
                         <w:t xml:space="preserve"> at the College of Computing and Informatics during the academic year 1447 AH</w:t>
                       </w:r>
                     </w:p>
@@ -334,712 +1124,6 @@
                           <w14:ligatures w14:val="none"/>
                         </w:rPr>
                         <w:t>Wishing her continued success and excellence.</w:t>
-                      </w:r>
-                    </w:p>
-                  </w:txbxContent>
-                </v:textbox>
-                <w10:wrap anchorx="margin"/>
-              </v:shape>
-            </w:pict>
-          </mc:Fallback>
-        </mc:AlternateContent>
-      </w:r>
-      <w:r>
-        <w:rPr>
-          <w:noProof/>
-        </w:rPr>
-        <mc:AlternateContent>
-          <mc:Choice Requires="wps">
-            <w:drawing>
-              <wp:anchor distT="0" distB="0" distL="114300" distR="114300" simplePos="0" relativeHeight="251664384" behindDoc="0" locked="0" layoutInCell="1" allowOverlap="1" wp14:anchorId="4BEF5500" wp14:editId="2F4B3104">
-                <wp:simplePos x="0" y="0"/>
-                <wp:positionH relativeFrom="margin">
-                  <wp:posOffset>4556125</wp:posOffset>
-                </wp:positionH>
-                <wp:positionV relativeFrom="paragraph">
-                  <wp:posOffset>2225361</wp:posOffset>
-                </wp:positionV>
-                <wp:extent cx="4744720" cy="3168650"/>
-                <wp:effectExtent l="0" t="0" r="0" b="0"/>
-                <wp:wrapNone/>
-                <wp:docPr id="1021757631" name="Text Box 1"/>
-                <wp:cNvGraphicFramePr/>
-                <a:graphic xmlns:a="http://schemas.openxmlformats.org/drawingml/2006/main">
-                  <a:graphicData uri="http://schemas.microsoft.com/office/word/2010/wordprocessingShape">
-                    <wps:wsp>
-                      <wps:cNvSpPr txBox="1"/>
-                      <wps:spPr>
-                        <a:xfrm>
-                          <a:off x="0" y="0"/>
-                          <a:ext cx="4744720" cy="3168650"/>
-                        </a:xfrm>
-                        <a:prstGeom prst="rect">
-                          <a:avLst/>
-                        </a:prstGeom>
-                        <a:noFill/>
-                        <a:ln w="6350">
-                          <a:noFill/>
-                        </a:ln>
-                      </wps:spPr>
-                      <wps:txbx>
-                        <w:txbxContent>
-                          <w:p>
-                            <w:pPr>
-                              <w:spacing w:after="0" w:line="240" w:lineRule="auto"/>
-                              <w:jc w:val="center"/>
-                              <w:rPr>
-                                <w:rFonts w:ascii="Frutiger LT Arabic 45 Light" w:eastAsia="Times New Roman" w:hAnsi="Frutiger LT Arabic 45 Light" w:cs="Frutiger LT Arabic 45 Light"/>
-                                <w:color w:val="156082" w:themeColor="accent1"/>
-                                <w:kern w:val="0"/>
-                                <w:sz w:val="28"/>
-                                <w:szCs w:val="28"/>
-                                <w:rtl/>
-                                <w14:ligatures w14:val="none"/>
-                              </w:rPr>
-                            </w:pPr>
-                            <w:r>
-                              <w:rPr>
-                                <w:rFonts w:ascii="Frutiger LT Arabic 45 Light" w:eastAsia="Times New Roman" w:hAnsi="Frutiger LT Arabic 45 Light" w:cs="Frutiger LT Arabic 45 Light" w:hint="cs"/>
-                                <w:color w:val="156082" w:themeColor="accent1"/>
-                                <w:kern w:val="0"/>
-                                <w:sz w:val="28"/>
-                                <w:szCs w:val="28"/>
-                                <w:rtl/>
-                                <w14:ligatures w14:val="none"/>
-                              </w:rPr>
-                              <w:t>يسر كلية الحوسبة والمعلوماتية بالجامعة السعودية ال</w:t>
-                            </w:r>
-                            <w:r>
-                              <w:rPr>
-                                <w:rFonts w:ascii="Frutiger LT Arabic 45 Light" w:eastAsia="Times New Roman" w:hAnsi="Frutiger LT Arabic 45 Light" w:cs="Frutiger LT Arabic 45 Light" w:hint="cs"/>
-                                <w:color w:val="156082" w:themeColor="accent1"/>
-                                <w:kern w:val="0"/>
-                                <w:sz w:val="28"/>
-                                <w:szCs w:val="28"/>
-                                <w:rtl/>
-                                <w14:ligatures w14:val="none"/>
-                              </w:rPr>
-                              <w:t>إ</w:t>
-                            </w:r>
-                            <w:r>
-                              <w:rPr>
-                                <w:rFonts w:ascii="Frutiger LT Arabic 45 Light" w:eastAsia="Times New Roman" w:hAnsi="Frutiger LT Arabic 45 Light" w:cs="Frutiger LT Arabic 45 Light" w:hint="cs"/>
-                                <w:color w:val="156082" w:themeColor="accent1"/>
-                                <w:kern w:val="0"/>
-                                <w:sz w:val="28"/>
-                                <w:szCs w:val="28"/>
-                                <w:rtl/>
-                                <w14:ligatures w14:val="none"/>
-                              </w:rPr>
-                              <w:t>لكترونية</w:t>
-                            </w:r>
-                          </w:p>
-                          <w:p>
-                            <w:pPr>
-                              <w:spacing w:after="0" w:line="240" w:lineRule="auto"/>
-                              <w:jc w:val="center"/>
-                              <w:rPr>
-                                <w:rFonts w:ascii="Frutiger LT Arabic 45 Light" w:eastAsia="Times New Roman" w:hAnsi="Frutiger LT Arabic 45 Light" w:cs="Frutiger LT Arabic 45 Light"/>
-                                <w:color w:val="156082" w:themeColor="accent1"/>
-                                <w:kern w:val="0"/>
-                                <w:sz w:val="28"/>
-                                <w:szCs w:val="28"/>
-                                <w:rtl/>
-                                <w14:ligatures w14:val="none"/>
-                              </w:rPr>
-                            </w:pPr>
-                            <w:r>
-                              <w:rPr>
-                                <w:rFonts w:ascii="Frutiger LT Arabic 45 Light" w:eastAsia="Times New Roman" w:hAnsi="Frutiger LT Arabic 45 Light" w:cs="Frutiger LT Arabic 45 Light" w:hint="cs"/>
-                                <w:color w:val="156082" w:themeColor="accent1"/>
-                                <w:kern w:val="0"/>
-                                <w:sz w:val="28"/>
-                                <w:szCs w:val="28"/>
-                                <w:rtl/>
-                                <w14:ligatures w14:val="none"/>
-                              </w:rPr>
-                              <w:t>أن تتقدم بوافر الشكر والتقدير</w:t>
-                            </w:r>
-                          </w:p>
-                          <w:p>
-                            <w:pPr>
-                              <w:bidi/>
-                              <w:spacing w:after="0" w:line="240" w:lineRule="auto"/>
-                              <w:jc w:val="center"/>
-                              <w:rPr>
-                                <w:rFonts w:ascii="Frutiger LT Arabic 45 Light" w:eastAsia="Times New Roman" w:hAnsi="Frutiger LT Arabic 45 Light" w:cs="Frutiger LT Arabic 45 Light"/>
-                                <w:color w:val="156082" w:themeColor="accent1"/>
-                                <w:kern w:val="0"/>
-                                <w:sz w:val="28"/>
-                                <w:szCs w:val="28"/>
-                                <w14:ligatures w14:val="none"/>
-                              </w:rPr>
-                            </w:pPr>
-                            <w:r>
-                              <w:rPr>
-                                <w:rFonts w:ascii="Frutiger LT Arabic 45 Light" w:eastAsia="Times New Roman" w:hAnsi="Frutiger LT Arabic 45 Light" w:cs="Frutiger LT Arabic 45 Light"/>
-                                <w:color w:val="156082" w:themeColor="accent1"/>
-                                <w:kern w:val="0"/>
-                                <w:sz w:val="28"/>
-                                <w:szCs w:val="28"/>
-                                <w14:ligatures w14:val="none"/>
-                              </w:rPr>
-                              <w:t>للمحاضرة</w:t>
-                            </w:r>
-                            <w:r>
-                              <w:rPr>
-                                <w:rFonts w:ascii="Frutiger LT Arabic 45 Light" w:eastAsia="Times New Roman" w:hAnsi="Frutiger LT Arabic 45 Light" w:cs="Frutiger LT Arabic 45 Light" w:hint="cs"/>
-                                <w:color w:val="156082" w:themeColor="accent1"/>
-                                <w:kern w:val="0"/>
-                                <w:sz w:val="28"/>
-                                <w:szCs w:val="28"/>
-                                <w:rtl/>
-                                <w14:ligatures w14:val="none"/>
-                              </w:rPr>
-                              <w:t>/</w:t>
-                            </w:r>
-                            <w:r>
-                              <w:rPr>
-                                <w:rFonts w:ascii="Frutiger LT Arabic 45 Light" w:eastAsia="Times New Roman" w:hAnsi="Frutiger LT Arabic 45 Light" w:cs="Frutiger LT Arabic 45 Light" w:hint="cs"/>
-                                <w:color w:val="156082" w:themeColor="accent1"/>
-                                <w:kern w:val="0"/>
-                                <w:sz w:val="28"/>
-                                <w:szCs w:val="28"/>
-                                <w:rtl/>
-                                <w14:ligatures w14:val="none"/>
-                              </w:rPr>
-                              <w:t xml:space="preserve"> </w:t>
-                            </w:r>
-                            <w:r>
-                              <w:rPr>
-                                <w:rFonts w:ascii="Frutiger LT Arabic 45 Light" w:eastAsia="Times New Roman" w:hAnsi="Frutiger LT Arabic 45 Light" w:cs="Frutiger LT Arabic 45 Light"/>
-                                <w:color w:val="156082" w:themeColor="accent1"/>
-                                <w:kern w:val="0"/>
-                                <w:sz w:val="28"/>
-                                <w:szCs w:val="28"/>
-                                <w14:ligatures w14:val="none"/>
-                              </w:rPr>
-                              <w:t>هدى بنت دخيل الجهني</w:t>
-                            </w:r>
-                            <w:r>
-                              <w:rPr>
-                                <w:rFonts w:ascii="Frutiger LT Arabic 45 Light" w:eastAsia="Times New Roman" w:hAnsi="Frutiger LT Arabic 45 Light" w:cs="Frutiger LT Arabic 45 Light"/>
-                                <w:color w:val="156082" w:themeColor="accent1"/>
-                                <w:kern w:val="0"/>
-                                <w:sz w:val="28"/>
-                                <w:szCs w:val="28"/>
-                                <w14:ligatures w14:val="none"/>
-                              </w:rPr>
-                              <w:t xml:space="preserve"> </w:t>
-                            </w:r>
-                          </w:p>
-                          <w:p>
-                            <w:pPr>
-                              <w:bidi/>
-                              <w:spacing w:after="0" w:line="240" w:lineRule="auto"/>
-                              <w:jc w:val="center"/>
-                              <w:rPr>
-                                <w:rFonts w:ascii="Frutiger LT Arabic 45 Light" w:eastAsia="Times New Roman" w:hAnsi="Frutiger LT Arabic 45 Light" w:cs="Frutiger LT Arabic 45 Light"/>
-                                <w:color w:val="156082" w:themeColor="accent1"/>
-                                <w:kern w:val="0"/>
-                                <w:sz w:val="28"/>
-                                <w:szCs w:val="28"/>
-                                <w:rtl/>
-                                <w14:ligatures w14:val="none"/>
-                              </w:rPr>
-                            </w:pPr>
-                            <w:r>
-                              <w:rPr>
-                                <w:rFonts w:ascii="Frutiger LT Arabic 45 Light" w:eastAsia="Times New Roman" w:hAnsi="Frutiger LT Arabic 45 Light" w:cs="Frutiger LT Arabic 45 Light" w:hint="cs"/>
-                                <w:color w:val="156082" w:themeColor="accent1"/>
-                                <w:kern w:val="0"/>
-                                <w:sz w:val="28"/>
-                                <w:szCs w:val="28"/>
-                                <w:rtl/>
-                                <w14:ligatures w14:val="none"/>
-                              </w:rPr>
-                              <w:t>على جهودها المميزة في عملها</w:t>
-                            </w:r>
-                            <w:r>
-                              <w:rPr>
-                                <w:rFonts w:ascii="Frutiger LT Arabic 45 Light" w:eastAsia="Times New Roman" w:hAnsi="Frutiger LT Arabic 45 Light" w:cs="Frutiger LT Arabic 45 Light" w:hint="cs"/>
-                                <w:color w:val="156082" w:themeColor="accent1"/>
-                                <w:kern w:val="0"/>
-                                <w:sz w:val="28"/>
-                                <w:szCs w:val="28"/>
-                                <w:rtl/>
-                                <w14:ligatures w14:val="none"/>
-                              </w:rPr>
-                              <w:t xml:space="preserve"> </w:t>
-                            </w:r>
-                            <w:r>
-                              <w:rPr>
-                                <w:rFonts w:ascii="Frutiger LT Arabic 45 Light" w:eastAsia="Times New Roman" w:hAnsi="Frutiger LT Arabic 45 Light" w:cs="Frutiger LT Arabic 45 Light"/>
-                                <w:color w:val="156082" w:themeColor="accent1"/>
-                                <w:kern w:val="0"/>
-                                <w:sz w:val="28"/>
-                                <w:szCs w:val="28"/>
-                                <w14:ligatures w14:val="none"/>
-                              </w:rPr>
-                              <w:t>كمنسقة الإرشاد الأكاديمي</w:t>
-                            </w:r>
-                            <w:r>
-                              <w:rPr>
-                                <w:rFonts w:ascii="Frutiger LT Arabic 45 Light" w:eastAsia="Times New Roman" w:hAnsi="Frutiger LT Arabic 45 Light" w:cs="Frutiger LT Arabic 45 Light" w:hint="cs"/>
-                                <w:color w:val="156082" w:themeColor="accent1"/>
-                                <w:kern w:val="0"/>
-                                <w:sz w:val="28"/>
-                                <w:szCs w:val="28"/>
-                                <w:rtl/>
-                                <w14:ligatures w14:val="none"/>
-                              </w:rPr>
-                              <w:t xml:space="preserve"> </w:t>
-                            </w:r>
-                            <w:r>
-                              <w:rPr>
-                                <w:rFonts w:ascii="Frutiger LT Arabic 45 Light" w:eastAsia="Times New Roman" w:hAnsi="Frutiger LT Arabic 45 Light" w:cs="Frutiger LT Arabic 45 Light" w:hint="cs"/>
-                                <w:color w:val="156082" w:themeColor="accent1"/>
-                                <w:kern w:val="0"/>
-                                <w:sz w:val="28"/>
-                                <w:szCs w:val="28"/>
-                                <w:rtl/>
-                                <w14:ligatures w14:val="none"/>
-                              </w:rPr>
-                              <w:t>ب</w:t>
-                            </w:r>
-                            <w:r>
-                              <w:rPr>
-                                <w:rFonts w:ascii="Frutiger LT Arabic 45 Light" w:eastAsia="Times New Roman" w:hAnsi="Frutiger LT Arabic 45 Light" w:cs="Frutiger LT Arabic 45 Light" w:hint="cs"/>
-                                <w:color w:val="156082" w:themeColor="accent1"/>
-                                <w:kern w:val="0"/>
-                                <w:sz w:val="28"/>
-                                <w:szCs w:val="28"/>
-                                <w:rtl/>
-                                <w14:ligatures w14:val="none"/>
-                              </w:rPr>
-                              <w:t>كلية الحوسبة</w:t>
-                            </w:r>
-                            <w:r>
-                              <w:rPr>
-                                <w:rFonts w:ascii="Frutiger LT Arabic 45 Light" w:eastAsia="Times New Roman" w:hAnsi="Frutiger LT Arabic 45 Light" w:cs="Frutiger LT Arabic 45 Light" w:hint="cs"/>
-                                <w:color w:val="156082" w:themeColor="accent1"/>
-                                <w:kern w:val="0"/>
-                                <w:sz w:val="28"/>
-                                <w:szCs w:val="28"/>
-                                <w:rtl/>
-                                <w14:ligatures w14:val="none"/>
-                              </w:rPr>
-                              <w:t xml:space="preserve"> </w:t>
-                            </w:r>
-                            <w:r>
-                              <w:rPr>
-                                <w:rFonts w:ascii="Frutiger LT Arabic 45 Light" w:eastAsia="Times New Roman" w:hAnsi="Frutiger LT Arabic 45 Light" w:cs="Frutiger LT Arabic 45 Light" w:hint="cs"/>
-                                <w:color w:val="156082" w:themeColor="accent1"/>
-                                <w:kern w:val="0"/>
-                                <w:sz w:val="28"/>
-                                <w:szCs w:val="28"/>
-                                <w:rtl/>
-                                <w14:ligatures w14:val="none"/>
-                              </w:rPr>
-                              <w:t xml:space="preserve">والمعلوماتية </w:t>
-                            </w:r>
-                            <w:r>
-                              <w:rPr>
-                                <w:rFonts w:ascii="Frutiger LT Arabic 45 Light" w:eastAsia="Times New Roman" w:hAnsi="Frutiger LT Arabic 45 Light" w:cs="Frutiger LT Arabic 45 Light" w:hint="cs"/>
-                                <w:color w:val="156082" w:themeColor="accent1"/>
-                                <w:kern w:val="0"/>
-                                <w:sz w:val="28"/>
-                                <w:szCs w:val="28"/>
-                                <w:rtl/>
-                                <w14:ligatures w14:val="none"/>
-                              </w:rPr>
-                              <w:t>خلال العام الجامعي ١٤٤٧ هـ</w:t>
-                            </w:r>
-                          </w:p>
-                          <w:p>
-                            <w:pPr>
-                              <w:bidi/>
-                              <w:spacing w:after="0" w:line="240" w:lineRule="auto"/>
-                              <w:jc w:val="center"/>
-                              <w:rPr>
-                                <w:rFonts w:ascii="Frutiger LT Arabic 45 Light" w:eastAsia="Times New Roman" w:hAnsi="Frutiger LT Arabic 45 Light" w:cs="Frutiger LT Arabic 45 Light"/>
-                                <w:color w:val="156082" w:themeColor="accent1"/>
-                                <w:kern w:val="0"/>
-                                <w:sz w:val="28"/>
-                                <w:szCs w:val="28"/>
-                                <w14:ligatures w14:val="none"/>
-                              </w:rPr>
-                            </w:pPr>
-                          </w:p>
-                          <w:p>
-                            <w:pPr>
-                              <w:bidi/>
-                              <w:spacing w:after="0" w:line="240" w:lineRule="auto"/>
-                              <w:jc w:val="center"/>
-                              <w:rPr>
-                                <w:rFonts w:ascii="Frutiger LT Arabic 45 Light" w:eastAsia="Times New Roman" w:hAnsi="Frutiger LT Arabic 45 Light" w:cs="Frutiger LT Arabic 45 Light"/>
-                                <w:color w:val="156082" w:themeColor="accent1"/>
-                                <w:kern w:val="0"/>
-                                <w:sz w:val="28"/>
-                                <w:szCs w:val="28"/>
-                                <w14:ligatures w14:val="none"/>
-                              </w:rPr>
-                            </w:pPr>
-                            <w:r>
-                              <w:rPr>
-                                <w:rFonts w:ascii="Frutiger LT Arabic 45 Light" w:eastAsia="Times New Roman" w:hAnsi="Frutiger LT Arabic 45 Light" w:cs="Frutiger LT Arabic 45 Light" w:hint="cs"/>
-                                <w:color w:val="156082" w:themeColor="accent1"/>
-                                <w:kern w:val="0"/>
-                                <w:sz w:val="28"/>
-                                <w:szCs w:val="28"/>
-                                <w:rtl/>
-                                <w14:ligatures w14:val="none"/>
-                              </w:rPr>
-                              <w:t>سائلين المولى لها مزِيدًا من النجاح والتقدم</w:t>
-                            </w:r>
-                          </w:p>
-                        </w:txbxContent>
-                      </wps:txbx>
-                      <wps:bodyPr rot="0" spcFirstLastPara="0" vertOverflow="overflow" horzOverflow="overflow" vert="horz" wrap="square" lIns="91440" tIns="45720" rIns="91440" bIns="45720" numCol="1" spcCol="0" rtlCol="1" fromWordArt="0" anchor="t" anchorCtr="0" forceAA="0" compatLnSpc="1">
-                        <a:prstTxWarp prst="textNoShape">
-                          <a:avLst/>
-                        </a:prstTxWarp>
-                        <a:noAutofit/>
-                      </wps:bodyPr>
-                    </wps:wsp>
-                  </a:graphicData>
-                </a:graphic>
-                <wp14:sizeRelH relativeFrom="margin">
-                  <wp14:pctWidth>0</wp14:pctWidth>
-                </wp14:sizeRelH>
-                <wp14:sizeRelV relativeFrom="margin">
-                  <wp14:pctHeight>0</wp14:pctHeight>
-                </wp14:sizeRelV>
-              </wp:anchor>
-            </w:drawing>
-          </mc:Choice>
-          <mc:Fallback>
-            <w:pict>
-              <v:shapetype w14:anchorId="4BEF5500" id="_x0000_t202" coordsize="21600,21600" o:spt="202" path="m,l,21600r21600,l21600,xe">
-                <v:stroke joinstyle="miter"/>
-                <v:path gradientshapeok="t" o:connecttype="rect"/>
-              </v:shapetype>
-              <v:shape id="_x0000_s1027" type="#_x0000_t202" style="position:absolute;left:0;text-align:left;margin-left:358.75pt;margin-top:175.25pt;width:373.6pt;height:249.5pt;z-index:251664384;visibility:visible;mso-wrap-style:square;mso-width-percent:0;mso-height-percent:0;mso-wrap-distance-left:9pt;mso-wrap-distance-top:0;mso-wrap-distance-right:9pt;mso-wrap-distance-bottom:0;mso-position-horizontal:absolute;mso-position-horizontal-relative:margin;mso-position-vertical:absolute;mso-position-vertical-relative:text;mso-width-percent:0;mso-height-percent:0;mso-width-relative:margin;mso-height-relative:margin;v-text-anchor:top" o:gfxdata="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" filled="f" stroked="f" strokeweight=".5pt">
-                <v:textbox>
-                  <w:txbxContent>
-                    <w:p>
-                      <w:pPr>
-                        <w:spacing w:after="0" w:line="240" w:lineRule="auto"/>
-                        <w:jc w:val="center"/>
-                        <w:rPr>
-                          <w:rFonts w:ascii="Frutiger LT Arabic 45 Light" w:eastAsia="Times New Roman" w:hAnsi="Frutiger LT Arabic 45 Light" w:cs="Frutiger LT Arabic 45 Light"/>
-                          <w:color w:val="156082" w:themeColor="accent1"/>
-                          <w:kern w:val="0"/>
-                          <w:sz w:val="28"/>
-                          <w:szCs w:val="28"/>
-                          <w:rtl/>
-                          <w14:ligatures w14:val="none"/>
-                        </w:rPr>
-                      </w:pPr>
-                      <w:r>
-                        <w:rPr>
-                          <w:rFonts w:ascii="Frutiger LT Arabic 45 Light" w:eastAsia="Times New Roman" w:hAnsi="Frutiger LT Arabic 45 Light" w:cs="Frutiger LT Arabic 45 Light" w:hint="cs"/>
-                          <w:color w:val="156082" w:themeColor="accent1"/>
-                          <w:kern w:val="0"/>
-                          <w:sz w:val="28"/>
-                          <w:szCs w:val="28"/>
-                          <w:rtl/>
-                          <w14:ligatures w14:val="none"/>
-                        </w:rPr>
-                        <w:t>يسر كلية الحوسبة والمعلوماتية بالجامعة السعودية ال</w:t>
-                      </w:r>
-                      <w:r>
-                        <w:rPr>
-                          <w:rFonts w:ascii="Frutiger LT Arabic 45 Light" w:eastAsia="Times New Roman" w:hAnsi="Frutiger LT Arabic 45 Light" w:cs="Frutiger LT Arabic 45 Light" w:hint="cs"/>
-                          <w:color w:val="156082" w:themeColor="accent1"/>
-                          <w:kern w:val="0"/>
-                          <w:sz w:val="28"/>
-                          <w:szCs w:val="28"/>
-                          <w:rtl/>
-                          <w14:ligatures w14:val="none"/>
-                        </w:rPr>
-                        <w:t>إ</w:t>
-                      </w:r>
-                      <w:r>
-                        <w:rPr>
-                          <w:rFonts w:ascii="Frutiger LT Arabic 45 Light" w:eastAsia="Times New Roman" w:hAnsi="Frutiger LT Arabic 45 Light" w:cs="Frutiger LT Arabic 45 Light" w:hint="cs"/>
-                          <w:color w:val="156082" w:themeColor="accent1"/>
-                          <w:kern w:val="0"/>
-                          <w:sz w:val="28"/>
-                          <w:szCs w:val="28"/>
-                          <w:rtl/>
-                          <w14:ligatures w14:val="none"/>
-                        </w:rPr>
-                        <w:t>لكترونية</w:t>
-                      </w:r>
-                    </w:p>
-                    <w:p>
-                      <w:pPr>
-                        <w:spacing w:after="0" w:line="240" w:lineRule="auto"/>
-                        <w:jc w:val="center"/>
-                        <w:rPr>
-                          <w:rFonts w:ascii="Frutiger LT Arabic 45 Light" w:eastAsia="Times New Roman" w:hAnsi="Frutiger LT Arabic 45 Light" w:cs="Frutiger LT Arabic 45 Light"/>
-                          <w:color w:val="156082" w:themeColor="accent1"/>
-                          <w:kern w:val="0"/>
-                          <w:sz w:val="28"/>
-                          <w:szCs w:val="28"/>
-                          <w:rtl/>
-                          <w14:ligatures w14:val="none"/>
-                        </w:rPr>
-                      </w:pPr>
-                      <w:r>
-                        <w:rPr>
-                          <w:rFonts w:ascii="Frutiger LT Arabic 45 Light" w:eastAsia="Times New Roman" w:hAnsi="Frutiger LT Arabic 45 Light" w:cs="Frutiger LT Arabic 45 Light" w:hint="cs"/>
-                          <w:color w:val="156082" w:themeColor="accent1"/>
-                          <w:kern w:val="0"/>
-                          <w:sz w:val="28"/>
-                          <w:szCs w:val="28"/>
-                          <w:rtl/>
-                          <w14:ligatures w14:val="none"/>
-                        </w:rPr>
-                        <w:t>أن تتقدم بوافر الشكر والتقدير</w:t>
-                      </w:r>
-                    </w:p>
-                    <w:p>
-                      <w:pPr>
-                        <w:bidi/>
-                        <w:spacing w:after="0" w:line="240" w:lineRule="auto"/>
-                        <w:jc w:val="center"/>
-                        <w:rPr>
-                          <w:rFonts w:ascii="Frutiger LT Arabic 45 Light" w:eastAsia="Times New Roman" w:hAnsi="Frutiger LT Arabic 45 Light" w:cs="Frutiger LT Arabic 45 Light"/>
-                          <w:color w:val="156082" w:themeColor="accent1"/>
-                          <w:kern w:val="0"/>
-                          <w:sz w:val="28"/>
-                          <w:szCs w:val="28"/>
-                          <w14:ligatures w14:val="none"/>
-                        </w:rPr>
-                      </w:pPr>
-                      <w:r>
-                        <w:rPr>
-                          <w:rFonts w:ascii="Frutiger LT Arabic 45 Light" w:eastAsia="Times New Roman" w:hAnsi="Frutiger LT Arabic 45 Light" w:cs="Frutiger LT Arabic 45 Light"/>
-                          <w:color w:val="156082" w:themeColor="accent1"/>
-                          <w:kern w:val="0"/>
-                          <w:sz w:val="28"/>
-                          <w:szCs w:val="28"/>
-                          <w14:ligatures w14:val="none"/>
-                        </w:rPr>
-                        <w:t>للمحاضرة</w:t>
-                      </w:r>
-                      <w:r>
-                        <w:rPr>
-                          <w:rFonts w:ascii="Frutiger LT Arabic 45 Light" w:eastAsia="Times New Roman" w:hAnsi="Frutiger LT Arabic 45 Light" w:cs="Frutiger LT Arabic 45 Light" w:hint="cs"/>
-                          <w:color w:val="156082" w:themeColor="accent1"/>
-                          <w:kern w:val="0"/>
-                          <w:sz w:val="28"/>
-                          <w:szCs w:val="28"/>
-                          <w:rtl/>
-                          <w14:ligatures w14:val="none"/>
-                        </w:rPr>
-                        <w:t>/</w:t>
-                      </w:r>
-                      <w:r>
-                        <w:rPr>
-                          <w:rFonts w:ascii="Frutiger LT Arabic 45 Light" w:eastAsia="Times New Roman" w:hAnsi="Frutiger LT Arabic 45 Light" w:cs="Frutiger LT Arabic 45 Light" w:hint="cs"/>
-                          <w:color w:val="156082" w:themeColor="accent1"/>
-                          <w:kern w:val="0"/>
-                          <w:sz w:val="28"/>
-                          <w:szCs w:val="28"/>
-                          <w:rtl/>
-                          <w14:ligatures w14:val="none"/>
-                        </w:rPr>
-                        <w:t xml:space="preserve"> </w:t>
-                      </w:r>
-                      <w:r>
-                        <w:rPr>
-                          <w:rFonts w:ascii="Frutiger LT Arabic 45 Light" w:eastAsia="Times New Roman" w:hAnsi="Frutiger LT Arabic 45 Light" w:cs="Frutiger LT Arabic 45 Light"/>
-                          <w:color w:val="156082" w:themeColor="accent1"/>
-                          <w:kern w:val="0"/>
-                          <w:sz w:val="28"/>
-                          <w:szCs w:val="28"/>
-                          <w14:ligatures w14:val="none"/>
-                        </w:rPr>
-                        <w:t>هدى بنت دخيل الجهني</w:t>
-                      </w:r>
-                      <w:r>
-                        <w:rPr>
-                          <w:rFonts w:ascii="Frutiger LT Arabic 45 Light" w:eastAsia="Times New Roman" w:hAnsi="Frutiger LT Arabic 45 Light" w:cs="Frutiger LT Arabic 45 Light"/>
-                          <w:color w:val="156082" w:themeColor="accent1"/>
-                          <w:kern w:val="0"/>
-                          <w:sz w:val="28"/>
-                          <w:szCs w:val="28"/>
-                          <w14:ligatures w14:val="none"/>
-                        </w:rPr>
-                        <w:t xml:space="preserve"> </w:t>
-                      </w:r>
-                    </w:p>
-                    <w:p>
-                      <w:pPr>
-                        <w:bidi/>
-                        <w:spacing w:after="0" w:line="240" w:lineRule="auto"/>
-                        <w:jc w:val="center"/>
-                        <w:rPr>
-                          <w:rFonts w:ascii="Frutiger LT Arabic 45 Light" w:eastAsia="Times New Roman" w:hAnsi="Frutiger LT Arabic 45 Light" w:cs="Frutiger LT Arabic 45 Light"/>
-                          <w:color w:val="156082" w:themeColor="accent1"/>
-                          <w:kern w:val="0"/>
-                          <w:sz w:val="28"/>
-                          <w:szCs w:val="28"/>
-                          <w:rtl/>
-                          <w14:ligatures w14:val="none"/>
-                        </w:rPr>
-                      </w:pPr>
-                      <w:r>
-                        <w:rPr>
-                          <w:rFonts w:ascii="Frutiger LT Arabic 45 Light" w:eastAsia="Times New Roman" w:hAnsi="Frutiger LT Arabic 45 Light" w:cs="Frutiger LT Arabic 45 Light" w:hint="cs"/>
-                          <w:color w:val="156082" w:themeColor="accent1"/>
-                          <w:kern w:val="0"/>
-                          <w:sz w:val="28"/>
-                          <w:szCs w:val="28"/>
-                          <w:rtl/>
-                          <w14:ligatures w14:val="none"/>
-                        </w:rPr>
-                        <w:t>على جهودها المميزة في عملها</w:t>
-                      </w:r>
-                      <w:r>
-                        <w:rPr>
-                          <w:rFonts w:ascii="Frutiger LT Arabic 45 Light" w:eastAsia="Times New Roman" w:hAnsi="Frutiger LT Arabic 45 Light" w:cs="Frutiger LT Arabic 45 Light" w:hint="cs"/>
-                          <w:color w:val="156082" w:themeColor="accent1"/>
-                          <w:kern w:val="0"/>
-                          <w:sz w:val="28"/>
-                          <w:szCs w:val="28"/>
-                          <w:rtl/>
-                          <w14:ligatures w14:val="none"/>
-                        </w:rPr>
-                        <w:t xml:space="preserve"> </w:t>
-                      </w:r>
-                      <w:r>
-                        <w:rPr>
-                          <w:rFonts w:ascii="Frutiger LT Arabic 45 Light" w:eastAsia="Times New Roman" w:hAnsi="Frutiger LT Arabic 45 Light" w:cs="Frutiger LT Arabic 45 Light"/>
-                          <w:color w:val="156082" w:themeColor="accent1"/>
-                          <w:kern w:val="0"/>
-                          <w:sz w:val="28"/>
-                          <w:szCs w:val="28"/>
-                          <w14:ligatures w14:val="none"/>
-                        </w:rPr>
-                        <w:t>كمنسقة الإرشاد الأكاديمي</w:t>
-                      </w:r>
-                      <w:r>
-                        <w:rPr>
-                          <w:rFonts w:ascii="Frutiger LT Arabic 45 Light" w:eastAsia="Times New Roman" w:hAnsi="Frutiger LT Arabic 45 Light" w:cs="Frutiger LT Arabic 45 Light" w:hint="cs"/>
-                          <w:color w:val="156082" w:themeColor="accent1"/>
-                          <w:kern w:val="0"/>
-                          <w:sz w:val="28"/>
-                          <w:szCs w:val="28"/>
-                          <w:rtl/>
-                          <w14:ligatures w14:val="none"/>
-                        </w:rPr>
-                        <w:t xml:space="preserve"> </w:t>
-                      </w:r>
-                      <w:r>
-                        <w:rPr>
-                          <w:rFonts w:ascii="Frutiger LT Arabic 45 Light" w:eastAsia="Times New Roman" w:hAnsi="Frutiger LT Arabic 45 Light" w:cs="Frutiger LT Arabic 45 Light" w:hint="cs"/>
-                          <w:color w:val="156082" w:themeColor="accent1"/>
-                          <w:kern w:val="0"/>
-                          <w:sz w:val="28"/>
-                          <w:szCs w:val="28"/>
-                          <w:rtl/>
-                          <w14:ligatures w14:val="none"/>
-                        </w:rPr>
-                        <w:t>ب</w:t>
-                      </w:r>
-                      <w:r>
-                        <w:rPr>
-                          <w:rFonts w:ascii="Frutiger LT Arabic 45 Light" w:eastAsia="Times New Roman" w:hAnsi="Frutiger LT Arabic 45 Light" w:cs="Frutiger LT Arabic 45 Light" w:hint="cs"/>
-                          <w:color w:val="156082" w:themeColor="accent1"/>
-                          <w:kern w:val="0"/>
-                          <w:sz w:val="28"/>
-                          <w:szCs w:val="28"/>
-                          <w:rtl/>
-                          <w14:ligatures w14:val="none"/>
-                        </w:rPr>
-                        <w:t>كلية الحوسبة</w:t>
-                      </w:r>
-                      <w:r>
-                        <w:rPr>
-                          <w:rFonts w:ascii="Frutiger LT Arabic 45 Light" w:eastAsia="Times New Roman" w:hAnsi="Frutiger LT Arabic 45 Light" w:cs="Frutiger LT Arabic 45 Light" w:hint="cs"/>
-                          <w:color w:val="156082" w:themeColor="accent1"/>
-                          <w:kern w:val="0"/>
-                          <w:sz w:val="28"/>
-                          <w:szCs w:val="28"/>
-                          <w:rtl/>
-                          <w14:ligatures w14:val="none"/>
-                        </w:rPr>
-                        <w:t xml:space="preserve"> </w:t>
-                      </w:r>
-                      <w:r>
-                        <w:rPr>
-                          <w:rFonts w:ascii="Frutiger LT Arabic 45 Light" w:eastAsia="Times New Roman" w:hAnsi="Frutiger LT Arabic 45 Light" w:cs="Frutiger LT Arabic 45 Light" w:hint="cs"/>
-                          <w:color w:val="156082" w:themeColor="accent1"/>
-                          <w:kern w:val="0"/>
-                          <w:sz w:val="28"/>
-                          <w:szCs w:val="28"/>
-                          <w:rtl/>
-                          <w14:ligatures w14:val="none"/>
-                        </w:rPr>
-                        <w:t xml:space="preserve">والمعلوماتية </w:t>
-                      </w:r>
-                      <w:r>
-                        <w:rPr>
-                          <w:rFonts w:ascii="Frutiger LT Arabic 45 Light" w:eastAsia="Times New Roman" w:hAnsi="Frutiger LT Arabic 45 Light" w:cs="Frutiger LT Arabic 45 Light" w:hint="cs"/>
-                          <w:color w:val="156082" w:themeColor="accent1"/>
-                          <w:kern w:val="0"/>
-                          <w:sz w:val="28"/>
-                          <w:szCs w:val="28"/>
-                          <w:rtl/>
-                          <w14:ligatures w14:val="none"/>
-                        </w:rPr>
-                        <w:t>خلال العام الجامعي ١٤٤٧ هـ</w:t>
-                      </w:r>
-                    </w:p>
-                    <w:p>
-                      <w:pPr>
-                        <w:bidi/>
-                        <w:spacing w:after="0" w:line="240" w:lineRule="auto"/>
-                        <w:jc w:val="center"/>
-                        <w:rPr>
-                          <w:rFonts w:ascii="Frutiger LT Arabic 45 Light" w:eastAsia="Times New Roman" w:hAnsi="Frutiger LT Arabic 45 Light" w:cs="Frutiger LT Arabic 45 Light"/>
-                          <w:color w:val="156082" w:themeColor="accent1"/>
-                          <w:kern w:val="0"/>
-                          <w:sz w:val="28"/>
-                          <w:szCs w:val="28"/>
-                          <w14:ligatures w14:val="none"/>
-                        </w:rPr>
-                      </w:pPr>
-                    </w:p>
-                    <w:p>
-                      <w:pPr>
-                        <w:bidi/>
-                        <w:spacing w:after="0" w:line="240" w:lineRule="auto"/>
-                        <w:jc w:val="center"/>
-                        <w:rPr>
-                          <w:rFonts w:ascii="Frutiger LT Arabic 45 Light" w:eastAsia="Times New Roman" w:hAnsi="Frutiger LT Arabic 45 Light" w:cs="Frutiger LT Arabic 45 Light"/>
-                          <w:color w:val="156082" w:themeColor="accent1"/>
-                          <w:kern w:val="0"/>
-                          <w:sz w:val="28"/>
-                          <w:szCs w:val="28"/>
-                          <w14:ligatures w14:val="none"/>
-                        </w:rPr>
-                      </w:pPr>
-                      <w:r>
-                        <w:rPr>
-                          <w:rFonts w:ascii="Frutiger LT Arabic 45 Light" w:eastAsia="Times New Roman" w:hAnsi="Frutiger LT Arabic 45 Light" w:cs="Frutiger LT Arabic 45 Light" w:hint="cs"/>
-                          <w:color w:val="156082" w:themeColor="accent1"/>
-                          <w:kern w:val="0"/>
-                          <w:sz w:val="28"/>
-                          <w:szCs w:val="28"/>
-                          <w:rtl/>
-                          <w14:ligatures w14:val="none"/>
-                        </w:rPr>
-                        <w:t>سائلين المولى لها مزِيدًا من النجاح والتقدم</w:t>
                       </w:r>
                     </w:p>
                   </w:txbxContent>

--- a/certificates/هدى_بنت_دخيل_الجهني.docx
+++ b/certificates/هدى_بنت_دخيل_الجهني.docx
@@ -15,18 +15,18 @@
         <mc:AlternateContent>
           <mc:Choice Requires="wps">
             <w:drawing>
-              <wp:anchor distT="0" distB="0" distL="114300" distR="114300" simplePos="0" relativeHeight="251664384" behindDoc="0" locked="0" layoutInCell="1" allowOverlap="1" wp14:anchorId="4BEF5500" wp14:editId="21F49F25">
+              <wp:anchor distT="0" distB="0" distL="114300" distR="114300" simplePos="0" relativeHeight="251676672" behindDoc="0" locked="0" layoutInCell="1" allowOverlap="1" wp14:anchorId="0B7F5389" wp14:editId="1DE639E7">
                 <wp:simplePos x="0" y="0"/>
-                <wp:positionH relativeFrom="margin">
-                  <wp:posOffset>4556125</wp:posOffset>
+                <wp:positionH relativeFrom="column">
+                  <wp:posOffset>3807541</wp:posOffset>
                 </wp:positionH>
                 <wp:positionV relativeFrom="paragraph">
-                  <wp:posOffset>2282825</wp:posOffset>
+                  <wp:posOffset>5951549</wp:posOffset>
                 </wp:positionV>
-                <wp:extent cx="4744720" cy="3168650"/>
+                <wp:extent cx="1713969" cy="1312601"/>
                 <wp:effectExtent l="0" t="0" r="0" b="0"/>
                 <wp:wrapNone/>
-                <wp:docPr id="1021757631" name="Text Box 1"/>
+                <wp:docPr id="1533897089" name="Text Box 11"/>
                 <wp:cNvGraphicFramePr/>
                 <a:graphic xmlns:a="http://schemas.openxmlformats.org/drawingml/2006/main">
                   <a:graphicData uri="http://schemas.microsoft.com/office/word/2010/wordprocessingShape">
@@ -35,94 +35,87 @@
                       <wps:spPr>
                         <a:xfrm>
                           <a:off x="0" y="0"/>
-                          <a:ext cx="4744720" cy="3168650"/>
+                          <a:ext cx="1713969" cy="1312601"/>
                         </a:xfrm>
                         <a:prstGeom prst="rect">
                           <a:avLst/>
                         </a:prstGeom>
                         <a:noFill/>
-                        <a:ln w="6350">
+                        <a:ln>
                           <a:noFill/>
                         </a:ln>
                       </wps:spPr>
+                      <wps:style>
+                        <a:lnRef idx="0">
+                          <a:scrgbClr r="0" g="0" b="0"/>
+                        </a:lnRef>
+                        <a:fillRef idx="0">
+                          <a:scrgbClr r="0" g="0" b="0"/>
+                        </a:fillRef>
+                        <a:effectRef idx="0">
+                          <a:scrgbClr r="0" g="0" b="0"/>
+                        </a:effectRef>
+                        <a:fontRef idx="minor">
+                          <a:schemeClr val="dk1"/>
+                        </a:fontRef>
+                      </wps:style>
                       <wps:txbx>
                         <w:txbxContent>
                           <w:p>
                             <w:pPr>
+                              <w:bidi/>
                               <w:spacing w:after="0" w:line="240" w:lineRule="auto"/>
                               <w:jc w:val="center"/>
                               <w:rPr>
-                                <w:rFonts w:ascii="Frutiger LT Arabic 45 Light" w:eastAsia="Times New Roman" w:hAnsi="Frutiger LT Arabic 45 Light" w:cs="Frutiger LT Arabic 45 Light"/>
-                                <w:color w:val="156082" w:themeColor="accent1"/>
-                                <w:kern w:val="0"/>
-                                <w:sz w:val="28"/>
-                                <w:szCs w:val="28"/>
-                                <w:rtl/>
-                                <w14:ligatures w14:val="none"/>
+                                <w:rFonts w:ascii="Frutiger LT Arabic 65 Bold" w:hAnsi="Frutiger LT Arabic 65 Bold" w:cs="Frutiger LT Arabic 65 Bold"/>
+                                <w:b/>
+                                <w:bCs/>
+                                <w:color w:val="156082" w:themeColor="accent1"/>
+                                <w:sz w:val="24"/>
+                                <w:rtl/>
                               </w:rPr>
                             </w:pPr>
                             <w:r>
                               <w:rPr>
-                                <w:rFonts w:ascii="Frutiger LT Arabic 45 Light" w:eastAsia="Times New Roman" w:hAnsi="Frutiger LT Arabic 45 Light" w:cs="Frutiger LT Arabic 45 Light" w:hint="cs"/>
-                                <w:color w:val="156082" w:themeColor="accent1"/>
-                                <w:kern w:val="0"/>
-                                <w:sz w:val="28"/>
-                                <w:szCs w:val="28"/>
-                                <w:rtl/>
-                                <w14:ligatures w14:val="none"/>
-                              </w:rPr>
-                              <w:t>يسر كلية الحوسبة والمعلوماتية بالجامعة السعودية ال</w:t>
-                            </w:r>
-                            <w:r>
-                              <w:rPr>
-                                <w:rFonts w:ascii="Frutiger LT Arabic 45 Light" w:eastAsia="Times New Roman" w:hAnsi="Frutiger LT Arabic 45 Light" w:cs="Frutiger LT Arabic 45 Light" w:hint="cs"/>
-                                <w:color w:val="156082" w:themeColor="accent1"/>
-                                <w:kern w:val="0"/>
-                                <w:sz w:val="28"/>
-                                <w:szCs w:val="28"/>
-                                <w:rtl/>
-                                <w14:ligatures w14:val="none"/>
-                              </w:rPr>
-                              <w:t>إ</w:t>
-                            </w:r>
-                            <w:r>
-                              <w:rPr>
-                                <w:rFonts w:ascii="Frutiger LT Arabic 45 Light" w:eastAsia="Times New Roman" w:hAnsi="Frutiger LT Arabic 45 Light" w:cs="Frutiger LT Arabic 45 Light" w:hint="cs"/>
-                                <w:color w:val="156082" w:themeColor="accent1"/>
-                                <w:kern w:val="0"/>
-                                <w:sz w:val="28"/>
-                                <w:szCs w:val="28"/>
-                                <w:rtl/>
-                                <w14:ligatures w14:val="none"/>
-                              </w:rPr>
-                              <w:t>لكترونية</w:t>
-                            </w:r>
-                          </w:p>
-                          <w:p>
-                            <w:pPr>
-                              <w:spacing w:after="0" w:line="240" w:lineRule="auto"/>
-                              <w:jc w:val="center"/>
-                              <w:rPr>
-                                <w:rFonts w:ascii="Frutiger LT Arabic 45 Light" w:eastAsia="Times New Roman" w:hAnsi="Frutiger LT Arabic 45 Light" w:cs="Frutiger LT Arabic 45 Light"/>
-                                <w:color w:val="156082" w:themeColor="accent1"/>
-                                <w:kern w:val="0"/>
-                                <w:sz w:val="28"/>
-                                <w:szCs w:val="28"/>
-                                <w:rtl/>
-                                <w14:ligatures w14:val="none"/>
-                              </w:rPr>
-                            </w:pPr>
-                            <w:r>
-                              <w:rPr>
-                                <w:rFonts w:ascii="Frutiger LT Arabic 45 Light" w:eastAsia="Times New Roman" w:hAnsi="Frutiger LT Arabic 45 Light" w:cs="Frutiger LT Arabic 45 Light" w:hint="cs"/>
-                                <w:color w:val="156082" w:themeColor="accent1"/>
-                                <w:kern w:val="0"/>
-                                <w:sz w:val="28"/>
-                                <w:szCs w:val="28"/>
-                                <w:rtl/>
-                                <w14:ligatures w14:val="none"/>
-                              </w:rPr>
-                              <w:t>أن تتقدم بوافر الشكر والتقدير</w:t>
+                                <w:rFonts w:ascii="Times New Roman"/>
+                                <w:noProof/>
+                                <w:sz w:val="20"/>
+                              </w:rPr>
+                              <w:drawing>
+                                <wp:inline distT="0" distB="0" distL="0" distR="0" wp14:anchorId="07008CF8" wp14:editId="48E756C9">
+                                  <wp:extent cx="748665" cy="668195"/>
+                                  <wp:effectExtent l="0" t="0" r="635" b="5080"/>
+                                  <wp:docPr id="800695870" name="Image 2"/>
+                                  <wp:cNvGraphicFramePr>
+                                    <a:graphicFrameLocks xmlns:a="http://schemas.openxmlformats.org/drawingml/2006/main"/>
+                                  </wp:cNvGraphicFramePr>
+                                  <a:graphic xmlns:a="http://schemas.openxmlformats.org/drawingml/2006/main">
+                                    <a:graphicData uri="http://schemas.openxmlformats.org/drawingml/2006/picture">
+                                      <pic:pic xmlns:pic="http://schemas.openxmlformats.org/drawingml/2006/picture">
+                                        <pic:nvPicPr>
+                                          <pic:cNvPr id="2" name="Image 2"/>
+                                          <pic:cNvPicPr/>
+                                        </pic:nvPicPr>
+                                        <pic:blipFill>
+                                          <a:blip r:embed="rId6" cstate="print"/>
+                                          <a:stretch>
+                                            <a:fillRect/>
+                                          </a:stretch>
+                                        </pic:blipFill>
+                                        <pic:spPr>
+                                          <a:xfrm>
+                                            <a:off x="0" y="0"/>
+                                            <a:ext cx="759177" cy="677577"/>
+                                          </a:xfrm>
+                                          <a:prstGeom prst="rect">
+                                            <a:avLst/>
+                                          </a:prstGeom>
+                                        </pic:spPr>
+                                      </pic:pic>
+                                    </a:graphicData>
+                                  </a:graphic>
+                                </wp:inline>
+                              </w:drawing>
                             </w:r>
                           </w:p>
                           <w:p>
@@ -131,240 +124,67 @@
                               <w:spacing w:after="0" w:line="240" w:lineRule="auto"/>
                               <w:jc w:val="center"/>
                               <w:rPr>
-                                <w:rFonts w:ascii="Frutiger LT Arabic 45 Light" w:eastAsia="Times New Roman" w:hAnsi="Frutiger LT Arabic 45 Light" w:cs="Frutiger LT Arabic 45 Light"/>
-                                <w:color w:val="156082" w:themeColor="accent1"/>
-                                <w:kern w:val="0"/>
-                                <w:sz w:val="28"/>
-                                <w:szCs w:val="28"/>
-                                <w14:ligatures w14:val="none"/>
+                                <w:rFonts w:ascii="Frutiger LT Arabic 65 Bold" w:hAnsi="Frutiger LT Arabic 65 Bold" w:cs="Frutiger LT Arabic 65 Bold"/>
+                                <w:b/>
+                                <w:bCs/>
+                                <w:color w:val="156082" w:themeColor="accent1"/>
+                                <w:sz w:val="18"/>
+                                <w:szCs w:val="18"/>
                               </w:rPr>
                             </w:pPr>
                             <w:r>
                               <w:rPr>
-                                <w:rFonts w:ascii="Frutiger LT Arabic 45 Light" w:eastAsia="Times New Roman" w:hAnsi="Frutiger LT Arabic 45 Light" w:cs="Frutiger LT Arabic 45 Light"/>
-                                <w:color w:val="156082" w:themeColor="accent1"/>
-                                <w:kern w:val="0"/>
-                                <w:sz w:val="28"/>
-                                <w:szCs w:val="28"/>
-                                <w14:ligatures w14:val="none"/>
-                              </w:rPr>
-                              <w:t>للمحاضرة</w:t>
-                            </w:r>
-                            <w:r>
-                              <w:rPr>
-                                <w:rFonts w:ascii="Frutiger LT Arabic 45 Light" w:eastAsia="Times New Roman" w:hAnsi="Frutiger LT Arabic 45 Light" w:cs="Frutiger LT Arabic 45 Light" w:hint="cs"/>
-                                <w:color w:val="156082" w:themeColor="accent1"/>
-                                <w:kern w:val="0"/>
-                                <w:sz w:val="28"/>
-                                <w:szCs w:val="28"/>
-                                <w:rtl/>
-                                <w14:ligatures w14:val="none"/>
-                              </w:rPr>
-                              <w:t>/</w:t>
-                            </w:r>
-                            <w:r>
-                              <w:rPr>
-                                <w:rFonts w:ascii="Frutiger LT Arabic 45 Light" w:eastAsia="Times New Roman" w:hAnsi="Frutiger LT Arabic 45 Light" w:cs="Frutiger LT Arabic 45 Light" w:hint="cs"/>
-                                <w:color w:val="156082" w:themeColor="accent1"/>
-                                <w:kern w:val="0"/>
-                                <w:sz w:val="28"/>
-                                <w:szCs w:val="28"/>
-                                <w:rtl/>
-                                <w14:ligatures w14:val="none"/>
-                              </w:rPr>
-                              <w:t xml:space="preserve"> </w:t>
-                            </w:r>
-                            <w:r>
-                              <w:rPr>
-                                <w:rFonts w:ascii="Frutiger LT Arabic 45 Light" w:eastAsia="Times New Roman" w:hAnsi="Frutiger LT Arabic 45 Light" w:cs="Frutiger LT Arabic 45 Light"/>
-                                <w:color w:val="156082" w:themeColor="accent1"/>
-                                <w:kern w:val="0"/>
-                                <w:sz w:val="28"/>
-                                <w:szCs w:val="28"/>
-                                <w14:ligatures w14:val="none"/>
-                              </w:rPr>
-                              <w:t>هدى بنت دخيل الجهني</w:t>
-                            </w:r>
-                            <w:r>
-                              <w:rPr>
-                                <w:rFonts w:ascii="Frutiger LT Arabic 45 Light" w:eastAsia="Times New Roman" w:hAnsi="Frutiger LT Arabic 45 Light" w:cs="Frutiger LT Arabic 45 Light"/>
-                                <w:color w:val="156082" w:themeColor="accent1"/>
-                                <w:kern w:val="0"/>
-                                <w:sz w:val="28"/>
-                                <w:szCs w:val="28"/>
-                                <w14:ligatures w14:val="none"/>
-                              </w:rPr>
-                              <w:t xml:space="preserve"> </w:t>
+                                <w:rFonts w:ascii="Frutiger LT Arabic 65 Bold" w:hAnsi="Frutiger LT Arabic 65 Bold" w:cs="Frutiger LT Arabic 65 Bold"/>
+                                <w:b/>
+                                <w:bCs/>
+                                <w:color w:val="156082" w:themeColor="accent1"/>
+                                <w:sz w:val="18"/>
+                                <w:szCs w:val="18"/>
+                              </w:rPr>
+                              <w:t>0</w:t>
+                            </w:r>
+                            <w:r>
+                              <w:rPr>
+                                <w:rFonts w:ascii="Frutiger LT Arabic 65 Bold" w:hAnsi="Frutiger LT Arabic 65 Bold" w:cs="Frutiger LT Arabic 65 Bold"/>
+                                <w:b/>
+                                <w:bCs/>
+                                <w:color w:val="156082" w:themeColor="accent1"/>
+                                <w:sz w:val="18"/>
+                                <w:szCs w:val="18"/>
+                              </w:rPr>
+                              <w:t>7/0</w:t>
+                            </w:r>
+                            <w:r>
+                              <w:rPr>
+                                <w:rFonts w:ascii="Frutiger LT Arabic 65 Bold" w:hAnsi="Frutiger LT Arabic 65 Bold" w:cs="Frutiger LT Arabic 65 Bold"/>
+                                <w:b/>
+                                <w:bCs/>
+                                <w:color w:val="156082" w:themeColor="accent1"/>
+                                <w:sz w:val="18"/>
+                                <w:szCs w:val="18"/>
+                              </w:rPr>
+                              <w:t>6</w:t>
+                            </w:r>
+                            <w:r>
+                              <w:rPr>
+                                <w:rFonts w:ascii="Frutiger LT Arabic 65 Bold" w:hAnsi="Frutiger LT Arabic 65 Bold" w:cs="Frutiger LT Arabic 65 Bold"/>
+                                <w:b/>
+                                <w:bCs/>
+                                <w:color w:val="156082" w:themeColor="accent1"/>
+                                <w:sz w:val="18"/>
+                                <w:szCs w:val="18"/>
+                              </w:rPr>
+                              <w:t>/2026</w:t>
                             </w:r>
                           </w:p>
                           <w:p>
                             <w:pPr>
                               <w:bidi/>
-                              <w:spacing w:after="0" w:line="240" w:lineRule="auto"/>
-                              <w:jc w:val="center"/>
-                              <w:rPr>
-                                <w:rFonts w:ascii="Frutiger LT Arabic 45 Light" w:eastAsia="Times New Roman" w:hAnsi="Frutiger LT Arabic 45 Light" w:cs="Frutiger LT Arabic 45 Light"/>
-                                <w:color w:val="156082" w:themeColor="accent1"/>
-                                <w:kern w:val="0"/>
-                                <w:sz w:val="28"/>
-                                <w:szCs w:val="28"/>
-                                <w14:ligatures w14:val="none"/>
-                              </w:rPr>
                             </w:pPr>
-                            <w:r>
-                              <w:rPr>
-                                <w:rFonts w:ascii="Frutiger LT Arabic 45 Light" w:eastAsia="Times New Roman" w:hAnsi="Frutiger LT Arabic 45 Light" w:cs="Frutiger LT Arabic 45 Light"/>
-                                <w:color w:val="156082" w:themeColor="accent1"/>
-                                <w:kern w:val="0"/>
-                                <w:sz w:val="28"/>
-                                <w:szCs w:val="28"/>
-                                <w:rtl/>
-                                <w14:ligatures w14:val="none"/>
-                              </w:rPr>
-                              <w:t>على جهودها المميزة ومساهمتها الفاعلة في أعمال</w:t>
-                            </w:r>
-                            <w:r>
-                              <w:rPr>
-                                <w:rFonts w:ascii="Frutiger LT Arabic 45 Light" w:eastAsia="Times New Roman" w:hAnsi="Frutiger LT Arabic 45 Light" w:cs="Frutiger LT Arabic 45 Light" w:hint="cs"/>
-                                <w:color w:val="156082" w:themeColor="accent1"/>
-                                <w:kern w:val="0"/>
-                                <w:sz w:val="28"/>
-                                <w:szCs w:val="28"/>
-                                <w:rtl/>
-                                <w14:ligatures w14:val="none"/>
-                              </w:rPr>
-                              <w:t xml:space="preserve"> </w:t>
-                            </w:r>
-                            <w:r>
-                              <w:rPr>
-                                <w:rFonts w:ascii="Frutiger LT Arabic 45 Light" w:eastAsia="Times New Roman" w:hAnsi="Frutiger LT Arabic 45 Light" w:cs="Frutiger LT Arabic 45 Light"/>
-                                <w:color w:val="156082" w:themeColor="accent1"/>
-                                <w:kern w:val="0"/>
-                                <w:sz w:val="28"/>
-                                <w:szCs w:val="28"/>
-                                <w14:ligatures w14:val="none"/>
-                              </w:rPr>
-                              <w:t>منسقة الإرشاد الأكاديمي</w:t>
-                            </w:r>
-                            <w:r>
-                              <w:rPr>
-                                <w:rFonts w:ascii="Frutiger LT Arabic 45 Light" w:eastAsia="Times New Roman" w:hAnsi="Frutiger LT Arabic 45 Light" w:cs="Frutiger LT Arabic 45 Light" w:hint="cs"/>
-                                <w:color w:val="156082" w:themeColor="accent1"/>
-                                <w:kern w:val="0"/>
-                                <w:sz w:val="28"/>
-                                <w:szCs w:val="28"/>
-                                <w:rtl/>
-                                <w14:ligatures w14:val="none"/>
-                              </w:rPr>
-                              <w:t xml:space="preserve"> </w:t>
-                            </w:r>
-                            <w:r>
-                              <w:rPr>
-                                <w:rFonts w:ascii="Frutiger LT Arabic 45 Light" w:eastAsia="Times New Roman" w:hAnsi="Frutiger LT Arabic 45 Light" w:cs="Frutiger LT Arabic 45 Light" w:hint="cs"/>
-                                <w:color w:val="156082" w:themeColor="accent1"/>
-                                <w:kern w:val="0"/>
-                                <w:sz w:val="28"/>
-                                <w:szCs w:val="28"/>
-                                <w:rtl/>
-                                <w14:ligatures w14:val="none"/>
-                              </w:rPr>
-                              <w:t>ب</w:t>
-                            </w:r>
-                            <w:r>
-                              <w:rPr>
-                                <w:rFonts w:ascii="Frutiger LT Arabic 45 Light" w:eastAsia="Times New Roman" w:hAnsi="Frutiger LT Arabic 45 Light" w:cs="Frutiger LT Arabic 45 Light" w:hint="cs"/>
-                                <w:color w:val="156082" w:themeColor="accent1"/>
-                                <w:kern w:val="0"/>
-                                <w:sz w:val="28"/>
-                                <w:szCs w:val="28"/>
-                                <w:rtl/>
-                                <w14:ligatures w14:val="none"/>
-                              </w:rPr>
-                              <w:t>كلية الحوسبة</w:t>
-                            </w:r>
-                            <w:r>
-                              <w:rPr>
-                                <w:rFonts w:ascii="Frutiger LT Arabic 45 Light" w:eastAsia="Times New Roman" w:hAnsi="Frutiger LT Arabic 45 Light" w:cs="Frutiger LT Arabic 45 Light" w:hint="cs"/>
-                                <w:color w:val="156082" w:themeColor="accent1"/>
-                                <w:kern w:val="0"/>
-                                <w:sz w:val="28"/>
-                                <w:szCs w:val="28"/>
-                                <w:rtl/>
-                                <w14:ligatures w14:val="none"/>
-                              </w:rPr>
-                              <w:t xml:space="preserve"> </w:t>
-                            </w:r>
-                            <w:r>
-                              <w:rPr>
-                                <w:rFonts w:ascii="Frutiger LT Arabic 45 Light" w:eastAsia="Times New Roman" w:hAnsi="Frutiger LT Arabic 45 Light" w:cs="Frutiger LT Arabic 45 Light" w:hint="cs"/>
-                                <w:color w:val="156082" w:themeColor="accent1"/>
-                                <w:kern w:val="0"/>
-                                <w:sz w:val="28"/>
-                                <w:szCs w:val="28"/>
-                                <w:rtl/>
-                                <w14:ligatures w14:val="none"/>
-                              </w:rPr>
-                              <w:t xml:space="preserve">والمعلوماتية </w:t>
-                            </w:r>
-                            <w:r>
-                              <w:rPr>
-                                <w:rFonts w:ascii="Frutiger LT Arabic 45 Light" w:eastAsia="Times New Roman" w:hAnsi="Frutiger LT Arabic 45 Light" w:cs="Frutiger LT Arabic 45 Light" w:hint="cs"/>
-                                <w:color w:val="156082" w:themeColor="accent1"/>
-                                <w:kern w:val="0"/>
-                                <w:sz w:val="28"/>
-                                <w:szCs w:val="28"/>
-                                <w:rtl/>
-                                <w14:ligatures w14:val="none"/>
-                              </w:rPr>
-                              <w:t>خلال العام الجامعي ١٤٤٧ هـ</w:t>
-                            </w:r>
-                          </w:p>
-                          <w:p>
-                            <w:pPr>
-                              <w:bidi/>
-                              <w:spacing w:after="0" w:line="240" w:lineRule="auto"/>
-                              <w:jc w:val="center"/>
-                              <w:rPr>
-                                <w:rFonts w:ascii="Frutiger LT Arabic 45 Light" w:eastAsia="Times New Roman" w:hAnsi="Frutiger LT Arabic 45 Light" w:cs="Frutiger LT Arabic 45 Light"/>
-                                <w:color w:val="156082" w:themeColor="accent1"/>
-                                <w:kern w:val="0"/>
-                                <w:sz w:val="28"/>
-                                <w:szCs w:val="28"/>
-                                <w:rtl/>
-                                <w14:ligatures w14:val="none"/>
-                              </w:rPr>
-                            </w:pPr>
-                          </w:p>
-                          <w:p>
-                            <w:pPr>
-                              <w:bidi/>
-                              <w:spacing w:after="0" w:line="240" w:lineRule="auto"/>
-                              <w:jc w:val="center"/>
-                              <w:rPr>
-                                <w:rFonts w:ascii="Frutiger LT Arabic 45 Light" w:eastAsia="Times New Roman" w:hAnsi="Frutiger LT Arabic 45 Light" w:cs="Frutiger LT Arabic 45 Light"/>
-                                <w:color w:val="156082" w:themeColor="accent1"/>
-                                <w:kern w:val="0"/>
-                                <w:sz w:val="28"/>
-                                <w:szCs w:val="28"/>
-                                <w14:ligatures w14:val="none"/>
-                              </w:rPr>
-                            </w:pPr>
-                            <w:r>
-                              <w:rPr>
-                                <w:rFonts w:ascii="Frutiger LT Arabic 45 Light" w:eastAsia="Times New Roman" w:hAnsi="Frutiger LT Arabic 45 Light" w:cs="Frutiger LT Arabic 45 Light" w:hint="cs"/>
-                                <w:color w:val="156082" w:themeColor="accent1"/>
-                                <w:kern w:val="0"/>
-                                <w:sz w:val="28"/>
-                                <w:szCs w:val="28"/>
-                                <w:rtl/>
-                                <w14:ligatures w14:val="none"/>
-                              </w:rPr>
-                              <w:t>سائلين المولى لها مزِيدًا من النجاح والتقدم</w:t>
-                            </w:r>
                           </w:p>
                         </w:txbxContent>
                       </wps:txbx>
-                      <wps:bodyPr rot="0" spcFirstLastPara="0" vertOverflow="overflow" horzOverflow="overflow" vert="horz" wrap="square" lIns="91440" tIns="45720" rIns="91440" bIns="45720" numCol="1" spcCol="0" rtlCol="1" fromWordArt="0" anchor="t" anchorCtr="0" forceAA="0" compatLnSpc="1">
+                      <wps:bodyPr rot="0" spcFirstLastPara="0" vertOverflow="overflow" horzOverflow="overflow" vert="horz" wrap="square" lIns="91440" tIns="45720" rIns="91440" bIns="45720" numCol="1" spcCol="0" rtlCol="0" fromWordArt="0" anchor="t" anchorCtr="0" forceAA="0" compatLnSpc="1">
                         <a:prstTxWarp prst="textNoShape">
                           <a:avLst/>
                         </a:prstTxWarp>
@@ -384,89 +204,68 @@
           </mc:Choice>
           <mc:Fallback>
             <w:pict>
-              <v:shapetype w14:anchorId="4BEF5500" id="_x0000_t202" coordsize="21600,21600" o:spt="202" path="m,l,21600r21600,l21600,xe">
+              <v:shapetype w14:anchorId="0B7F5389" id="_x0000_t202" coordsize="21600,21600" o:spt="202" path="m,l,21600r21600,l21600,xe">
                 <v:stroke joinstyle="miter"/>
                 <v:path gradientshapeok="t" o:connecttype="rect"/>
               </v:shapetype>
-              <v:shape id="Text Box 1" o:spid="_x0000_s1026" type="#_x0000_t202" style="position:absolute;left:0;text-align:left;margin-left:358.75pt;margin-top:179.75pt;width:373.6pt;height:249.5pt;z-index:251664384;visibility:visible;mso-wrap-style:square;mso-width-percent:0;mso-height-percent:0;mso-wrap-distance-left:9pt;mso-wrap-distance-top:0;mso-wrap-distance-right:9pt;mso-wrap-distance-bottom:0;mso-position-horizontal:absolute;mso-position-horizontal-relative:margin;mso-position-vertical:absolute;mso-position-vertical-relative:text;mso-width-percent:0;mso-height-percent:0;mso-width-relative:margin;mso-height-relative:margin;v-text-anchor:top" o:gfxdata="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" filled="f" stroked="f" strokeweight=".5pt">
+              <v:shape id="Text Box 11" o:spid="_x0000_s1026" type="#_x0000_t202" style="position:absolute;left:0;text-align:left;margin-left:299.8pt;margin-top:468.65pt;width:134.95pt;height:103.35pt;z-index:251676672;visibility:visible;mso-wrap-style:square;mso-width-percent:0;mso-height-percent:0;mso-wrap-distance-left:9pt;mso-wrap-distance-top:0;mso-wrap-distance-right:9pt;mso-wrap-distance-bottom:0;mso-position-horizontal:absolute;mso-position-horizontal-relative:text;mso-position-vertical:absolute;mso-position-vertical-relative:text;mso-width-percent:0;mso-height-percent:0;mso-width-relative:margin;mso-height-relative:margin;v-text-anchor:top" o:gfxdata="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" filled="f" stroked="f">
                 <v:textbox>
                   <w:txbxContent>
                     <w:p>
                       <w:pPr>
+                        <w:bidi/>
                         <w:spacing w:after="0" w:line="240" w:lineRule="auto"/>
                         <w:jc w:val="center"/>
                         <w:rPr>
-                          <w:rFonts w:ascii="Frutiger LT Arabic 45 Light" w:eastAsia="Times New Roman" w:hAnsi="Frutiger LT Arabic 45 Light" w:cs="Frutiger LT Arabic 45 Light"/>
-                          <w:color w:val="156082" w:themeColor="accent1"/>
-                          <w:kern w:val="0"/>
-                          <w:sz w:val="28"/>
-                          <w:szCs w:val="28"/>
-                          <w:rtl/>
-                          <w14:ligatures w14:val="none"/>
+                          <w:rFonts w:ascii="Frutiger LT Arabic 65 Bold" w:hAnsi="Frutiger LT Arabic 65 Bold" w:cs="Frutiger LT Arabic 65 Bold"/>
+                          <w:b/>
+                          <w:bCs/>
+                          <w:color w:val="156082" w:themeColor="accent1"/>
+                          <w:sz w:val="24"/>
+                          <w:rtl/>
                         </w:rPr>
                       </w:pPr>
                       <w:r>
                         <w:rPr>
-                          <w:rFonts w:ascii="Frutiger LT Arabic 45 Light" w:eastAsia="Times New Roman" w:hAnsi="Frutiger LT Arabic 45 Light" w:cs="Frutiger LT Arabic 45 Light" w:hint="cs"/>
-                          <w:color w:val="156082" w:themeColor="accent1"/>
-                          <w:kern w:val="0"/>
-                          <w:sz w:val="28"/>
-                          <w:szCs w:val="28"/>
-                          <w:rtl/>
-                          <w14:ligatures w14:val="none"/>
-                        </w:rPr>
-                        <w:t>يسر كلية الحوسبة والمعلوماتية بالجامعة السعودية ال</w:t>
-                      </w:r>
-                      <w:r>
-                        <w:rPr>
-                          <w:rFonts w:ascii="Frutiger LT Arabic 45 Light" w:eastAsia="Times New Roman" w:hAnsi="Frutiger LT Arabic 45 Light" w:cs="Frutiger LT Arabic 45 Light" w:hint="cs"/>
-                          <w:color w:val="156082" w:themeColor="accent1"/>
-                          <w:kern w:val="0"/>
-                          <w:sz w:val="28"/>
-                          <w:szCs w:val="28"/>
-                          <w:rtl/>
-                          <w14:ligatures w14:val="none"/>
-                        </w:rPr>
-                        <w:t>إ</w:t>
-                      </w:r>
-                      <w:r>
-                        <w:rPr>
-                          <w:rFonts w:ascii="Frutiger LT Arabic 45 Light" w:eastAsia="Times New Roman" w:hAnsi="Frutiger LT Arabic 45 Light" w:cs="Frutiger LT Arabic 45 Light" w:hint="cs"/>
-                          <w:color w:val="156082" w:themeColor="accent1"/>
-                          <w:kern w:val="0"/>
-                          <w:sz w:val="28"/>
-                          <w:szCs w:val="28"/>
-                          <w:rtl/>
-                          <w14:ligatures w14:val="none"/>
-                        </w:rPr>
-                        <w:t>لكترونية</w:t>
-                      </w:r>
-                    </w:p>
-                    <w:p>
-                      <w:pPr>
-                        <w:spacing w:after="0" w:line="240" w:lineRule="auto"/>
-                        <w:jc w:val="center"/>
-                        <w:rPr>
-                          <w:rFonts w:ascii="Frutiger LT Arabic 45 Light" w:eastAsia="Times New Roman" w:hAnsi="Frutiger LT Arabic 45 Light" w:cs="Frutiger LT Arabic 45 Light"/>
-                          <w:color w:val="156082" w:themeColor="accent1"/>
-                          <w:kern w:val="0"/>
-                          <w:sz w:val="28"/>
-                          <w:szCs w:val="28"/>
-                          <w:rtl/>
-                          <w14:ligatures w14:val="none"/>
-                        </w:rPr>
-                      </w:pPr>
-                      <w:r>
-                        <w:rPr>
-                          <w:rFonts w:ascii="Frutiger LT Arabic 45 Light" w:eastAsia="Times New Roman" w:hAnsi="Frutiger LT Arabic 45 Light" w:cs="Frutiger LT Arabic 45 Light" w:hint="cs"/>
-                          <w:color w:val="156082" w:themeColor="accent1"/>
-                          <w:kern w:val="0"/>
-                          <w:sz w:val="28"/>
-                          <w:szCs w:val="28"/>
-                          <w:rtl/>
-                          <w14:ligatures w14:val="none"/>
-                        </w:rPr>
-                        <w:t>أن تتقدم بوافر الشكر والتقدير</w:t>
+                          <w:rFonts w:ascii="Times New Roman"/>
+                          <w:noProof/>
+                          <w:sz w:val="20"/>
+                        </w:rPr>
+                        <w:drawing>
+                          <wp:inline distT="0" distB="0" distL="0" distR="0" wp14:anchorId="07008CF8" wp14:editId="48E756C9">
+                            <wp:extent cx="748665" cy="668195"/>
+                            <wp:effectExtent l="0" t="0" r="635" b="5080"/>
+                            <wp:docPr id="800695870" name="Image 2"/>
+                            <wp:cNvGraphicFramePr>
+                              <a:graphicFrameLocks xmlns:a="http://schemas.openxmlformats.org/drawingml/2006/main"/>
+                            </wp:cNvGraphicFramePr>
+                            <a:graphic xmlns:a="http://schemas.openxmlformats.org/drawingml/2006/main">
+                              <a:graphicData uri="http://schemas.openxmlformats.org/drawingml/2006/picture">
+                                <pic:pic xmlns:pic="http://schemas.openxmlformats.org/drawingml/2006/picture">
+                                  <pic:nvPicPr>
+                                    <pic:cNvPr id="2" name="Image 2"/>
+                                    <pic:cNvPicPr/>
+                                  </pic:nvPicPr>
+                                  <pic:blipFill>
+                                    <a:blip r:embed="rId6" cstate="print"/>
+                                    <a:stretch>
+                                      <a:fillRect/>
+                                    </a:stretch>
+                                  </pic:blipFill>
+                                  <pic:spPr>
+                                    <a:xfrm>
+                                      <a:off x="0" y="0"/>
+                                      <a:ext cx="759177" cy="677577"/>
+                                    </a:xfrm>
+                                    <a:prstGeom prst="rect">
+                                      <a:avLst/>
+                                    </a:prstGeom>
+                                  </pic:spPr>
+                                </pic:pic>
+                              </a:graphicData>
+                            </a:graphic>
+                          </wp:inline>
+                        </w:drawing>
                       </w:r>
                     </w:p>
                     <w:p>
@@ -475,240 +274,66 @@
                         <w:spacing w:after="0" w:line="240" w:lineRule="auto"/>
                         <w:jc w:val="center"/>
                         <w:rPr>
-                          <w:rFonts w:ascii="Frutiger LT Arabic 45 Light" w:eastAsia="Times New Roman" w:hAnsi="Frutiger LT Arabic 45 Light" w:cs="Frutiger LT Arabic 45 Light"/>
-                          <w:color w:val="156082" w:themeColor="accent1"/>
-                          <w:kern w:val="0"/>
-                          <w:sz w:val="28"/>
-                          <w:szCs w:val="28"/>
-                          <w14:ligatures w14:val="none"/>
+                          <w:rFonts w:ascii="Frutiger LT Arabic 65 Bold" w:hAnsi="Frutiger LT Arabic 65 Bold" w:cs="Frutiger LT Arabic 65 Bold"/>
+                          <w:b/>
+                          <w:bCs/>
+                          <w:color w:val="156082" w:themeColor="accent1"/>
+                          <w:sz w:val="18"/>
+                          <w:szCs w:val="18"/>
                         </w:rPr>
                       </w:pPr>
                       <w:r>
                         <w:rPr>
-                          <w:rFonts w:ascii="Frutiger LT Arabic 45 Light" w:eastAsia="Times New Roman" w:hAnsi="Frutiger LT Arabic 45 Light" w:cs="Frutiger LT Arabic 45 Light"/>
-                          <w:color w:val="156082" w:themeColor="accent1"/>
-                          <w:kern w:val="0"/>
-                          <w:sz w:val="28"/>
-                          <w:szCs w:val="28"/>
-                          <w14:ligatures w14:val="none"/>
-                        </w:rPr>
-                        <w:t>للمحاضرة</w:t>
-                      </w:r>
-                      <w:r>
-                        <w:rPr>
-                          <w:rFonts w:ascii="Frutiger LT Arabic 45 Light" w:eastAsia="Times New Roman" w:hAnsi="Frutiger LT Arabic 45 Light" w:cs="Frutiger LT Arabic 45 Light" w:hint="cs"/>
-                          <w:color w:val="156082" w:themeColor="accent1"/>
-                          <w:kern w:val="0"/>
-                          <w:sz w:val="28"/>
-                          <w:szCs w:val="28"/>
-                          <w:rtl/>
-                          <w14:ligatures w14:val="none"/>
-                        </w:rPr>
-                        <w:t>/</w:t>
-                      </w:r>
-                      <w:r>
-                        <w:rPr>
-                          <w:rFonts w:ascii="Frutiger LT Arabic 45 Light" w:eastAsia="Times New Roman" w:hAnsi="Frutiger LT Arabic 45 Light" w:cs="Frutiger LT Arabic 45 Light" w:hint="cs"/>
-                          <w:color w:val="156082" w:themeColor="accent1"/>
-                          <w:kern w:val="0"/>
-                          <w:sz w:val="28"/>
-                          <w:szCs w:val="28"/>
-                          <w:rtl/>
-                          <w14:ligatures w14:val="none"/>
-                        </w:rPr>
-                        <w:t xml:space="preserve"> </w:t>
-                      </w:r>
-                      <w:r>
-                        <w:rPr>
-                          <w:rFonts w:ascii="Frutiger LT Arabic 45 Light" w:eastAsia="Times New Roman" w:hAnsi="Frutiger LT Arabic 45 Light" w:cs="Frutiger LT Arabic 45 Light"/>
-                          <w:color w:val="156082" w:themeColor="accent1"/>
-                          <w:kern w:val="0"/>
-                          <w:sz w:val="28"/>
-                          <w:szCs w:val="28"/>
-                          <w14:ligatures w14:val="none"/>
-                        </w:rPr>
-                        <w:t>هدى بنت دخيل الجهني</w:t>
-                      </w:r>
-                      <w:r>
-                        <w:rPr>
-                          <w:rFonts w:ascii="Frutiger LT Arabic 45 Light" w:eastAsia="Times New Roman" w:hAnsi="Frutiger LT Arabic 45 Light" w:cs="Frutiger LT Arabic 45 Light"/>
-                          <w:color w:val="156082" w:themeColor="accent1"/>
-                          <w:kern w:val="0"/>
-                          <w:sz w:val="28"/>
-                          <w:szCs w:val="28"/>
-                          <w14:ligatures w14:val="none"/>
-                        </w:rPr>
-                        <w:t xml:space="preserve"> </w:t>
+                          <w:rFonts w:ascii="Frutiger LT Arabic 65 Bold" w:hAnsi="Frutiger LT Arabic 65 Bold" w:cs="Frutiger LT Arabic 65 Bold"/>
+                          <w:b/>
+                          <w:bCs/>
+                          <w:color w:val="156082" w:themeColor="accent1"/>
+                          <w:sz w:val="18"/>
+                          <w:szCs w:val="18"/>
+                        </w:rPr>
+                        <w:t>0</w:t>
+                      </w:r>
+                      <w:r>
+                        <w:rPr>
+                          <w:rFonts w:ascii="Frutiger LT Arabic 65 Bold" w:hAnsi="Frutiger LT Arabic 65 Bold" w:cs="Frutiger LT Arabic 65 Bold"/>
+                          <w:b/>
+                          <w:bCs/>
+                          <w:color w:val="156082" w:themeColor="accent1"/>
+                          <w:sz w:val="18"/>
+                          <w:szCs w:val="18"/>
+                        </w:rPr>
+                        <w:t>7/0</w:t>
+                      </w:r>
+                      <w:r>
+                        <w:rPr>
+                          <w:rFonts w:ascii="Frutiger LT Arabic 65 Bold" w:hAnsi="Frutiger LT Arabic 65 Bold" w:cs="Frutiger LT Arabic 65 Bold"/>
+                          <w:b/>
+                          <w:bCs/>
+                          <w:color w:val="156082" w:themeColor="accent1"/>
+                          <w:sz w:val="18"/>
+                          <w:szCs w:val="18"/>
+                        </w:rPr>
+                        <w:t>6</w:t>
+                      </w:r>
+                      <w:r>
+                        <w:rPr>
+                          <w:rFonts w:ascii="Frutiger LT Arabic 65 Bold" w:hAnsi="Frutiger LT Arabic 65 Bold" w:cs="Frutiger LT Arabic 65 Bold"/>
+                          <w:b/>
+                          <w:bCs/>
+                          <w:color w:val="156082" w:themeColor="accent1"/>
+                          <w:sz w:val="18"/>
+                          <w:szCs w:val="18"/>
+                        </w:rPr>
+                        <w:t>/2026</w:t>
                       </w:r>
                     </w:p>
                     <w:p>
                       <w:pPr>
                         <w:bidi/>
-                        <w:spacing w:after="0" w:line="240" w:lineRule="auto"/>
-                        <w:jc w:val="center"/>
-                        <w:rPr>
-                          <w:rFonts w:ascii="Frutiger LT Arabic 45 Light" w:eastAsia="Times New Roman" w:hAnsi="Frutiger LT Arabic 45 Light" w:cs="Frutiger LT Arabic 45 Light"/>
-                          <w:color w:val="156082" w:themeColor="accent1"/>
-                          <w:kern w:val="0"/>
-                          <w:sz w:val="28"/>
-                          <w:szCs w:val="28"/>
-                          <w14:ligatures w14:val="none"/>
-                        </w:rPr>
                       </w:pPr>
-                      <w:r>
-                        <w:rPr>
-                          <w:rFonts w:ascii="Frutiger LT Arabic 45 Light" w:eastAsia="Times New Roman" w:hAnsi="Frutiger LT Arabic 45 Light" w:cs="Frutiger LT Arabic 45 Light"/>
-                          <w:color w:val="156082" w:themeColor="accent1"/>
-                          <w:kern w:val="0"/>
-                          <w:sz w:val="28"/>
-                          <w:szCs w:val="28"/>
-                          <w:rtl/>
-                          <w14:ligatures w14:val="none"/>
-                        </w:rPr>
-                        <w:t>على جهودها المميزة ومساهمتها الفاعلة في أعمال</w:t>
-                      </w:r>
-                      <w:r>
-                        <w:rPr>
-                          <w:rFonts w:ascii="Frutiger LT Arabic 45 Light" w:eastAsia="Times New Roman" w:hAnsi="Frutiger LT Arabic 45 Light" w:cs="Frutiger LT Arabic 45 Light" w:hint="cs"/>
-                          <w:color w:val="156082" w:themeColor="accent1"/>
-                          <w:kern w:val="0"/>
-                          <w:sz w:val="28"/>
-                          <w:szCs w:val="28"/>
-                          <w:rtl/>
-                          <w14:ligatures w14:val="none"/>
-                        </w:rPr>
-                        <w:t xml:space="preserve"> </w:t>
-                      </w:r>
-                      <w:r>
-                        <w:rPr>
-                          <w:rFonts w:ascii="Frutiger LT Arabic 45 Light" w:eastAsia="Times New Roman" w:hAnsi="Frutiger LT Arabic 45 Light" w:cs="Frutiger LT Arabic 45 Light"/>
-                          <w:color w:val="156082" w:themeColor="accent1"/>
-                          <w:kern w:val="0"/>
-                          <w:sz w:val="28"/>
-                          <w:szCs w:val="28"/>
-                          <w14:ligatures w14:val="none"/>
-                        </w:rPr>
-                        <w:t>منسقة الإرشاد الأكاديمي</w:t>
-                      </w:r>
-                      <w:r>
-                        <w:rPr>
-                          <w:rFonts w:ascii="Frutiger LT Arabic 45 Light" w:eastAsia="Times New Roman" w:hAnsi="Frutiger LT Arabic 45 Light" w:cs="Frutiger LT Arabic 45 Light" w:hint="cs"/>
-                          <w:color w:val="156082" w:themeColor="accent1"/>
-                          <w:kern w:val="0"/>
-                          <w:sz w:val="28"/>
-                          <w:szCs w:val="28"/>
-                          <w:rtl/>
-                          <w14:ligatures w14:val="none"/>
-                        </w:rPr>
-                        <w:t xml:space="preserve"> </w:t>
-                      </w:r>
-                      <w:r>
-                        <w:rPr>
-                          <w:rFonts w:ascii="Frutiger LT Arabic 45 Light" w:eastAsia="Times New Roman" w:hAnsi="Frutiger LT Arabic 45 Light" w:cs="Frutiger LT Arabic 45 Light" w:hint="cs"/>
-                          <w:color w:val="156082" w:themeColor="accent1"/>
-                          <w:kern w:val="0"/>
-                          <w:sz w:val="28"/>
-                          <w:szCs w:val="28"/>
-                          <w:rtl/>
-                          <w14:ligatures w14:val="none"/>
-                        </w:rPr>
-                        <w:t>ب</w:t>
-                      </w:r>
-                      <w:r>
-                        <w:rPr>
-                          <w:rFonts w:ascii="Frutiger LT Arabic 45 Light" w:eastAsia="Times New Roman" w:hAnsi="Frutiger LT Arabic 45 Light" w:cs="Frutiger LT Arabic 45 Light" w:hint="cs"/>
-                          <w:color w:val="156082" w:themeColor="accent1"/>
-                          <w:kern w:val="0"/>
-                          <w:sz w:val="28"/>
-                          <w:szCs w:val="28"/>
-                          <w:rtl/>
-                          <w14:ligatures w14:val="none"/>
-                        </w:rPr>
-                        <w:t>كلية الحوسبة</w:t>
-                      </w:r>
-                      <w:r>
-                        <w:rPr>
-                          <w:rFonts w:ascii="Frutiger LT Arabic 45 Light" w:eastAsia="Times New Roman" w:hAnsi="Frutiger LT Arabic 45 Light" w:cs="Frutiger LT Arabic 45 Light" w:hint="cs"/>
-                          <w:color w:val="156082" w:themeColor="accent1"/>
-                          <w:kern w:val="0"/>
-                          <w:sz w:val="28"/>
-                          <w:szCs w:val="28"/>
-                          <w:rtl/>
-                          <w14:ligatures w14:val="none"/>
-                        </w:rPr>
-                        <w:t xml:space="preserve"> </w:t>
-                      </w:r>
-                      <w:r>
-                        <w:rPr>
-                          <w:rFonts w:ascii="Frutiger LT Arabic 45 Light" w:eastAsia="Times New Roman" w:hAnsi="Frutiger LT Arabic 45 Light" w:cs="Frutiger LT Arabic 45 Light" w:hint="cs"/>
-                          <w:color w:val="156082" w:themeColor="accent1"/>
-                          <w:kern w:val="0"/>
-                          <w:sz w:val="28"/>
-                          <w:szCs w:val="28"/>
-                          <w:rtl/>
-                          <w14:ligatures w14:val="none"/>
-                        </w:rPr>
-                        <w:t xml:space="preserve">والمعلوماتية </w:t>
-                      </w:r>
-                      <w:r>
-                        <w:rPr>
-                          <w:rFonts w:ascii="Frutiger LT Arabic 45 Light" w:eastAsia="Times New Roman" w:hAnsi="Frutiger LT Arabic 45 Light" w:cs="Frutiger LT Arabic 45 Light" w:hint="cs"/>
-                          <w:color w:val="156082" w:themeColor="accent1"/>
-                          <w:kern w:val="0"/>
-                          <w:sz w:val="28"/>
-                          <w:szCs w:val="28"/>
-                          <w:rtl/>
-                          <w14:ligatures w14:val="none"/>
-                        </w:rPr>
-                        <w:t>خلال العام الجامعي ١٤٤٧ هـ</w:t>
-                      </w:r>
-                    </w:p>
-                    <w:p>
-                      <w:pPr>
-                        <w:bidi/>
-                        <w:spacing w:after="0" w:line="240" w:lineRule="auto"/>
-                        <w:jc w:val="center"/>
-                        <w:rPr>
-                          <w:rFonts w:ascii="Frutiger LT Arabic 45 Light" w:eastAsia="Times New Roman" w:hAnsi="Frutiger LT Arabic 45 Light" w:cs="Frutiger LT Arabic 45 Light"/>
-                          <w:color w:val="156082" w:themeColor="accent1"/>
-                          <w:kern w:val="0"/>
-                          <w:sz w:val="28"/>
-                          <w:szCs w:val="28"/>
-                          <w:rtl/>
-                          <w14:ligatures w14:val="none"/>
-                        </w:rPr>
-                      </w:pPr>
-                    </w:p>
-                    <w:p>
-                      <w:pPr>
-                        <w:bidi/>
-                        <w:spacing w:after="0" w:line="240" w:lineRule="auto"/>
-                        <w:jc w:val="center"/>
-                        <w:rPr>
-                          <w:rFonts w:ascii="Frutiger LT Arabic 45 Light" w:eastAsia="Times New Roman" w:hAnsi="Frutiger LT Arabic 45 Light" w:cs="Frutiger LT Arabic 45 Light"/>
-                          <w:color w:val="156082" w:themeColor="accent1"/>
-                          <w:kern w:val="0"/>
-                          <w:sz w:val="28"/>
-                          <w:szCs w:val="28"/>
-                          <w14:ligatures w14:val="none"/>
-                        </w:rPr>
-                      </w:pPr>
-                      <w:r>
-                        <w:rPr>
-                          <w:rFonts w:ascii="Frutiger LT Arabic 45 Light" w:eastAsia="Times New Roman" w:hAnsi="Frutiger LT Arabic 45 Light" w:cs="Frutiger LT Arabic 45 Light" w:hint="cs"/>
-                          <w:color w:val="156082" w:themeColor="accent1"/>
-                          <w:kern w:val="0"/>
-                          <w:sz w:val="28"/>
-                          <w:szCs w:val="28"/>
-                          <w:rtl/>
-                          <w14:ligatures w14:val="none"/>
-                        </w:rPr>
-                        <w:t>سائلين المولى لها مزِيدًا من النجاح والتقدم</w:t>
-                      </w:r>
                     </w:p>
                   </w:txbxContent>
                 </v:textbox>
-                <w10:wrap anchorx="margin"/>
               </v:shape>
             </w:pict>
           </mc:Fallback>
@@ -721,433 +346,13 @@
         <mc:AlternateContent>
           <mc:Choice Requires="wps">
             <w:drawing>
-              <wp:anchor distT="0" distB="0" distL="114300" distR="114300" simplePos="0" relativeHeight="251666432" behindDoc="0" locked="0" layoutInCell="1" allowOverlap="1" wp14:anchorId="2D96A977" wp14:editId="323C0C5C">
+              <wp:anchor distT="0" distB="0" distL="114300" distR="114300" simplePos="0" relativeHeight="251668480" behindDoc="0" locked="0" layoutInCell="1" allowOverlap="1" wp14:anchorId="40891D20" wp14:editId="45E49C55">
                 <wp:simplePos x="0" y="0"/>
                 <wp:positionH relativeFrom="margin">
-                  <wp:posOffset>-405114</wp:posOffset>
+                  <wp:posOffset>1629956</wp:posOffset>
                 </wp:positionH>
                 <wp:positionV relativeFrom="paragraph">
-                  <wp:posOffset>2288331</wp:posOffset>
-                </wp:positionV>
-                <wp:extent cx="4884517" cy="3168869"/>
-                <wp:effectExtent l="0" t="0" r="0" b="0"/>
-                <wp:wrapNone/>
-                <wp:docPr id="1102702226" name="Text Box 1"/>
-                <wp:cNvGraphicFramePr/>
-                <a:graphic xmlns:a="http://schemas.openxmlformats.org/drawingml/2006/main">
-                  <a:graphicData uri="http://schemas.microsoft.com/office/word/2010/wordprocessingShape">
-                    <wps:wsp>
-                      <wps:cNvSpPr txBox="1"/>
-                      <wps:spPr>
-                        <a:xfrm>
-                          <a:off x="0" y="0"/>
-                          <a:ext cx="4884517" cy="3168869"/>
-                        </a:xfrm>
-                        <a:prstGeom prst="rect">
-                          <a:avLst/>
-                        </a:prstGeom>
-                        <a:noFill/>
-                        <a:ln w="6350">
-                          <a:noFill/>
-                        </a:ln>
-                      </wps:spPr>
-                      <wps:txbx>
-                        <w:txbxContent>
-                          <w:p>
-                            <w:pPr>
-                              <w:pStyle w:val="NormalWeb"/>
-                              <w:spacing w:before="0" w:beforeAutospacing="0" w:after="0" w:afterAutospacing="0"/>
-                              <w:rPr>
-                                <w:rFonts w:ascii="Frutiger LT Arabic 45 Light" w:hAnsi="Frutiger LT Arabic 45 Light" w:cs="Frutiger LT Arabic 45 Light"/>
-                                <w:color w:val="002060"/>
-                                <w:sz w:val="28"/>
-                                <w:szCs w:val="28"/>
-                              </w:rPr>
-                            </w:pPr>
-                            <w:r>
-                              <w:rPr>
-                                <w:rFonts w:ascii="Frutiger LT Arabic 45 Light" w:hAnsi="Frutiger LT Arabic 45 Light" w:cs="Frutiger LT Arabic 45 Light" w:hint="cs"/>
-                                <w:color w:val="002060"/>
-                                <w:sz w:val="28"/>
-                                <w:szCs w:val="28"/>
-                              </w:rPr>
-                              <w:t>The College of Computing and Informatics is pleased to extend its sincere thanks and appreciation to</w:t>
-                            </w:r>
-                          </w:p>
-                          <w:p>
-                            <w:pPr>
-                              <w:pStyle w:val="NormalWeb"/>
-                              <w:spacing w:before="0" w:beforeAutospacing="0" w:after="0" w:afterAutospacing="0"/>
-                              <w:rPr>
-                                <w:rFonts w:ascii="Frutiger LT Arabic 45 Light" w:hAnsi="Frutiger LT Arabic 45 Light" w:cs="Frutiger LT Arabic 45 Light"/>
-                                <w:color w:val="002060"/>
-                                <w:sz w:val="28"/>
-                                <w:szCs w:val="28"/>
-                              </w:rPr>
-                            </w:pPr>
-                            <w:r>
-                              <w:rPr>
-                                <w:rFonts w:ascii="Frutiger LT Arabic 45 Light" w:hAnsi="Frutiger LT Arabic 45 Light" w:cs="Frutiger LT Arabic 45 Light"/>
-                                <w:color w:val="002060"/>
-                                <w:sz w:val="28"/>
-                                <w:szCs w:val="28"/>
-                              </w:rPr>
-                              <w:t>La</w:t>
-                            </w:r>
-                            <w:r>
-                              <w:rPr>
-                                <w:rFonts w:ascii="Frutiger LT Arabic 45 Light" w:hAnsi="Frutiger LT Arabic 45 Light" w:cs="Frutiger LT Arabic 45 Light" w:hint="cs"/>
-                                <w:color w:val="002060"/>
-                                <w:sz w:val="28"/>
-                                <w:szCs w:val="28"/>
-                              </w:rPr>
-                              <w:t xml:space="preserve">. / </w:t>
-                            </w:r>
-                            <w:r>
-                              <w:rPr>
-                                <w:rFonts w:ascii="Frutiger LT Arabic 45 Light" w:hAnsi="Frutiger LT Arabic 45 Light" w:cs="Frutiger LT Arabic 45 Light"/>
-                                <w:color w:val="002060"/>
-                                <w:sz w:val="28"/>
-                                <w:szCs w:val="28"/>
-                              </w:rPr>
-                              <w:t>Huda Dakheel Aljohani</w:t>
-                            </w:r>
-                          </w:p>
-                          <w:p>
-                            <w:pPr>
-                              <w:spacing w:after="0" w:line="240" w:lineRule="auto"/>
-                              <w:rPr>
-                                <w:rFonts w:ascii="Frutiger LT Arabic 45 Light" w:eastAsia="Times New Roman" w:hAnsi="Frutiger LT Arabic 45 Light" w:cs="Frutiger LT Arabic 45 Light"/>
-                                <w:color w:val="002060"/>
-                                <w:kern w:val="0"/>
-                                <w:sz w:val="28"/>
-                                <w:szCs w:val="28"/>
-                                <w14:ligatures w14:val="none"/>
-                              </w:rPr>
-                            </w:pPr>
-                            <w:r>
-                              <w:rPr>
-                                <w:rFonts w:ascii="Frutiger LT Arabic 45 Light" w:eastAsia="Times New Roman" w:hAnsi="Frutiger LT Arabic 45 Light" w:cs="Frutiger LT Arabic 45 Light"/>
-                                <w:color w:val="002060"/>
-                                <w:kern w:val="0"/>
-                                <w:sz w:val="28"/>
-                                <w:szCs w:val="28"/>
-                                <w14:ligatures w14:val="none"/>
-                              </w:rPr>
-                              <w:t>for her outstanding efforts in her role as</w:t>
-                            </w:r>
-                            <w:r>
-                              <w:rPr>
-                                <w:rFonts w:ascii="Frutiger LT Arabic 45 Light" w:eastAsia="Times New Roman" w:hAnsi="Frutiger LT Arabic 45 Light" w:cs="Frutiger LT Arabic 45 Light"/>
-                                <w:color w:val="002060"/>
-                                <w:kern w:val="0"/>
-                                <w:sz w:val="28"/>
-                                <w:szCs w:val="28"/>
-                                <w14:ligatures w14:val="none"/>
-                              </w:rPr>
-                              <w:t xml:space="preserve"> </w:t>
-                            </w:r>
-                            <w:r>
-                              <w:rPr>
-                                <w:rFonts w:ascii="Frutiger LT Arabic 45 Light" w:eastAsia="Times New Roman" w:hAnsi="Frutiger LT Arabic 45 Light" w:cs="Frutiger LT Arabic 45 Light"/>
-                                <w:color w:val="002060"/>
-                                <w:kern w:val="0"/>
-                                <w:sz w:val="28"/>
-                                <w:szCs w:val="28"/>
-                                <w14:ligatures w14:val="none"/>
-                              </w:rPr>
-                              <w:t>a member of</w:t>
-                            </w:r>
-                            <w:r>
-                              <w:rPr>
-                                <w:rFonts w:ascii="Frutiger LT Arabic 45 Light" w:eastAsia="Times New Roman" w:hAnsi="Frutiger LT Arabic 45 Light" w:cs="Frutiger LT Arabic 45 Light"/>
-                                <w:color w:val="002060"/>
-                                <w:kern w:val="0"/>
-                                <w:sz w:val="28"/>
-                                <w:szCs w:val="28"/>
-                                <w14:ligatures w14:val="none"/>
-                              </w:rPr>
-                              <w:t xml:space="preserve"> the</w:t>
-                            </w:r>
-                            <w:r>
-                              <w:rPr>
-                                <w:rFonts w:ascii="Frutiger LT Arabic 45 Light" w:eastAsia="Times New Roman" w:hAnsi="Frutiger LT Arabic 45 Light" w:cs="Frutiger LT Arabic 45 Light"/>
-                                <w:color w:val="002060"/>
-                                <w:kern w:val="0"/>
-                                <w:sz w:val="28"/>
-                                <w:szCs w:val="28"/>
-                                <w14:ligatures w14:val="none"/>
-                              </w:rPr>
-                              <w:t xml:space="preserve"> </w:t>
-                            </w:r>
-                            <w:r>
-                              <w:rPr>
-                                <w:rFonts w:ascii="Frutiger LT Arabic 45 Light" w:eastAsia="Times New Roman" w:hAnsi="Frutiger LT Arabic 45 Light" w:cs="Frutiger LT Arabic 45 Light"/>
-                                <w:color w:val="002060"/>
-                                <w:kern w:val="0"/>
-                                <w:sz w:val="28"/>
-                                <w:szCs w:val="28"/>
-                                <w14:ligatures w14:val="none"/>
-                              </w:rPr>
-                              <w:t>Academic Advising Coordinator</w:t>
-                            </w:r>
-                            <w:r>
-                              <w:rPr>
-                                <w:rFonts w:ascii="Frutiger LT Arabic 45 Light" w:eastAsia="Times New Roman" w:hAnsi="Frutiger LT Arabic 45 Light" w:cs="Frutiger LT Arabic 45 Light"/>
-                                <w:color w:val="002060"/>
-                                <w:kern w:val="0"/>
-                                <w:sz w:val="28"/>
-                                <w:szCs w:val="28"/>
-                                <w14:ligatures w14:val="none"/>
-                              </w:rPr>
-                              <w:t xml:space="preserve"> at the College of Computing and Informatics during the academic year 1447 AH</w:t>
-                            </w:r>
-                          </w:p>
-                          <w:p>
-                            <w:pPr>
-                              <w:spacing w:after="0" w:line="240" w:lineRule="auto"/>
-                              <w:rPr>
-                                <w:rFonts w:ascii="Frutiger LT Arabic 45 Light" w:hAnsi="Frutiger LT Arabic 45 Light" w:cs="Frutiger LT Arabic 45 Light"/>
-                                <w:b/>
-                                <w:bCs/>
-                                <w:color w:val="002060"/>
-                                <w:sz w:val="28"/>
-                                <w:szCs w:val="28"/>
-                              </w:rPr>
-                            </w:pPr>
-                            <w:r>
-                              <w:rPr>
-                                <w:rFonts w:ascii="Frutiger LT Arabic 45 Light" w:eastAsia="Times New Roman" w:hAnsi="Frutiger LT Arabic 45 Light" w:cs="Frutiger LT Arabic 45 Light"/>
-                                <w:color w:val="002060"/>
-                                <w:kern w:val="0"/>
-                                <w:sz w:val="28"/>
-                                <w:szCs w:val="28"/>
-                                <w14:ligatures w14:val="none"/>
-                              </w:rPr>
-                              <w:t>Wishing her continued success and excellence.</w:t>
-                            </w:r>
-                          </w:p>
-                        </w:txbxContent>
-                      </wps:txbx>
-                      <wps:bodyPr rot="0" spcFirstLastPara="0" vertOverflow="overflow" horzOverflow="overflow" vert="horz" wrap="square" lIns="91440" tIns="45720" rIns="91440" bIns="45720" numCol="1" spcCol="0" rtlCol="1" fromWordArt="0" anchor="t" anchorCtr="0" forceAA="0" compatLnSpc="1">
-                        <a:prstTxWarp prst="textNoShape">
-                          <a:avLst/>
-                        </a:prstTxWarp>
-                        <a:noAutofit/>
-                      </wps:bodyPr>
-                    </wps:wsp>
-                  </a:graphicData>
-                </a:graphic>
-                <wp14:sizeRelH relativeFrom="margin">
-                  <wp14:pctWidth>0</wp14:pctWidth>
-                </wp14:sizeRelH>
-                <wp14:sizeRelV relativeFrom="margin">
-                  <wp14:pctHeight>0</wp14:pctHeight>
-                </wp14:sizeRelV>
-              </wp:anchor>
-            </w:drawing>
-          </mc:Choice>
-          <mc:Fallback>
-            <w:pict>
-              <v:shape w14:anchorId="2D96A977" id="_x0000_s1027" type="#_x0000_t202" style="position:absolute;left:0;text-align:left;margin-left:-31.9pt;margin-top:180.2pt;width:384.6pt;height:249.5pt;z-index:251666432;visibility:visible;mso-wrap-style:square;mso-width-percent:0;mso-height-percent:0;mso-wrap-distance-left:9pt;mso-wrap-distance-top:0;mso-wrap-distance-right:9pt;mso-wrap-distance-bottom:0;mso-position-horizontal:absolute;mso-position-horizontal-relative:margin;mso-position-vertical:absolute;mso-position-vertical-relative:text;mso-width-percent:0;mso-height-percent:0;mso-width-relative:margin;mso-height-relative:margin;v-text-anchor:top" o:gfxdata="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" filled="f" stroked="f" strokeweight=".5pt">
-                <v:textbox>
-                  <w:txbxContent>
-                    <w:p>
-                      <w:pPr>
-                        <w:pStyle w:val="NormalWeb"/>
-                        <w:spacing w:before="0" w:beforeAutospacing="0" w:after="0" w:afterAutospacing="0"/>
-                        <w:rPr>
-                          <w:rFonts w:ascii="Frutiger LT Arabic 45 Light" w:hAnsi="Frutiger LT Arabic 45 Light" w:cs="Frutiger LT Arabic 45 Light"/>
-                          <w:color w:val="002060"/>
-                          <w:sz w:val="28"/>
-                          <w:szCs w:val="28"/>
-                        </w:rPr>
-                      </w:pPr>
-                      <w:r>
-                        <w:rPr>
-                          <w:rFonts w:ascii="Frutiger LT Arabic 45 Light" w:hAnsi="Frutiger LT Arabic 45 Light" w:cs="Frutiger LT Arabic 45 Light" w:hint="cs"/>
-                          <w:color w:val="002060"/>
-                          <w:sz w:val="28"/>
-                          <w:szCs w:val="28"/>
-                        </w:rPr>
-                        <w:t>The College of Computing and Informatics is pleased to extend its sincere thanks and appreciation to</w:t>
-                      </w:r>
-                    </w:p>
-                    <w:p>
-                      <w:pPr>
-                        <w:pStyle w:val="NormalWeb"/>
-                        <w:spacing w:before="0" w:beforeAutospacing="0" w:after="0" w:afterAutospacing="0"/>
-                        <w:rPr>
-                          <w:rFonts w:ascii="Frutiger LT Arabic 45 Light" w:hAnsi="Frutiger LT Arabic 45 Light" w:cs="Frutiger LT Arabic 45 Light"/>
-                          <w:color w:val="002060"/>
-                          <w:sz w:val="28"/>
-                          <w:szCs w:val="28"/>
-                        </w:rPr>
-                      </w:pPr>
-                      <w:r>
-                        <w:rPr>
-                          <w:rFonts w:ascii="Frutiger LT Arabic 45 Light" w:hAnsi="Frutiger LT Arabic 45 Light" w:cs="Frutiger LT Arabic 45 Light"/>
-                          <w:color w:val="002060"/>
-                          <w:sz w:val="28"/>
-                          <w:szCs w:val="28"/>
-                        </w:rPr>
-                        <w:t>La</w:t>
-                      </w:r>
-                      <w:r>
-                        <w:rPr>
-                          <w:rFonts w:ascii="Frutiger LT Arabic 45 Light" w:hAnsi="Frutiger LT Arabic 45 Light" w:cs="Frutiger LT Arabic 45 Light" w:hint="cs"/>
-                          <w:color w:val="002060"/>
-                          <w:sz w:val="28"/>
-                          <w:szCs w:val="28"/>
-                        </w:rPr>
-                        <w:t xml:space="preserve">. / </w:t>
-                      </w:r>
-                      <w:r>
-                        <w:rPr>
-                          <w:rFonts w:ascii="Frutiger LT Arabic 45 Light" w:hAnsi="Frutiger LT Arabic 45 Light" w:cs="Frutiger LT Arabic 45 Light"/>
-                          <w:color w:val="002060"/>
-                          <w:sz w:val="28"/>
-                          <w:szCs w:val="28"/>
-                        </w:rPr>
-                        <w:t>Huda Dakheel Aljohani</w:t>
-                      </w:r>
-                    </w:p>
-                    <w:p>
-                      <w:pPr>
-                        <w:spacing w:after="0" w:line="240" w:lineRule="auto"/>
-                        <w:rPr>
-                          <w:rFonts w:ascii="Frutiger LT Arabic 45 Light" w:eastAsia="Times New Roman" w:hAnsi="Frutiger LT Arabic 45 Light" w:cs="Frutiger LT Arabic 45 Light"/>
-                          <w:color w:val="002060"/>
-                          <w:kern w:val="0"/>
-                          <w:sz w:val="28"/>
-                          <w:szCs w:val="28"/>
-                          <w14:ligatures w14:val="none"/>
-                        </w:rPr>
-                      </w:pPr>
-                      <w:r>
-                        <w:rPr>
-                          <w:rFonts w:ascii="Frutiger LT Arabic 45 Light" w:eastAsia="Times New Roman" w:hAnsi="Frutiger LT Arabic 45 Light" w:cs="Frutiger LT Arabic 45 Light"/>
-                          <w:color w:val="002060"/>
-                          <w:kern w:val="0"/>
-                          <w:sz w:val="28"/>
-                          <w:szCs w:val="28"/>
-                          <w14:ligatures w14:val="none"/>
-                        </w:rPr>
-                        <w:t>for her outstanding efforts in her role as</w:t>
-                      </w:r>
-                      <w:r>
-                        <w:rPr>
-                          <w:rFonts w:ascii="Frutiger LT Arabic 45 Light" w:eastAsia="Times New Roman" w:hAnsi="Frutiger LT Arabic 45 Light" w:cs="Frutiger LT Arabic 45 Light"/>
-                          <w:color w:val="002060"/>
-                          <w:kern w:val="0"/>
-                          <w:sz w:val="28"/>
-                          <w:szCs w:val="28"/>
-                          <w14:ligatures w14:val="none"/>
-                        </w:rPr>
-                        <w:t xml:space="preserve"> </w:t>
-                      </w:r>
-                      <w:r>
-                        <w:rPr>
-                          <w:rFonts w:ascii="Frutiger LT Arabic 45 Light" w:eastAsia="Times New Roman" w:hAnsi="Frutiger LT Arabic 45 Light" w:cs="Frutiger LT Arabic 45 Light"/>
-                          <w:color w:val="002060"/>
-                          <w:kern w:val="0"/>
-                          <w:sz w:val="28"/>
-                          <w:szCs w:val="28"/>
-                          <w14:ligatures w14:val="none"/>
-                        </w:rPr>
-                        <w:t>a member of</w:t>
-                      </w:r>
-                      <w:r>
-                        <w:rPr>
-                          <w:rFonts w:ascii="Frutiger LT Arabic 45 Light" w:eastAsia="Times New Roman" w:hAnsi="Frutiger LT Arabic 45 Light" w:cs="Frutiger LT Arabic 45 Light"/>
-                          <w:color w:val="002060"/>
-                          <w:kern w:val="0"/>
-                          <w:sz w:val="28"/>
-                          <w:szCs w:val="28"/>
-                          <w14:ligatures w14:val="none"/>
-                        </w:rPr>
-                        <w:t xml:space="preserve"> the</w:t>
-                      </w:r>
-                      <w:r>
-                        <w:rPr>
-                          <w:rFonts w:ascii="Frutiger LT Arabic 45 Light" w:eastAsia="Times New Roman" w:hAnsi="Frutiger LT Arabic 45 Light" w:cs="Frutiger LT Arabic 45 Light"/>
-                          <w:color w:val="002060"/>
-                          <w:kern w:val="0"/>
-                          <w:sz w:val="28"/>
-                          <w:szCs w:val="28"/>
-                          <w14:ligatures w14:val="none"/>
-                        </w:rPr>
-                        <w:t xml:space="preserve"> </w:t>
-                      </w:r>
-                      <w:r>
-                        <w:rPr>
-                          <w:rFonts w:ascii="Frutiger LT Arabic 45 Light" w:eastAsia="Times New Roman" w:hAnsi="Frutiger LT Arabic 45 Light" w:cs="Frutiger LT Arabic 45 Light"/>
-                          <w:color w:val="002060"/>
-                          <w:kern w:val="0"/>
-                          <w:sz w:val="28"/>
-                          <w:szCs w:val="28"/>
-                          <w14:ligatures w14:val="none"/>
-                        </w:rPr>
-                        <w:t>Academic Advising Coordinator</w:t>
-                      </w:r>
-                      <w:r>
-                        <w:rPr>
-                          <w:rFonts w:ascii="Frutiger LT Arabic 45 Light" w:eastAsia="Times New Roman" w:hAnsi="Frutiger LT Arabic 45 Light" w:cs="Frutiger LT Arabic 45 Light"/>
-                          <w:color w:val="002060"/>
-                          <w:kern w:val="0"/>
-                          <w:sz w:val="28"/>
-                          <w:szCs w:val="28"/>
-                          <w14:ligatures w14:val="none"/>
-                        </w:rPr>
-                        <w:t xml:space="preserve"> at the College of Computing and Informatics during the academic year 1447 AH</w:t>
-                      </w:r>
-                    </w:p>
-                    <w:p>
-                      <w:pPr>
-                        <w:spacing w:after="0" w:line="240" w:lineRule="auto"/>
-                        <w:rPr>
-                          <w:rFonts w:ascii="Frutiger LT Arabic 45 Light" w:hAnsi="Frutiger LT Arabic 45 Light" w:cs="Frutiger LT Arabic 45 Light"/>
-                          <w:b/>
-                          <w:bCs/>
-                          <w:color w:val="002060"/>
-                          <w:sz w:val="28"/>
-                          <w:szCs w:val="28"/>
-                        </w:rPr>
-                      </w:pPr>
-                      <w:r>
-                        <w:rPr>
-                          <w:rFonts w:ascii="Frutiger LT Arabic 45 Light" w:eastAsia="Times New Roman" w:hAnsi="Frutiger LT Arabic 45 Light" w:cs="Frutiger LT Arabic 45 Light"/>
-                          <w:color w:val="002060"/>
-                          <w:kern w:val="0"/>
-                          <w:sz w:val="28"/>
-                          <w:szCs w:val="28"/>
-                          <w14:ligatures w14:val="none"/>
-                        </w:rPr>
-                        <w:t>Wishing her continued success and excellence.</w:t>
-                      </w:r>
-                    </w:p>
-                  </w:txbxContent>
-                </v:textbox>
-                <w10:wrap anchorx="margin"/>
-              </v:shape>
-            </w:pict>
-          </mc:Fallback>
-        </mc:AlternateContent>
-      </w:r>
-      <w:r>
-        <w:rPr>
-          <w:noProof/>
-        </w:rPr>
-        <mc:AlternateContent>
-          <mc:Choice Requires="wps">
-            <w:drawing>
-              <wp:anchor distT="0" distB="0" distL="114300" distR="114300" simplePos="0" relativeHeight="251668480" behindDoc="0" locked="0" layoutInCell="1" allowOverlap="1" wp14:anchorId="40891D20" wp14:editId="3B5C9FE1">
-                <wp:simplePos x="0" y="0"/>
-                <wp:positionH relativeFrom="margin">
-                  <wp:posOffset>1687830</wp:posOffset>
-                </wp:positionH>
-                <wp:positionV relativeFrom="paragraph">
-                  <wp:posOffset>5100320</wp:posOffset>
+                  <wp:posOffset>4845677</wp:posOffset>
                 </wp:positionV>
                 <wp:extent cx="6115225" cy="1412240"/>
                 <wp:effectExtent l="0" t="0" r="0" b="0"/>
@@ -1222,7 +427,6 @@
                                 <w:rFonts w:ascii="Frutiger LT Arabic 65 Bold" w:hAnsi="Frutiger LT Arabic 65 Bold" w:cs="Frutiger LT Arabic 65 Bold"/>
                                 <w:color w:val="156082" w:themeColor="accent1"/>
                                 <w:sz w:val="24"/>
-                                <w:rtl/>
                               </w:rPr>
                             </w:pPr>
                             <w:r>
@@ -1242,18 +446,6 @@
                               </w:rPr>
                               <w:t>Dean of the College of Computing and Informatics</w:t>
                             </w:r>
-                          </w:p>
-                          <w:p>
-                            <w:pPr>
-                              <w:bidi/>
-                              <w:spacing w:after="0" w:line="240" w:lineRule="auto"/>
-                              <w:jc w:val="center"/>
-                              <w:rPr>
-                                <w:rFonts w:ascii="Frutiger LT Arabic 65 Bold" w:hAnsi="Frutiger LT Arabic 65 Bold" w:cs="Frutiger LT Arabic 65 Bold"/>
-                                <w:color w:val="156082" w:themeColor="accent1"/>
-                                <w:sz w:val="24"/>
-                              </w:rPr>
-                            </w:pPr>
                           </w:p>
                           <w:p>
                             <w:pPr>
@@ -1394,11 +586,7 @@
           </mc:Choice>
           <mc:Fallback>
             <w:pict>
-              <v:shapetype w14:anchorId="40891D20" id="_x0000_t202" coordsize="21600,21600" o:spt="202" path="m,l,21600r21600,l21600,xe">
-                <v:stroke joinstyle="miter"/>
-                <v:path gradientshapeok="t" o:connecttype="rect"/>
-              </v:shapetype>
-              <v:shape id="Text Box 1" o:spid="_x0000_s1026" type="#_x0000_t202" style="position:absolute;left:0;text-align:left;margin-left:132.9pt;margin-top:401.6pt;width:481.5pt;height:111.2pt;z-index:251668480;visibility:visible;mso-wrap-style:square;mso-width-percent:0;mso-height-percent:0;mso-wrap-distance-left:9pt;mso-wrap-distance-top:0;mso-wrap-distance-right:9pt;mso-wrap-distance-bottom:0;mso-position-horizontal:absolute;mso-position-horizontal-relative:margin;mso-position-vertical:absolute;mso-position-vertical-relative:text;mso-width-percent:0;mso-height-percent:0;mso-width-relative:margin;mso-height-relative:margin;v-text-anchor:top" o:gfxdata="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" filled="f" stroked="f" strokeweight=".5pt">
+              <v:shape w14:anchorId="40891D20" id="Text Box 1" o:spid="_x0000_s1027" type="#_x0000_t202" style="position:absolute;left:0;text-align:left;margin-left:128.35pt;margin-top:381.55pt;width:481.5pt;height:111.2pt;z-index:251668480;visibility:visible;mso-wrap-style:square;mso-width-percent:0;mso-height-percent:0;mso-wrap-distance-left:9pt;mso-wrap-distance-top:0;mso-wrap-distance-right:9pt;mso-wrap-distance-bottom:0;mso-position-horizontal:absolute;mso-position-horizontal-relative:margin;mso-position-vertical:absolute;mso-position-vertical-relative:text;mso-width-percent:0;mso-height-percent:0;mso-width-relative:margin;mso-height-relative:margin;v-text-anchor:top" o:gfxdata="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" filled="f" stroked="f" strokeweight=".5pt">
                 <v:textbox>
                   <w:txbxContent>
                     <w:p>
@@ -1450,7 +638,6 @@
                           <w:rFonts w:ascii="Frutiger LT Arabic 65 Bold" w:hAnsi="Frutiger LT Arabic 65 Bold" w:cs="Frutiger LT Arabic 65 Bold"/>
                           <w:color w:val="156082" w:themeColor="accent1"/>
                           <w:sz w:val="24"/>
-                          <w:rtl/>
                         </w:rPr>
                       </w:pPr>
                       <w:r>
@@ -1470,18 +657,6 @@
                         </w:rPr>
                         <w:t>Dean of the College of Computing and Informatics</w:t>
                       </w:r>
-                    </w:p>
-                    <w:p>
-                      <w:pPr>
-                        <w:bidi/>
-                        <w:spacing w:after="0" w:line="240" w:lineRule="auto"/>
-                        <w:jc w:val="center"/>
-                        <w:rPr>
-                          <w:rFonts w:ascii="Frutiger LT Arabic 65 Bold" w:hAnsi="Frutiger LT Arabic 65 Bold" w:cs="Frutiger LT Arabic 65 Bold"/>
-                          <w:color w:val="156082" w:themeColor="accent1"/>
-                          <w:sz w:val="24"/>
-                        </w:rPr>
-                      </w:pPr>
                     </w:p>
                     <w:p>
                       <w:pPr>
@@ -1615,923 +790,15 @@
         <mc:AlternateContent>
           <mc:Choice Requires="wps">
             <w:drawing>
-              <wp:anchor distT="0" distB="0" distL="114300" distR="114300" simplePos="0" relativeHeight="251676672" behindDoc="0" locked="0" layoutInCell="1" allowOverlap="1" wp14:anchorId="0B7F5389" wp14:editId="0253D4EB">
+              <wp:anchor distT="0" distB="0" distL="114300" distR="114300" simplePos="0" relativeHeight="251674624" behindDoc="0" locked="0" layoutInCell="1" allowOverlap="1" wp14:anchorId="50D1C65B" wp14:editId="47F1F842">
                 <wp:simplePos x="0" y="0"/>
-                <wp:positionH relativeFrom="column">
-                  <wp:posOffset>3656330</wp:posOffset>
+                <wp:positionH relativeFrom="margin">
+                  <wp:posOffset>2847373</wp:posOffset>
                 </wp:positionH>
                 <wp:positionV relativeFrom="paragraph">
-                  <wp:posOffset>5977255</wp:posOffset>
+                  <wp:posOffset>1802194</wp:posOffset>
                 </wp:positionV>
-                <wp:extent cx="2061210" cy="1358900"/>
-                <wp:effectExtent l="0" t="0" r="0" b="0"/>
-                <wp:wrapNone/>
-                <wp:docPr id="1533897089" name="Text Box 11"/>
-                <wp:cNvGraphicFramePr/>
-                <a:graphic xmlns:a="http://schemas.openxmlformats.org/drawingml/2006/main">
-                  <a:graphicData uri="http://schemas.microsoft.com/office/word/2010/wordprocessingShape">
-                    <wps:wsp>
-                      <wps:cNvSpPr txBox="1"/>
-                      <wps:spPr>
-                        <a:xfrm>
-                          <a:off x="0" y="0"/>
-                          <a:ext cx="2061210" cy="1358900"/>
-                        </a:xfrm>
-                        <a:prstGeom prst="rect">
-                          <a:avLst/>
-                        </a:prstGeom>
-                        <a:noFill/>
-                        <a:ln>
-                          <a:noFill/>
-                        </a:ln>
-                      </wps:spPr>
-                      <wps:style>
-                        <a:lnRef idx="0">
-                          <a:scrgbClr r="0" g="0" b="0"/>
-                        </a:lnRef>
-                        <a:fillRef idx="0">
-                          <a:scrgbClr r="0" g="0" b="0"/>
-                        </a:fillRef>
-                        <a:effectRef idx="0">
-                          <a:scrgbClr r="0" g="0" b="0"/>
-                        </a:effectRef>
-                        <a:fontRef idx="minor">
-                          <a:schemeClr val="dk1"/>
-                        </a:fontRef>
-                      </wps:style>
-                      <wps:txbx>
-                        <w:txbxContent>
-                          <w:p>
-                            <w:pPr>
-                              <w:bidi/>
-                              <w:spacing w:after="0" w:line="240" w:lineRule="auto"/>
-                              <w:jc w:val="center"/>
-                              <w:rPr>
-                                <w:rFonts w:ascii="Frutiger LT Arabic 65 Bold" w:hAnsi="Frutiger LT Arabic 65 Bold" w:cs="Frutiger LT Arabic 65 Bold"/>
-                                <w:b/>
-                                <w:bCs/>
-                                <w:color w:val="156082" w:themeColor="accent1"/>
-                                <w:sz w:val="24"/>
-                                <w:rtl/>
-                              </w:rPr>
-                            </w:pPr>
-                            <w:r>
-                              <w:rPr>
-                                <w:rFonts w:ascii="Times New Roman"/>
-                                <w:noProof/>
-                                <w:sz w:val="20"/>
-                              </w:rPr>
-                              <w:drawing>
-                                <wp:inline distT="0" distB="0" distL="0" distR="0" wp14:anchorId="07008CF8" wp14:editId="48E756C9">
-                                  <wp:extent cx="748665" cy="668195"/>
-                                  <wp:effectExtent l="0" t="0" r="635" b="5080"/>
-                                  <wp:docPr id="1128323932" name="Image 2"/>
-                                  <wp:cNvGraphicFramePr>
-                                    <a:graphicFrameLocks xmlns:a="http://schemas.openxmlformats.org/drawingml/2006/main"/>
-                                  </wp:cNvGraphicFramePr>
-                                  <a:graphic xmlns:a="http://schemas.openxmlformats.org/drawingml/2006/main">
-                                    <a:graphicData uri="http://schemas.openxmlformats.org/drawingml/2006/picture">
-                                      <pic:pic xmlns:pic="http://schemas.openxmlformats.org/drawingml/2006/picture">
-                                        <pic:nvPicPr>
-                                          <pic:cNvPr id="2" name="Image 2"/>
-                                          <pic:cNvPicPr/>
-                                        </pic:nvPicPr>
-                                        <pic:blipFill>
-                                          <a:blip r:embed="rId6" cstate="print"/>
-                                          <a:stretch>
-                                            <a:fillRect/>
-                                          </a:stretch>
-                                        </pic:blipFill>
-                                        <pic:spPr>
-                                          <a:xfrm>
-                                            <a:off x="0" y="0"/>
-                                            <a:ext cx="759177" cy="677577"/>
-                                          </a:xfrm>
-                                          <a:prstGeom prst="rect">
-                                            <a:avLst/>
-                                          </a:prstGeom>
-                                        </pic:spPr>
-                                      </pic:pic>
-                                    </a:graphicData>
-                                  </a:graphic>
-                                </wp:inline>
-                              </w:drawing>
-                            </w:r>
-                          </w:p>
-                          <w:p>
-                            <w:pPr>
-                              <w:bidi/>
-                              <w:spacing w:after="0" w:line="240" w:lineRule="auto"/>
-                              <w:jc w:val="center"/>
-                              <w:rPr>
-                                <w:rFonts w:ascii="Frutiger LT Arabic 65 Bold" w:hAnsi="Frutiger LT Arabic 65 Bold" w:cs="Frutiger LT Arabic 65 Bold"/>
-                                <w:b/>
-                                <w:bCs/>
-                                <w:color w:val="156082" w:themeColor="accent1"/>
-                                <w:sz w:val="18"/>
-                                <w:szCs w:val="18"/>
-                              </w:rPr>
-                            </w:pPr>
-                            <w:r>
-                              <w:rPr>
-                                <w:rFonts w:ascii="Frutiger LT Arabic 65 Bold" w:hAnsi="Frutiger LT Arabic 65 Bold" w:cs="Frutiger LT Arabic 65 Bold"/>
-                                <w:b/>
-                                <w:bCs/>
-                                <w:color w:val="156082" w:themeColor="accent1"/>
-                                <w:sz w:val="18"/>
-                                <w:szCs w:val="18"/>
-                              </w:rPr>
-                              <w:t>0</w:t>
-                            </w:r>
-                            <w:r>
-                              <w:rPr>
-                                <w:rFonts w:ascii="Frutiger LT Arabic 65 Bold" w:hAnsi="Frutiger LT Arabic 65 Bold" w:cs="Frutiger LT Arabic 65 Bold"/>
-                                <w:b/>
-                                <w:bCs/>
-                                <w:color w:val="156082" w:themeColor="accent1"/>
-                                <w:sz w:val="18"/>
-                                <w:szCs w:val="18"/>
-                              </w:rPr>
-                              <w:t>7/0</w:t>
-                            </w:r>
-                            <w:r>
-                              <w:rPr>
-                                <w:rFonts w:ascii="Frutiger LT Arabic 65 Bold" w:hAnsi="Frutiger LT Arabic 65 Bold" w:cs="Frutiger LT Arabic 65 Bold"/>
-                                <w:b/>
-                                <w:bCs/>
-                                <w:color w:val="156082" w:themeColor="accent1"/>
-                                <w:sz w:val="18"/>
-                                <w:szCs w:val="18"/>
-                              </w:rPr>
-                              <w:t>6</w:t>
-                            </w:r>
-                            <w:r>
-                              <w:rPr>
-                                <w:rFonts w:ascii="Frutiger LT Arabic 65 Bold" w:hAnsi="Frutiger LT Arabic 65 Bold" w:cs="Frutiger LT Arabic 65 Bold"/>
-                                <w:b/>
-                                <w:bCs/>
-                                <w:color w:val="156082" w:themeColor="accent1"/>
-                                <w:sz w:val="18"/>
-                                <w:szCs w:val="18"/>
-                              </w:rPr>
-                              <w:t>/2026</w:t>
-                            </w:r>
-                          </w:p>
-                          <w:p>
-                            <w:pPr>
-                              <w:bidi/>
-                            </w:pPr>
-                          </w:p>
-                        </w:txbxContent>
-                      </wps:txbx>
-                      <wps:bodyPr rot="0" spcFirstLastPara="0" vertOverflow="overflow" horzOverflow="overflow" vert="horz" wrap="square" lIns="91440" tIns="45720" rIns="91440" bIns="45720" numCol="1" spcCol="0" rtlCol="0" fromWordArt="0" anchor="t" anchorCtr="0" forceAA="0" compatLnSpc="1">
-                        <a:prstTxWarp prst="textNoShape">
-                          <a:avLst/>
-                        </a:prstTxWarp>
-                        <a:noAutofit/>
-                      </wps:bodyPr>
-                    </wps:wsp>
-                  </a:graphicData>
-                </a:graphic>
-                <wp14:sizeRelH relativeFrom="margin">
-                  <wp14:pctWidth>0</wp14:pctWidth>
-                </wp14:sizeRelH>
-                <wp14:sizeRelV relativeFrom="margin">
-                  <wp14:pctHeight>0</wp14:pctHeight>
-                </wp14:sizeRelV>
-              </wp:anchor>
-            </w:drawing>
-          </mc:Choice>
-          <mc:Fallback>
-            <w:pict>
-              <v:shape w14:anchorId="0B7F5389" id="Text Box 11" o:spid="_x0000_s1029" type="#_x0000_t202" style="position:absolute;left:0;text-align:left;margin-left:287.9pt;margin-top:470.65pt;width:162.3pt;height:107pt;z-index:251676672;visibility:visible;mso-wrap-style:square;mso-width-percent:0;mso-height-percent:0;mso-wrap-distance-left:9pt;mso-wrap-distance-top:0;mso-wrap-distance-right:9pt;mso-wrap-distance-bottom:0;mso-position-horizontal:absolute;mso-position-horizontal-relative:text;mso-position-vertical:absolute;mso-position-vertical-relative:text;mso-width-percent:0;mso-height-percent:0;mso-width-relative:margin;mso-height-relative:margin;v-text-anchor:top" o:gfxdata="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" filled="f" stroked="f">
-                <v:textbox>
-                  <w:txbxContent>
-                    <w:p>
-                      <w:pPr>
-                        <w:bidi/>
-                        <w:spacing w:after="0" w:line="240" w:lineRule="auto"/>
-                        <w:jc w:val="center"/>
-                        <w:rPr>
-                          <w:rFonts w:ascii="Frutiger LT Arabic 65 Bold" w:hAnsi="Frutiger LT Arabic 65 Bold" w:cs="Frutiger LT Arabic 65 Bold"/>
-                          <w:b/>
-                          <w:bCs/>
-                          <w:color w:val="156082" w:themeColor="accent1"/>
-                          <w:sz w:val="24"/>
-                          <w:rtl/>
-                        </w:rPr>
-                      </w:pPr>
-                      <w:r>
-                        <w:rPr>
-                          <w:rFonts w:ascii="Times New Roman"/>
-                          <w:noProof/>
-                          <w:sz w:val="20"/>
-                        </w:rPr>
-                        <w:drawing>
-                          <wp:inline distT="0" distB="0" distL="0" distR="0" wp14:anchorId="07008CF8" wp14:editId="48E756C9">
-                            <wp:extent cx="748665" cy="668195"/>
-                            <wp:effectExtent l="0" t="0" r="635" b="5080"/>
-                            <wp:docPr id="1128323932" name="Image 2"/>
-                            <wp:cNvGraphicFramePr>
-                              <a:graphicFrameLocks xmlns:a="http://schemas.openxmlformats.org/drawingml/2006/main"/>
-                            </wp:cNvGraphicFramePr>
-                            <a:graphic xmlns:a="http://schemas.openxmlformats.org/drawingml/2006/main">
-                              <a:graphicData uri="http://schemas.openxmlformats.org/drawingml/2006/picture">
-                                <pic:pic xmlns:pic="http://schemas.openxmlformats.org/drawingml/2006/picture">
-                                  <pic:nvPicPr>
-                                    <pic:cNvPr id="2" name="Image 2"/>
-                                    <pic:cNvPicPr/>
-                                  </pic:nvPicPr>
-                                  <pic:blipFill>
-                                    <a:blip r:embed="rId7" cstate="print"/>
-                                    <a:stretch>
-                                      <a:fillRect/>
-                                    </a:stretch>
-                                  </pic:blipFill>
-                                  <pic:spPr>
-                                    <a:xfrm>
-                                      <a:off x="0" y="0"/>
-                                      <a:ext cx="759177" cy="677577"/>
-                                    </a:xfrm>
-                                    <a:prstGeom prst="rect">
-                                      <a:avLst/>
-                                    </a:prstGeom>
-                                  </pic:spPr>
-                                </pic:pic>
-                              </a:graphicData>
-                            </a:graphic>
-                          </wp:inline>
-                        </w:drawing>
-                      </w:r>
-                    </w:p>
-                    <w:p>
-                      <w:pPr>
-                        <w:bidi/>
-                        <w:spacing w:after="0" w:line="240" w:lineRule="auto"/>
-                        <w:jc w:val="center"/>
-                        <w:rPr>
-                          <w:rFonts w:ascii="Frutiger LT Arabic 65 Bold" w:hAnsi="Frutiger LT Arabic 65 Bold" w:cs="Frutiger LT Arabic 65 Bold"/>
-                          <w:b/>
-                          <w:bCs/>
-                          <w:color w:val="156082" w:themeColor="accent1"/>
-                          <w:sz w:val="18"/>
-                          <w:szCs w:val="18"/>
-                        </w:rPr>
-                      </w:pPr>
-                      <w:r>
-                        <w:rPr>
-                          <w:rFonts w:ascii="Frutiger LT Arabic 65 Bold" w:hAnsi="Frutiger LT Arabic 65 Bold" w:cs="Frutiger LT Arabic 65 Bold"/>
-                          <w:b/>
-                          <w:bCs/>
-                          <w:color w:val="156082" w:themeColor="accent1"/>
-                          <w:sz w:val="18"/>
-                          <w:szCs w:val="18"/>
-                        </w:rPr>
-                        <w:t>0</w:t>
-                      </w:r>
-                      <w:r>
-                        <w:rPr>
-                          <w:rFonts w:ascii="Frutiger LT Arabic 65 Bold" w:hAnsi="Frutiger LT Arabic 65 Bold" w:cs="Frutiger LT Arabic 65 Bold"/>
-                          <w:b/>
-                          <w:bCs/>
-                          <w:color w:val="156082" w:themeColor="accent1"/>
-                          <w:sz w:val="18"/>
-                          <w:szCs w:val="18"/>
-                        </w:rPr>
-                        <w:t>7/0</w:t>
-                      </w:r>
-                      <w:r>
-                        <w:rPr>
-                          <w:rFonts w:ascii="Frutiger LT Arabic 65 Bold" w:hAnsi="Frutiger LT Arabic 65 Bold" w:cs="Frutiger LT Arabic 65 Bold"/>
-                          <w:b/>
-                          <w:bCs/>
-                          <w:color w:val="156082" w:themeColor="accent1"/>
-                          <w:sz w:val="18"/>
-                          <w:szCs w:val="18"/>
-                        </w:rPr>
-                        <w:t>6</w:t>
-                      </w:r>
-                      <w:r>
-                        <w:rPr>
-                          <w:rFonts w:ascii="Frutiger LT Arabic 65 Bold" w:hAnsi="Frutiger LT Arabic 65 Bold" w:cs="Frutiger LT Arabic 65 Bold"/>
-                          <w:b/>
-                          <w:bCs/>
-                          <w:color w:val="156082" w:themeColor="accent1"/>
-                          <w:sz w:val="18"/>
-                          <w:szCs w:val="18"/>
-                        </w:rPr>
-                        <w:t>/2026</w:t>
-                      </w:r>
-                    </w:p>
-                    <w:p>
-                      <w:pPr>
-                        <w:bidi/>
-                      </w:pPr>
-                    </w:p>
-                  </w:txbxContent>
-                </v:textbox>
-              </v:shape>
-            </w:pict>
-          </mc:Fallback>
-        </mc:AlternateContent>
-      </w:r>
-      <w:r>
-        <w:rPr>
-          <w:noProof/>
-        </w:rPr>
-        <mc:AlternateContent>
-          <mc:Choice Requires="wps">
-            <w:drawing>
-              <wp:anchor distT="0" distB="0" distL="114300" distR="114300" simplePos="0" relativeHeight="251661312" behindDoc="0" locked="0" layoutInCell="1" allowOverlap="1" wp14:anchorId="2A8BBDA5" wp14:editId="60A6940A">
-                <wp:simplePos x="0" y="0"/>
-                <wp:positionH relativeFrom="margin">
-                  <wp:posOffset>-301625</wp:posOffset>
-                </wp:positionH>
-                <wp:positionV relativeFrom="paragraph">
-                  <wp:posOffset>466299</wp:posOffset>
-                </wp:positionV>
-                <wp:extent cx="3461658" cy="1376136"/>
-                <wp:effectExtent l="0" t="0" r="0" b="0"/>
-                <wp:wrapNone/>
-                <wp:docPr id="1504706593" name="Text Box 1"/>
-                <wp:cNvGraphicFramePr/>
-                <a:graphic xmlns:a="http://schemas.openxmlformats.org/drawingml/2006/main">
-                  <a:graphicData uri="http://schemas.microsoft.com/office/word/2010/wordprocessingShape">
-                    <wps:wsp>
-                      <wps:cNvSpPr txBox="1"/>
-                      <wps:spPr>
-                        <a:xfrm>
-                          <a:off x="0" y="0"/>
-                          <a:ext cx="3461658" cy="1376136"/>
-                        </a:xfrm>
-                        <a:prstGeom prst="rect">
-                          <a:avLst/>
-                        </a:prstGeom>
-                        <a:noFill/>
-                        <a:ln w="6350">
-                          <a:noFill/>
-                        </a:ln>
-                      </wps:spPr>
-                      <wps:txbx>
-                        <w:txbxContent>
-                          <w:p>
-                            <w:pPr>
-                              <w:bidi/>
-                              <w:spacing w:after="0" w:line="240" w:lineRule="auto"/>
-                              <w:jc w:val="center"/>
-                              <w:rPr>
-                                <w:rFonts w:ascii="Frutiger LT Arabic 65 Bold" w:hAnsi="Frutiger LT Arabic 65 Bold" w:cs="Frutiger LT Arabic 65 Bold"/>
-                                <w:color w:val="156082" w:themeColor="accent1"/>
-                                <w:szCs w:val="22"/>
-                              </w:rPr>
-                            </w:pPr>
-                            <w:r>
-                              <w:rPr>
-                                <w:rFonts w:ascii="Frutiger LT Arabic 65 Bold" w:hAnsi="Frutiger LT Arabic 65 Bold" w:cs="Frutiger LT Arabic 65 Bold"/>
-                                <w:color w:val="156082" w:themeColor="accent1"/>
-                                <w:szCs w:val="22"/>
-                              </w:rPr>
-                              <w:t>Kingdom of Saudi Arabia</w:t>
-                            </w:r>
-                          </w:p>
-                          <w:p>
-                            <w:pPr>
-                              <w:bidi/>
-                              <w:spacing w:after="0" w:line="240" w:lineRule="auto"/>
-                              <w:jc w:val="center"/>
-                              <w:rPr>
-                                <w:rFonts w:ascii="Frutiger LT Arabic 65 Bold" w:hAnsi="Frutiger LT Arabic 65 Bold" w:cs="Frutiger LT Arabic 65 Bold"/>
-                                <w:color w:val="156082" w:themeColor="accent1"/>
-                                <w:szCs w:val="22"/>
-                                <w:rtl/>
-                              </w:rPr>
-                            </w:pPr>
-                            <w:r>
-                              <w:rPr>
-                                <w:rFonts w:ascii="Frutiger LT Arabic 65 Bold" w:hAnsi="Frutiger LT Arabic 65 Bold" w:cs="Frutiger LT Arabic 65 Bold"/>
-                                <w:color w:val="156082" w:themeColor="accent1"/>
-                                <w:szCs w:val="22"/>
-                              </w:rPr>
-                              <w:t>Ministry of Education</w:t>
-                            </w:r>
-                          </w:p>
-                          <w:p>
-                            <w:pPr>
-                              <w:bidi/>
-                              <w:spacing w:after="0" w:line="240" w:lineRule="auto"/>
-                              <w:jc w:val="center"/>
-                              <w:rPr>
-                                <w:rFonts w:ascii="Frutiger LT Arabic 65 Bold" w:hAnsi="Frutiger LT Arabic 65 Bold" w:cs="Frutiger LT Arabic 65 Bold"/>
-                                <w:color w:val="156082" w:themeColor="accent1"/>
-                                <w:szCs w:val="22"/>
-                                <w:rtl/>
-                              </w:rPr>
-                            </w:pPr>
-                            <w:r>
-                              <w:rPr>
-                                <w:rFonts w:ascii="Frutiger LT Arabic 65 Bold" w:hAnsi="Frutiger LT Arabic 65 Bold" w:cs="Frutiger LT Arabic 65 Bold"/>
-                                <w:color w:val="156082" w:themeColor="accent1"/>
-                                <w:szCs w:val="22"/>
-                              </w:rPr>
-                              <w:t>Saudi Electronic University</w:t>
-                            </w:r>
-                          </w:p>
-                          <w:p>
-                            <w:pPr>
-                              <w:spacing w:after="0" w:line="240" w:lineRule="auto"/>
-                              <w:jc w:val="center"/>
-                              <w:rPr>
-                                <w:rFonts w:ascii="Frutiger LT Arabic 65 Bold" w:hAnsi="Frutiger LT Arabic 65 Bold" w:cs="Frutiger LT Arabic 65 Bold"/>
-                                <w:color w:val="156082" w:themeColor="accent1"/>
-                                <w:szCs w:val="22"/>
-                              </w:rPr>
-                            </w:pPr>
-                            <w:r>
-                              <w:rPr>
-                                <w:rFonts w:ascii="Frutiger LT Arabic 65 Bold" w:hAnsi="Frutiger LT Arabic 65 Bold" w:cs="Frutiger LT Arabic 65 Bold"/>
-                                <w:color w:val="156082" w:themeColor="accent1"/>
-                                <w:szCs w:val="22"/>
-                              </w:rPr>
-                              <w:t>University Vice Presidency for Educational Affairs</w:t>
-                            </w:r>
-                          </w:p>
-                          <w:p>
-                            <w:pPr>
-                              <w:bidi/>
-                              <w:spacing w:after="0" w:line="240" w:lineRule="auto"/>
-                              <w:jc w:val="center"/>
-                              <w:rPr>
-                                <w:rFonts w:ascii="Frutiger LT Arabic 65 Bold" w:hAnsi="Frutiger LT Arabic 65 Bold" w:cs="Frutiger LT Arabic 65 Bold"/>
-                                <w:color w:val="156082" w:themeColor="accent1"/>
-                                <w:szCs w:val="22"/>
-                              </w:rPr>
-                            </w:pPr>
-                            <w:r>
-                              <w:rPr>
-                                <w:rFonts w:ascii="Frutiger LT Arabic 65 Bold" w:hAnsi="Frutiger LT Arabic 65 Bold" w:cs="Frutiger LT Arabic 65 Bold"/>
-                                <w:color w:val="156082" w:themeColor="accent1"/>
-                                <w:szCs w:val="22"/>
-                              </w:rPr>
-                              <w:t>College of Computing and Informati</w:t>
-                            </w:r>
-                            <w:r>
-                              <w:rPr>
-                                <w:rFonts w:ascii="Frutiger LT Arabic 65 Bold" w:hAnsi="Frutiger LT Arabic 65 Bold" w:cs="Frutiger LT Arabic 65 Bold"/>
-                                <w:color w:val="156082" w:themeColor="accent1"/>
-                                <w:szCs w:val="22"/>
-                              </w:rPr>
-                              <w:t>cs</w:t>
-                            </w:r>
-                          </w:p>
-                        </w:txbxContent>
-                      </wps:txbx>
-                      <wps:bodyPr rot="0" spcFirstLastPara="0" vertOverflow="overflow" horzOverflow="overflow" vert="horz" wrap="square" lIns="91440" tIns="45720" rIns="91440" bIns="45720" numCol="1" spcCol="0" rtlCol="1" fromWordArt="0" anchor="t" anchorCtr="0" forceAA="0" compatLnSpc="1">
-                        <a:prstTxWarp prst="textNoShape">
-                          <a:avLst/>
-                        </a:prstTxWarp>
-                        <a:noAutofit/>
-                      </wps:bodyPr>
-                    </wps:wsp>
-                  </a:graphicData>
-                </a:graphic>
-                <wp14:sizeRelH relativeFrom="margin">
-                  <wp14:pctWidth>0</wp14:pctWidth>
-                </wp14:sizeRelH>
-                <wp14:sizeRelV relativeFrom="margin">
-                  <wp14:pctHeight>0</wp14:pctHeight>
-                </wp14:sizeRelV>
-              </wp:anchor>
-            </w:drawing>
-          </mc:Choice>
-          <mc:Fallback>
-            <w:pict>
-              <v:shape w14:anchorId="2A8BBDA5" id="_x0000_s1030" type="#_x0000_t202" style="position:absolute;left:0;text-align:left;margin-left:-23.75pt;margin-top:36.7pt;width:272.55pt;height:108.35pt;z-index:251661312;visibility:visible;mso-wrap-style:square;mso-width-percent:0;mso-height-percent:0;mso-wrap-distance-left:9pt;mso-wrap-distance-top:0;mso-wrap-distance-right:9pt;mso-wrap-distance-bottom:0;mso-position-horizontal:absolute;mso-position-horizontal-relative:margin;mso-position-vertical:absolute;mso-position-vertical-relative:text;mso-width-percent:0;mso-height-percent:0;mso-width-relative:margin;mso-height-relative:margin;v-text-anchor:top" o:gfxdata="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" filled="f" stroked="f" strokeweight=".5pt">
-                <v:textbox>
-                  <w:txbxContent>
-                    <w:p>
-                      <w:pPr>
-                        <w:bidi/>
-                        <w:spacing w:after="0" w:line="240" w:lineRule="auto"/>
-                        <w:jc w:val="center"/>
-                        <w:rPr>
-                          <w:rFonts w:ascii="Frutiger LT Arabic 65 Bold" w:hAnsi="Frutiger LT Arabic 65 Bold" w:cs="Frutiger LT Arabic 65 Bold"/>
-                          <w:color w:val="156082" w:themeColor="accent1"/>
-                          <w:szCs w:val="22"/>
-                        </w:rPr>
-                      </w:pPr>
-                      <w:r>
-                        <w:rPr>
-                          <w:rFonts w:ascii="Frutiger LT Arabic 65 Bold" w:hAnsi="Frutiger LT Arabic 65 Bold" w:cs="Frutiger LT Arabic 65 Bold"/>
-                          <w:color w:val="156082" w:themeColor="accent1"/>
-                          <w:szCs w:val="22"/>
-                        </w:rPr>
-                        <w:t>Kingdom of Saudi Arabia</w:t>
-                      </w:r>
-                    </w:p>
-                    <w:p>
-                      <w:pPr>
-                        <w:bidi/>
-                        <w:spacing w:after="0" w:line="240" w:lineRule="auto"/>
-                        <w:jc w:val="center"/>
-                        <w:rPr>
-                          <w:rFonts w:ascii="Frutiger LT Arabic 65 Bold" w:hAnsi="Frutiger LT Arabic 65 Bold" w:cs="Frutiger LT Arabic 65 Bold"/>
-                          <w:color w:val="156082" w:themeColor="accent1"/>
-                          <w:szCs w:val="22"/>
-                          <w:rtl/>
-                        </w:rPr>
-                      </w:pPr>
-                      <w:r>
-                        <w:rPr>
-                          <w:rFonts w:ascii="Frutiger LT Arabic 65 Bold" w:hAnsi="Frutiger LT Arabic 65 Bold" w:cs="Frutiger LT Arabic 65 Bold"/>
-                          <w:color w:val="156082" w:themeColor="accent1"/>
-                          <w:szCs w:val="22"/>
-                        </w:rPr>
-                        <w:t>Ministry of Education</w:t>
-                      </w:r>
-                    </w:p>
-                    <w:p>
-                      <w:pPr>
-                        <w:bidi/>
-                        <w:spacing w:after="0" w:line="240" w:lineRule="auto"/>
-                        <w:jc w:val="center"/>
-                        <w:rPr>
-                          <w:rFonts w:ascii="Frutiger LT Arabic 65 Bold" w:hAnsi="Frutiger LT Arabic 65 Bold" w:cs="Frutiger LT Arabic 65 Bold"/>
-                          <w:color w:val="156082" w:themeColor="accent1"/>
-                          <w:szCs w:val="22"/>
-                          <w:rtl/>
-                        </w:rPr>
-                      </w:pPr>
-                      <w:r>
-                        <w:rPr>
-                          <w:rFonts w:ascii="Frutiger LT Arabic 65 Bold" w:hAnsi="Frutiger LT Arabic 65 Bold" w:cs="Frutiger LT Arabic 65 Bold"/>
-                          <w:color w:val="156082" w:themeColor="accent1"/>
-                          <w:szCs w:val="22"/>
-                        </w:rPr>
-                        <w:t>Saudi Electronic University</w:t>
-                      </w:r>
-                    </w:p>
-                    <w:p>
-                      <w:pPr>
-                        <w:spacing w:after="0" w:line="240" w:lineRule="auto"/>
-                        <w:jc w:val="center"/>
-                        <w:rPr>
-                          <w:rFonts w:ascii="Frutiger LT Arabic 65 Bold" w:hAnsi="Frutiger LT Arabic 65 Bold" w:cs="Frutiger LT Arabic 65 Bold"/>
-                          <w:color w:val="156082" w:themeColor="accent1"/>
-                          <w:szCs w:val="22"/>
-                        </w:rPr>
-                      </w:pPr>
-                      <w:r>
-                        <w:rPr>
-                          <w:rFonts w:ascii="Frutiger LT Arabic 65 Bold" w:hAnsi="Frutiger LT Arabic 65 Bold" w:cs="Frutiger LT Arabic 65 Bold"/>
-                          <w:color w:val="156082" w:themeColor="accent1"/>
-                          <w:szCs w:val="22"/>
-                        </w:rPr>
-                        <w:t>University Vice Presidency for Educational Affairs</w:t>
-                      </w:r>
-                    </w:p>
-                    <w:p>
-                      <w:pPr>
-                        <w:bidi/>
-                        <w:spacing w:after="0" w:line="240" w:lineRule="auto"/>
-                        <w:jc w:val="center"/>
-                        <w:rPr>
-                          <w:rFonts w:ascii="Frutiger LT Arabic 65 Bold" w:hAnsi="Frutiger LT Arabic 65 Bold" w:cs="Frutiger LT Arabic 65 Bold"/>
-                          <w:color w:val="156082" w:themeColor="accent1"/>
-                          <w:szCs w:val="22"/>
-                        </w:rPr>
-                      </w:pPr>
-                      <w:r>
-                        <w:rPr>
-                          <w:rFonts w:ascii="Frutiger LT Arabic 65 Bold" w:hAnsi="Frutiger LT Arabic 65 Bold" w:cs="Frutiger LT Arabic 65 Bold"/>
-                          <w:color w:val="156082" w:themeColor="accent1"/>
-                          <w:szCs w:val="22"/>
-                        </w:rPr>
-                        <w:t>College of Computing and Informati</w:t>
-                      </w:r>
-                      <w:r>
-                        <w:rPr>
-                          <w:rFonts w:ascii="Frutiger LT Arabic 65 Bold" w:hAnsi="Frutiger LT Arabic 65 Bold" w:cs="Frutiger LT Arabic 65 Bold"/>
-                          <w:color w:val="156082" w:themeColor="accent1"/>
-                          <w:szCs w:val="22"/>
-                        </w:rPr>
-                        <w:t>cs</w:t>
-                      </w:r>
-                    </w:p>
-                  </w:txbxContent>
-                </v:textbox>
-                <w10:wrap anchorx="margin"/>
-              </v:shape>
-            </w:pict>
-          </mc:Fallback>
-        </mc:AlternateContent>
-      </w:r>
-      <w:r>
-        <w:rPr>
-          <w:noProof/>
-        </w:rPr>
-        <mc:AlternateContent>
-          <mc:Choice Requires="wps">
-            <w:drawing>
-              <wp:anchor distT="0" distB="0" distL="114300" distR="114300" simplePos="0" relativeHeight="251659264" behindDoc="0" locked="0" layoutInCell="1" allowOverlap="1" wp14:anchorId="329A1EBA" wp14:editId="1E577024">
-                <wp:simplePos x="0" y="0"/>
-                <wp:positionH relativeFrom="margin">
-                  <wp:posOffset>6724891</wp:posOffset>
-                </wp:positionH>
-                <wp:positionV relativeFrom="paragraph">
-                  <wp:posOffset>471106</wp:posOffset>
-                </wp:positionV>
-                <wp:extent cx="2368550" cy="1006997"/>
-                <wp:effectExtent l="0" t="0" r="0" b="0"/>
-                <wp:wrapNone/>
-                <wp:docPr id="1137978264" name="Text Box 1"/>
-                <wp:cNvGraphicFramePr/>
-                <a:graphic xmlns:a="http://schemas.openxmlformats.org/drawingml/2006/main">
-                  <a:graphicData uri="http://schemas.microsoft.com/office/word/2010/wordprocessingShape">
-                    <wps:wsp>
-                      <wps:cNvSpPr txBox="1"/>
-                      <wps:spPr>
-                        <a:xfrm>
-                          <a:off x="0" y="0"/>
-                          <a:ext cx="2368550" cy="1006997"/>
-                        </a:xfrm>
-                        <a:prstGeom prst="rect">
-                          <a:avLst/>
-                        </a:prstGeom>
-                        <a:noFill/>
-                        <a:ln w="6350">
-                          <a:noFill/>
-                        </a:ln>
-                      </wps:spPr>
-                      <wps:txbx>
-                        <w:txbxContent>
-                          <w:p>
-                            <w:pPr>
-                              <w:bidi/>
-                              <w:spacing w:after="0" w:line="240" w:lineRule="auto"/>
-                              <w:jc w:val="center"/>
-                              <w:rPr>
-                                <w:rFonts w:ascii="Frutiger LT Arabic 65 Bold" w:hAnsi="Frutiger LT Arabic 65 Bold" w:cs="Frutiger LT Arabic 65 Bold"/>
-                                <w:color w:val="156082" w:themeColor="accent1"/>
-                                <w:szCs w:val="22"/>
-                                <w:rtl/>
-                              </w:rPr>
-                            </w:pPr>
-                            <w:r>
-                              <w:rPr>
-                                <w:rFonts w:ascii="Frutiger LT Arabic 65 Bold" w:hAnsi="Frutiger LT Arabic 65 Bold" w:cs="Frutiger LT Arabic 65 Bold" w:hint="cs"/>
-                                <w:color w:val="156082" w:themeColor="accent1"/>
-                                <w:szCs w:val="22"/>
-                                <w:rtl/>
-                              </w:rPr>
-                              <w:t>المملكة العربية السعودية</w:t>
-                            </w:r>
-                          </w:p>
-                          <w:p>
-                            <w:pPr>
-                              <w:bidi/>
-                              <w:spacing w:after="0" w:line="240" w:lineRule="auto"/>
-                              <w:jc w:val="center"/>
-                              <w:rPr>
-                                <w:rFonts w:ascii="Frutiger LT Arabic 65 Bold" w:hAnsi="Frutiger LT Arabic 65 Bold" w:cs="Frutiger LT Arabic 65 Bold"/>
-                                <w:color w:val="156082" w:themeColor="accent1"/>
-                                <w:szCs w:val="22"/>
-                                <w:rtl/>
-                              </w:rPr>
-                            </w:pPr>
-                            <w:r>
-                              <w:rPr>
-                                <w:rFonts w:ascii="Frutiger LT Arabic 65 Bold" w:hAnsi="Frutiger LT Arabic 65 Bold" w:cs="Frutiger LT Arabic 65 Bold" w:hint="cs"/>
-                                <w:color w:val="156082" w:themeColor="accent1"/>
-                                <w:szCs w:val="22"/>
-                                <w:rtl/>
-                              </w:rPr>
-                              <w:t>وزارة التعليم</w:t>
-                            </w:r>
-                          </w:p>
-                          <w:p>
-                            <w:pPr>
-                              <w:bidi/>
-                              <w:spacing w:after="0" w:line="240" w:lineRule="auto"/>
-                              <w:jc w:val="center"/>
-                              <w:rPr>
-                                <w:rFonts w:ascii="Frutiger LT Arabic 65 Bold" w:hAnsi="Frutiger LT Arabic 65 Bold" w:cs="Frutiger LT Arabic 65 Bold"/>
-                                <w:color w:val="156082" w:themeColor="accent1"/>
-                                <w:szCs w:val="22"/>
-                                <w:rtl/>
-                              </w:rPr>
-                            </w:pPr>
-                            <w:r>
-                              <w:rPr>
-                                <w:rFonts w:ascii="Frutiger LT Arabic 65 Bold" w:hAnsi="Frutiger LT Arabic 65 Bold" w:cs="Frutiger LT Arabic 65 Bold" w:hint="cs"/>
-                                <w:color w:val="156082" w:themeColor="accent1"/>
-                                <w:szCs w:val="22"/>
-                                <w:rtl/>
-                              </w:rPr>
-                              <w:t>الجامعة السعودية الإلكترونية</w:t>
-                            </w:r>
-                          </w:p>
-                          <w:p>
-                            <w:pPr>
-                              <w:bidi/>
-                              <w:spacing w:after="0" w:line="240" w:lineRule="auto"/>
-                              <w:jc w:val="center"/>
-                              <w:rPr>
-                                <w:rFonts w:ascii="Frutiger LT Arabic 65 Bold" w:hAnsi="Frutiger LT Arabic 65 Bold" w:cs="Frutiger LT Arabic 65 Bold"/>
-                                <w:color w:val="156082" w:themeColor="accent1"/>
-                                <w:szCs w:val="22"/>
-                                <w:rtl/>
-                              </w:rPr>
-                            </w:pPr>
-                            <w:r>
-                              <w:rPr>
-                                <w:rFonts w:ascii="Frutiger LT Arabic 65 Bold" w:hAnsi="Frutiger LT Arabic 65 Bold" w:cs="Frutiger LT Arabic 65 Bold" w:hint="cs"/>
-                                <w:color w:val="156082" w:themeColor="accent1"/>
-                                <w:szCs w:val="22"/>
-                                <w:rtl/>
-                              </w:rPr>
-                              <w:t>وكالة الجامعة للشؤون التعليمية</w:t>
-                            </w:r>
-                          </w:p>
-                          <w:p>
-                            <w:pPr>
-                              <w:bidi/>
-                              <w:spacing w:after="0" w:line="240" w:lineRule="auto"/>
-                              <w:jc w:val="center"/>
-                              <w:rPr>
-                                <w:rFonts w:ascii="Frutiger LT Arabic 65 Bold" w:hAnsi="Frutiger LT Arabic 65 Bold" w:cs="Frutiger LT Arabic 65 Bold"/>
-                                <w:color w:val="156082" w:themeColor="accent1"/>
-                                <w:szCs w:val="22"/>
-                                <w:rtl/>
-                              </w:rPr>
-                            </w:pPr>
-                            <w:r>
-                              <w:rPr>
-                                <w:rFonts w:ascii="Frutiger LT Arabic 65 Bold" w:hAnsi="Frutiger LT Arabic 65 Bold" w:cs="Frutiger LT Arabic 65 Bold" w:hint="cs"/>
-                                <w:color w:val="156082" w:themeColor="accent1"/>
-                                <w:szCs w:val="22"/>
-                                <w:rtl/>
-                              </w:rPr>
-                              <w:t>كلية الحوسبة والمعلوماتية</w:t>
-                            </w:r>
-                          </w:p>
-                        </w:txbxContent>
-                      </wps:txbx>
-                      <wps:bodyPr rot="0" spcFirstLastPara="0" vertOverflow="overflow" horzOverflow="overflow" vert="horz" wrap="square" lIns="91440" tIns="45720" rIns="91440" bIns="45720" numCol="1" spcCol="0" rtlCol="1" fromWordArt="0" anchor="t" anchorCtr="0" forceAA="0" compatLnSpc="1">
-                        <a:prstTxWarp prst="textNoShape">
-                          <a:avLst/>
-                        </a:prstTxWarp>
-                        <a:noAutofit/>
-                      </wps:bodyPr>
-                    </wps:wsp>
-                  </a:graphicData>
-                </a:graphic>
-                <wp14:sizeRelV relativeFrom="margin">
-                  <wp14:pctHeight>0</wp14:pctHeight>
-                </wp14:sizeRelV>
-              </wp:anchor>
-            </w:drawing>
-          </mc:Choice>
-          <mc:Fallback>
-            <w:pict>
-              <v:shape w14:anchorId="329A1EBA" id="_x0000_s1031" type="#_x0000_t202" style="position:absolute;left:0;text-align:left;margin-left:529.5pt;margin-top:37.1pt;width:186.5pt;height:79.3pt;z-index:251659264;visibility:visible;mso-wrap-style:square;mso-height-percent:0;mso-wrap-distance-left:9pt;mso-wrap-distance-top:0;mso-wrap-distance-right:9pt;mso-wrap-distance-bottom:0;mso-position-horizontal:absolute;mso-position-horizontal-relative:margin;mso-position-vertical:absolute;mso-position-vertical-relative:text;mso-height-percent:0;mso-height-relative:margin;v-text-anchor:top" o:gfxdata="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" filled="f" stroked="f" strokeweight=".5pt">
-                <v:textbox>
-                  <w:txbxContent>
-                    <w:p>
-                      <w:pPr>
-                        <w:bidi/>
-                        <w:spacing w:after="0" w:line="240" w:lineRule="auto"/>
-                        <w:jc w:val="center"/>
-                        <w:rPr>
-                          <w:rFonts w:ascii="Frutiger LT Arabic 65 Bold" w:hAnsi="Frutiger LT Arabic 65 Bold" w:cs="Frutiger LT Arabic 65 Bold"/>
-                          <w:color w:val="156082" w:themeColor="accent1"/>
-                          <w:szCs w:val="22"/>
-                          <w:rtl/>
-                        </w:rPr>
-                      </w:pPr>
-                      <w:r>
-                        <w:rPr>
-                          <w:rFonts w:ascii="Frutiger LT Arabic 65 Bold" w:hAnsi="Frutiger LT Arabic 65 Bold" w:cs="Frutiger LT Arabic 65 Bold" w:hint="cs"/>
-                          <w:color w:val="156082" w:themeColor="accent1"/>
-                          <w:szCs w:val="22"/>
-                          <w:rtl/>
-                        </w:rPr>
-                        <w:t>المملكة العربية السعودية</w:t>
-                      </w:r>
-                    </w:p>
-                    <w:p>
-                      <w:pPr>
-                        <w:bidi/>
-                        <w:spacing w:after="0" w:line="240" w:lineRule="auto"/>
-                        <w:jc w:val="center"/>
-                        <w:rPr>
-                          <w:rFonts w:ascii="Frutiger LT Arabic 65 Bold" w:hAnsi="Frutiger LT Arabic 65 Bold" w:cs="Frutiger LT Arabic 65 Bold"/>
-                          <w:color w:val="156082" w:themeColor="accent1"/>
-                          <w:szCs w:val="22"/>
-                          <w:rtl/>
-                        </w:rPr>
-                      </w:pPr>
-                      <w:r>
-                        <w:rPr>
-                          <w:rFonts w:ascii="Frutiger LT Arabic 65 Bold" w:hAnsi="Frutiger LT Arabic 65 Bold" w:cs="Frutiger LT Arabic 65 Bold" w:hint="cs"/>
-                          <w:color w:val="156082" w:themeColor="accent1"/>
-                          <w:szCs w:val="22"/>
-                          <w:rtl/>
-                        </w:rPr>
-                        <w:t>وزارة التعليم</w:t>
-                      </w:r>
-                    </w:p>
-                    <w:p>
-                      <w:pPr>
-                        <w:bidi/>
-                        <w:spacing w:after="0" w:line="240" w:lineRule="auto"/>
-                        <w:jc w:val="center"/>
-                        <w:rPr>
-                          <w:rFonts w:ascii="Frutiger LT Arabic 65 Bold" w:hAnsi="Frutiger LT Arabic 65 Bold" w:cs="Frutiger LT Arabic 65 Bold"/>
-                          <w:color w:val="156082" w:themeColor="accent1"/>
-                          <w:szCs w:val="22"/>
-                          <w:rtl/>
-                        </w:rPr>
-                      </w:pPr>
-                      <w:r>
-                        <w:rPr>
-                          <w:rFonts w:ascii="Frutiger LT Arabic 65 Bold" w:hAnsi="Frutiger LT Arabic 65 Bold" w:cs="Frutiger LT Arabic 65 Bold" w:hint="cs"/>
-                          <w:color w:val="156082" w:themeColor="accent1"/>
-                          <w:szCs w:val="22"/>
-                          <w:rtl/>
-                        </w:rPr>
-                        <w:t>الجامعة السعودية الإلكترونية</w:t>
-                      </w:r>
-                    </w:p>
-                    <w:p>
-                      <w:pPr>
-                        <w:bidi/>
-                        <w:spacing w:after="0" w:line="240" w:lineRule="auto"/>
-                        <w:jc w:val="center"/>
-                        <w:rPr>
-                          <w:rFonts w:ascii="Frutiger LT Arabic 65 Bold" w:hAnsi="Frutiger LT Arabic 65 Bold" w:cs="Frutiger LT Arabic 65 Bold"/>
-                          <w:color w:val="156082" w:themeColor="accent1"/>
-                          <w:szCs w:val="22"/>
-                          <w:rtl/>
-                        </w:rPr>
-                      </w:pPr>
-                      <w:r>
-                        <w:rPr>
-                          <w:rFonts w:ascii="Frutiger LT Arabic 65 Bold" w:hAnsi="Frutiger LT Arabic 65 Bold" w:cs="Frutiger LT Arabic 65 Bold" w:hint="cs"/>
-                          <w:color w:val="156082" w:themeColor="accent1"/>
-                          <w:szCs w:val="22"/>
-                          <w:rtl/>
-                        </w:rPr>
-                        <w:t>وكالة الجامعة للشؤون التعليمية</w:t>
-                      </w:r>
-                    </w:p>
-                    <w:p>
-                      <w:pPr>
-                        <w:bidi/>
-                        <w:spacing w:after="0" w:line="240" w:lineRule="auto"/>
-                        <w:jc w:val="center"/>
-                        <w:rPr>
-                          <w:rFonts w:ascii="Frutiger LT Arabic 65 Bold" w:hAnsi="Frutiger LT Arabic 65 Bold" w:cs="Frutiger LT Arabic 65 Bold"/>
-                          <w:color w:val="156082" w:themeColor="accent1"/>
-                          <w:szCs w:val="22"/>
-                          <w:rtl/>
-                        </w:rPr>
-                      </w:pPr>
-                      <w:r>
-                        <w:rPr>
-                          <w:rFonts w:ascii="Frutiger LT Arabic 65 Bold" w:hAnsi="Frutiger LT Arabic 65 Bold" w:cs="Frutiger LT Arabic 65 Bold" w:hint="cs"/>
-                          <w:color w:val="156082" w:themeColor="accent1"/>
-                          <w:szCs w:val="22"/>
-                          <w:rtl/>
-                        </w:rPr>
-                        <w:t>كلية الحوسبة والمعلوماتية</w:t>
-                      </w:r>
-                    </w:p>
-                  </w:txbxContent>
-                </v:textbox>
-                <w10:wrap anchorx="margin"/>
-              </v:shape>
-            </w:pict>
-          </mc:Fallback>
-        </mc:AlternateContent>
-      </w:r>
-      <w:bookmarkStart w:id="0" w:name="_Hlk227747538"/>
-      <w:bookmarkEnd w:id="0"/>
-      <w:r>
-        <w:rPr>
-          <w:noProof/>
-        </w:rPr>
-        <mc:AlternateContent>
-          <mc:Choice Requires="wps">
-            <w:drawing>
-              <wp:anchor distT="0" distB="0" distL="114300" distR="114300" simplePos="0" relativeHeight="251674624" behindDoc="0" locked="0" layoutInCell="1" allowOverlap="1" wp14:anchorId="50D1C65B" wp14:editId="7059DE77">
-                <wp:simplePos x="0" y="0"/>
-                <wp:positionH relativeFrom="margin">
-                  <wp:posOffset>3156585</wp:posOffset>
-                </wp:positionH>
-                <wp:positionV relativeFrom="paragraph">
-                  <wp:posOffset>1804035</wp:posOffset>
-                </wp:positionV>
-                <wp:extent cx="2549525" cy="669925"/>
+                <wp:extent cx="2862042" cy="669925"/>
                 <wp:effectExtent l="0" t="0" r="0" b="0"/>
                 <wp:wrapNone/>
                 <wp:docPr id="1145821339" name="Text Box 1"/>
@@ -2543,7 +810,7 @@
                       <wps:spPr>
                         <a:xfrm>
                           <a:off x="0" y="0"/>
-                          <a:ext cx="2549525" cy="669925"/>
+                          <a:ext cx="2862042" cy="669925"/>
                         </a:xfrm>
                         <a:prstGeom prst="rect">
                           <a:avLst/>
@@ -2586,7 +853,7 @@
                                 <w:szCs w:val="52"/>
                                 <w:rtl/>
                               </w:rPr>
-                              <w:t>شكروتقدي</w:t>
+                              <w:t>شكر وتقدي</w:t>
                             </w:r>
                             <w:r>
                               <w:rPr>
@@ -2634,7 +901,7 @@
           </mc:Choice>
           <mc:Fallback>
             <w:pict>
-              <v:shape w14:anchorId="50D1C65B" id="_x0000_s1032" type="#_x0000_t202" style="position:absolute;left:0;text-align:left;margin-left:248.55pt;margin-top:142.05pt;width:200.75pt;height:52.75pt;z-index:251674624;visibility:visible;mso-wrap-style:square;mso-width-percent:0;mso-height-percent:0;mso-wrap-distance-left:9pt;mso-wrap-distance-top:0;mso-wrap-distance-right:9pt;mso-wrap-distance-bottom:0;mso-position-horizontal:absolute;mso-position-horizontal-relative:margin;mso-position-vertical:absolute;mso-position-vertical-relative:text;mso-width-percent:0;mso-height-percent:0;mso-width-relative:margin;mso-height-relative:margin;v-text-anchor:top" o:gfxdata="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" filled="f" stroked="f" strokeweight=".5pt">
+              <v:shape w14:anchorId="50D1C65B" id="_x0000_s1028" type="#_x0000_t202" style="position:absolute;left:0;text-align:left;margin-left:224.2pt;margin-top:141.9pt;width:225.35pt;height:52.75pt;z-index:251674624;visibility:visible;mso-wrap-style:square;mso-width-percent:0;mso-height-percent:0;mso-wrap-distance-left:9pt;mso-wrap-distance-top:0;mso-wrap-distance-right:9pt;mso-wrap-distance-bottom:0;mso-position-horizontal:absolute;mso-position-horizontal-relative:margin;mso-position-vertical:absolute;mso-position-vertical-relative:text;mso-width-percent:0;mso-height-percent:0;mso-width-relative:margin;mso-height-relative:margin;v-text-anchor:top" o:gfxdata="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" filled="f" stroked="f" strokeweight=".5pt">
                 <v:textbox>
                   <w:txbxContent>
                     <w:p>
@@ -2668,7 +935,7 @@
                           <w:szCs w:val="52"/>
                           <w:rtl/>
                         </w:rPr>
-                        <w:t>شكروتقدي</w:t>
+                        <w:t>شكر وتقدي</w:t>
                       </w:r>
                       <w:r>
                         <w:rPr>
@@ -2693,6 +960,295 @@
                           <w:szCs w:val="52"/>
                         </w:rPr>
                       </w:pPr>
+                    </w:p>
+                  </w:txbxContent>
+                </v:textbox>
+                <w10:wrap anchorx="margin"/>
+              </v:shape>
+            </w:pict>
+          </mc:Fallback>
+        </mc:AlternateContent>
+      </w:r>
+      <w:r>
+        <w:rPr>
+          <w:noProof/>
+        </w:rPr>
+        <mc:AlternateContent>
+          <mc:Choice Requires="wps">
+            <w:drawing>
+              <wp:anchor distT="0" distB="0" distL="114300" distR="114300" simplePos="0" relativeHeight="251659264" behindDoc="0" locked="0" layoutInCell="1" allowOverlap="1" wp14:anchorId="329A1EBA" wp14:editId="779FAB78">
+                <wp:simplePos x="0" y="0"/>
+                <wp:positionH relativeFrom="margin">
+                  <wp:posOffset>6724891</wp:posOffset>
+                </wp:positionH>
+                <wp:positionV relativeFrom="paragraph">
+                  <wp:posOffset>471106</wp:posOffset>
+                </wp:positionV>
+                <wp:extent cx="2368550" cy="1376045"/>
+                <wp:effectExtent l="0" t="0" r="0" b="0"/>
+                <wp:wrapNone/>
+                <wp:docPr id="1137978264" name="Text Box 1"/>
+                <wp:cNvGraphicFramePr/>
+                <a:graphic xmlns:a="http://schemas.openxmlformats.org/drawingml/2006/main">
+                  <a:graphicData uri="http://schemas.microsoft.com/office/word/2010/wordprocessingShape">
+                    <wps:wsp>
+                      <wps:cNvSpPr txBox="1"/>
+                      <wps:spPr>
+                        <a:xfrm>
+                          <a:off x="0" y="0"/>
+                          <a:ext cx="2368550" cy="1376045"/>
+                        </a:xfrm>
+                        <a:prstGeom prst="rect">
+                          <a:avLst/>
+                        </a:prstGeom>
+                        <a:noFill/>
+                        <a:ln w="6350">
+                          <a:noFill/>
+                        </a:ln>
+                      </wps:spPr>
+                      <wps:txbx>
+                        <w:txbxContent>
+                          <w:p>
+                            <w:pPr>
+                              <w:bidi/>
+                              <w:spacing w:after="0" w:line="240" w:lineRule="auto"/>
+                              <w:jc w:val="center"/>
+                              <w:rPr>
+                                <w:rFonts w:ascii="Frutiger LT Arabic 65 Bold" w:hAnsi="Frutiger LT Arabic 65 Bold" w:cs="Frutiger LT Arabic 65 Bold"/>
+                                <w:color w:val="156082" w:themeColor="accent1"/>
+                                <w:szCs w:val="22"/>
+                                <w:rtl/>
+                              </w:rPr>
+                            </w:pPr>
+                            <w:r>
+                              <w:rPr>
+                                <w:rFonts w:ascii="Frutiger LT Arabic 65 Bold" w:hAnsi="Frutiger LT Arabic 65 Bold" w:cs="Frutiger LT Arabic 65 Bold" w:hint="cs"/>
+                                <w:color w:val="156082" w:themeColor="accent1"/>
+                                <w:szCs w:val="22"/>
+                                <w:rtl/>
+                              </w:rPr>
+                              <w:t>المملكة العربية السعودية</w:t>
+                            </w:r>
+                          </w:p>
+                          <w:p>
+                            <w:pPr>
+                              <w:bidi/>
+                              <w:spacing w:after="0" w:line="240" w:lineRule="auto"/>
+                              <w:jc w:val="center"/>
+                              <w:rPr>
+                                <w:rFonts w:ascii="Frutiger LT Arabic 65 Bold" w:hAnsi="Frutiger LT Arabic 65 Bold" w:cs="Frutiger LT Arabic 65 Bold"/>
+                                <w:color w:val="156082" w:themeColor="accent1"/>
+                                <w:szCs w:val="22"/>
+                                <w:rtl/>
+                              </w:rPr>
+                            </w:pPr>
+                            <w:r>
+                              <w:rPr>
+                                <w:rFonts w:ascii="Frutiger LT Arabic 65 Bold" w:hAnsi="Frutiger LT Arabic 65 Bold" w:cs="Frutiger LT Arabic 65 Bold" w:hint="cs"/>
+                                <w:color w:val="156082" w:themeColor="accent1"/>
+                                <w:szCs w:val="22"/>
+                                <w:rtl/>
+                              </w:rPr>
+                              <w:t>وزارة التعليم</w:t>
+                            </w:r>
+                          </w:p>
+                          <w:p>
+                            <w:pPr>
+                              <w:bidi/>
+                              <w:spacing w:after="0" w:line="240" w:lineRule="auto"/>
+                              <w:jc w:val="center"/>
+                              <w:rPr>
+                                <w:rFonts w:ascii="Frutiger LT Arabic 65 Bold" w:hAnsi="Frutiger LT Arabic 65 Bold" w:cs="Frutiger LT Arabic 65 Bold"/>
+                                <w:color w:val="156082" w:themeColor="accent1"/>
+                                <w:szCs w:val="22"/>
+                                <w:rtl/>
+                              </w:rPr>
+                            </w:pPr>
+                            <w:r>
+                              <w:rPr>
+                                <w:rFonts w:ascii="Frutiger LT Arabic 65 Bold" w:hAnsi="Frutiger LT Arabic 65 Bold" w:cs="Frutiger LT Arabic 65 Bold" w:hint="cs"/>
+                                <w:color w:val="156082" w:themeColor="accent1"/>
+                                <w:szCs w:val="22"/>
+                                <w:rtl/>
+                              </w:rPr>
+                              <w:t>الجامعة السعودية الإلكترونية</w:t>
+                            </w:r>
+                          </w:p>
+                          <w:p>
+                            <w:pPr>
+                              <w:bidi/>
+                              <w:spacing w:after="0" w:line="240" w:lineRule="auto"/>
+                              <w:jc w:val="center"/>
+                              <w:rPr>
+                                <w:rFonts w:ascii="Frutiger LT Arabic 65 Bold" w:hAnsi="Frutiger LT Arabic 65 Bold" w:cs="Frutiger LT Arabic 65 Bold"/>
+                                <w:color w:val="156082" w:themeColor="accent1"/>
+                                <w:szCs w:val="22"/>
+                                <w:rtl/>
+                              </w:rPr>
+                            </w:pPr>
+                            <w:r>
+                              <w:rPr>
+                                <w:rFonts w:ascii="Frutiger LT Arabic 65 Bold" w:hAnsi="Frutiger LT Arabic 65 Bold" w:cs="Frutiger LT Arabic 65 Bold" w:hint="cs"/>
+                                <w:color w:val="156082" w:themeColor="accent1"/>
+                                <w:szCs w:val="22"/>
+                                <w:rtl/>
+                              </w:rPr>
+                              <w:t>وكالة الجامعة للشؤون التعليمية</w:t>
+                            </w:r>
+                          </w:p>
+                          <w:p>
+                            <w:pPr>
+                              <w:bidi/>
+                              <w:spacing w:after="0" w:line="240" w:lineRule="auto"/>
+                              <w:jc w:val="center"/>
+                              <w:rPr>
+                                <w:rFonts w:ascii="Frutiger LT Arabic 65 Bold" w:hAnsi="Frutiger LT Arabic 65 Bold" w:cs="Frutiger LT Arabic 65 Bold"/>
+                                <w:color w:val="156082" w:themeColor="accent1"/>
+                                <w:szCs w:val="22"/>
+                                <w:rtl/>
+                              </w:rPr>
+                            </w:pPr>
+                            <w:r>
+                              <w:rPr>
+                                <w:rFonts w:ascii="Frutiger LT Arabic 65 Bold" w:hAnsi="Frutiger LT Arabic 65 Bold" w:cs="Frutiger LT Arabic 65 Bold" w:hint="cs"/>
+                                <w:color w:val="156082" w:themeColor="accent1"/>
+                                <w:szCs w:val="22"/>
+                                <w:rtl/>
+                              </w:rPr>
+                              <w:t>كلية الحوسبة والمعلوماتية</w:t>
+                            </w:r>
+                          </w:p>
+                        </w:txbxContent>
+                      </wps:txbx>
+                      <wps:bodyPr rot="0" spcFirstLastPara="0" vertOverflow="overflow" horzOverflow="overflow" vert="horz" wrap="square" lIns="91440" tIns="45720" rIns="91440" bIns="45720" numCol="1" spcCol="0" rtlCol="1" fromWordArt="0" anchor="t" anchorCtr="0" forceAA="0" compatLnSpc="1">
+                        <a:prstTxWarp prst="textNoShape">
+                          <a:avLst/>
+                        </a:prstTxWarp>
+                        <a:noAutofit/>
+                      </wps:bodyPr>
+                    </wps:wsp>
+                  </a:graphicData>
+                </a:graphic>
+                <wp14:sizeRelV relativeFrom="margin">
+                  <wp14:pctHeight>0</wp14:pctHeight>
+                </wp14:sizeRelV>
+              </wp:anchor>
+            </w:drawing>
+          </mc:Choice>
+          <mc:Fallback>
+            <w:pict>
+              <v:shape w14:anchorId="329A1EBA" id="_x0000_s1029" type="#_x0000_t202" style="position:absolute;left:0;text-align:left;margin-left:529.5pt;margin-top:37.1pt;width:186.5pt;height:108.35pt;z-index:251659264;visibility:visible;mso-wrap-style:square;mso-height-percent:0;mso-wrap-distance-left:9pt;mso-wrap-distance-top:0;mso-wrap-distance-right:9pt;mso-wrap-distance-bottom:0;mso-position-horizontal:absolute;mso-position-horizontal-relative:margin;mso-position-vertical:absolute;mso-position-vertical-relative:text;mso-height-percent:0;mso-height-relative:margin;v-text-anchor:top" o:gfxdata="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" filled="f" stroked="f" strokeweight=".5pt">
+                <v:textbox>
+                  <w:txbxContent>
+                    <w:p>
+                      <w:pPr>
+                        <w:bidi/>
+                        <w:spacing w:after="0" w:line="240" w:lineRule="auto"/>
+                        <w:jc w:val="center"/>
+                        <w:rPr>
+                          <w:rFonts w:ascii="Frutiger LT Arabic 65 Bold" w:hAnsi="Frutiger LT Arabic 65 Bold" w:cs="Frutiger LT Arabic 65 Bold"/>
+                          <w:color w:val="156082" w:themeColor="accent1"/>
+                          <w:szCs w:val="22"/>
+                          <w:rtl/>
+                        </w:rPr>
+                      </w:pPr>
+                      <w:r>
+                        <w:rPr>
+                          <w:rFonts w:ascii="Frutiger LT Arabic 65 Bold" w:hAnsi="Frutiger LT Arabic 65 Bold" w:cs="Frutiger LT Arabic 65 Bold" w:hint="cs"/>
+                          <w:color w:val="156082" w:themeColor="accent1"/>
+                          <w:szCs w:val="22"/>
+                          <w:rtl/>
+                        </w:rPr>
+                        <w:t>المملكة العربية السعودية</w:t>
+                      </w:r>
+                    </w:p>
+                    <w:p>
+                      <w:pPr>
+                        <w:bidi/>
+                        <w:spacing w:after="0" w:line="240" w:lineRule="auto"/>
+                        <w:jc w:val="center"/>
+                        <w:rPr>
+                          <w:rFonts w:ascii="Frutiger LT Arabic 65 Bold" w:hAnsi="Frutiger LT Arabic 65 Bold" w:cs="Frutiger LT Arabic 65 Bold"/>
+                          <w:color w:val="156082" w:themeColor="accent1"/>
+                          <w:szCs w:val="22"/>
+                          <w:rtl/>
+                        </w:rPr>
+                      </w:pPr>
+                      <w:r>
+                        <w:rPr>
+                          <w:rFonts w:ascii="Frutiger LT Arabic 65 Bold" w:hAnsi="Frutiger LT Arabic 65 Bold" w:cs="Frutiger LT Arabic 65 Bold" w:hint="cs"/>
+                          <w:color w:val="156082" w:themeColor="accent1"/>
+                          <w:szCs w:val="22"/>
+                          <w:rtl/>
+                        </w:rPr>
+                        <w:t>وزارة التعليم</w:t>
+                      </w:r>
+                    </w:p>
+                    <w:p>
+                      <w:pPr>
+                        <w:bidi/>
+                        <w:spacing w:after="0" w:line="240" w:lineRule="auto"/>
+                        <w:jc w:val="center"/>
+                        <w:rPr>
+                          <w:rFonts w:ascii="Frutiger LT Arabic 65 Bold" w:hAnsi="Frutiger LT Arabic 65 Bold" w:cs="Frutiger LT Arabic 65 Bold"/>
+                          <w:color w:val="156082" w:themeColor="accent1"/>
+                          <w:szCs w:val="22"/>
+                          <w:rtl/>
+                        </w:rPr>
+                      </w:pPr>
+                      <w:r>
+                        <w:rPr>
+                          <w:rFonts w:ascii="Frutiger LT Arabic 65 Bold" w:hAnsi="Frutiger LT Arabic 65 Bold" w:cs="Frutiger LT Arabic 65 Bold" w:hint="cs"/>
+                          <w:color w:val="156082" w:themeColor="accent1"/>
+                          <w:szCs w:val="22"/>
+                          <w:rtl/>
+                        </w:rPr>
+                        <w:t>الجامعة السعودية الإلكترونية</w:t>
+                      </w:r>
+                    </w:p>
+                    <w:p>
+                      <w:pPr>
+                        <w:bidi/>
+                        <w:spacing w:after="0" w:line="240" w:lineRule="auto"/>
+                        <w:jc w:val="center"/>
+                        <w:rPr>
+                          <w:rFonts w:ascii="Frutiger LT Arabic 65 Bold" w:hAnsi="Frutiger LT Arabic 65 Bold" w:cs="Frutiger LT Arabic 65 Bold"/>
+                          <w:color w:val="156082" w:themeColor="accent1"/>
+                          <w:szCs w:val="22"/>
+                          <w:rtl/>
+                        </w:rPr>
+                      </w:pPr>
+                      <w:r>
+                        <w:rPr>
+                          <w:rFonts w:ascii="Frutiger LT Arabic 65 Bold" w:hAnsi="Frutiger LT Arabic 65 Bold" w:cs="Frutiger LT Arabic 65 Bold" w:hint="cs"/>
+                          <w:color w:val="156082" w:themeColor="accent1"/>
+                          <w:szCs w:val="22"/>
+                          <w:rtl/>
+                        </w:rPr>
+                        <w:t>وكالة الجامعة للشؤون التعليمية</w:t>
+                      </w:r>
+                    </w:p>
+                    <w:p>
+                      <w:pPr>
+                        <w:bidi/>
+                        <w:spacing w:after="0" w:line="240" w:lineRule="auto"/>
+                        <w:jc w:val="center"/>
+                        <w:rPr>
+                          <w:rFonts w:ascii="Frutiger LT Arabic 65 Bold" w:hAnsi="Frutiger LT Arabic 65 Bold" w:cs="Frutiger LT Arabic 65 Bold"/>
+                          <w:color w:val="156082" w:themeColor="accent1"/>
+                          <w:szCs w:val="22"/>
+                          <w:rtl/>
+                        </w:rPr>
+                      </w:pPr>
+                      <w:r>
+                        <w:rPr>
+                          <w:rFonts w:ascii="Frutiger LT Arabic 65 Bold" w:hAnsi="Frutiger LT Arabic 65 Bold" w:cs="Frutiger LT Arabic 65 Bold" w:hint="cs"/>
+                          <w:color w:val="156082" w:themeColor="accent1"/>
+                          <w:szCs w:val="22"/>
+                          <w:rtl/>
+                        </w:rPr>
+                        <w:t>كلية الحوسبة والمعلوماتية</w:t>
+                      </w:r>
                     </w:p>
                   </w:txbxContent>
                 </v:textbox>
@@ -2710,13 +1266,13 @@
         <mc:AlternateContent>
           <mc:Choice Requires="wps">
             <w:drawing>
-              <wp:anchor distT="0" distB="0" distL="114300" distR="114300" simplePos="0" relativeHeight="251662336" behindDoc="0" locked="0" layoutInCell="1" allowOverlap="1" wp14:anchorId="088335F1" wp14:editId="2464BA57">
+              <wp:anchor distT="0" distB="0" distL="114300" distR="114300" simplePos="0" relativeHeight="251662336" behindDoc="0" locked="0" layoutInCell="1" allowOverlap="1" wp14:anchorId="088335F1" wp14:editId="679C9823">
                 <wp:simplePos x="0" y="0"/>
                 <wp:positionH relativeFrom="column">
                   <wp:posOffset>-146050</wp:posOffset>
                 </wp:positionH>
                 <wp:positionV relativeFrom="paragraph">
-                  <wp:posOffset>1625600</wp:posOffset>
+                  <wp:posOffset>1843052</wp:posOffset>
                 </wp:positionV>
                 <wp:extent cx="9163050" cy="0"/>
                 <wp:effectExtent l="0" t="12700" r="19050" b="12700"/>
@@ -2770,7 +1326,7 @@
           </mc:Choice>
           <mc:Fallback>
             <w:pict>
-              <v:line w14:anchorId="6584CC5D" id="Straight Connector 2" o:spid="_x0000_s1026" style="position:absolute;flip:y;z-index:251662336;visibility:visible;mso-wrap-style:square;mso-width-percent:0;mso-height-percent:0;mso-wrap-distance-left:9pt;mso-wrap-distance-top:0;mso-wrap-distance-right:9pt;mso-wrap-distance-bottom:0;mso-position-horizontal:absolute;mso-position-horizontal-relative:text;mso-position-vertical:absolute;mso-position-vertical-relative:text;mso-width-percent:0;mso-height-percent:0;mso-width-relative:margin;mso-height-relative:margin" from="-11.5pt,128pt" to="710pt,128pt" o:gfxdata="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" strokecolor="#1bc0b7" strokeweight="1.5pt">
+              <v:line w14:anchorId="700455E5" id="Straight Connector 2" o:spid="_x0000_s1026" style="position:absolute;flip:y;z-index:251662336;visibility:visible;mso-wrap-style:square;mso-width-percent:0;mso-height-percent:0;mso-wrap-distance-left:9pt;mso-wrap-distance-top:0;mso-wrap-distance-right:9pt;mso-wrap-distance-bottom:0;mso-position-horizontal:absolute;mso-position-horizontal-relative:text;mso-position-vertical:absolute;mso-position-vertical-relative:text;mso-width-percent:0;mso-height-percent:0;mso-width-relative:margin;mso-height-relative:margin" from="-11.5pt,145.1pt" to="710pt,145.1pt" o:gfxdata="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" strokecolor="#1bc0b7" strokeweight="1.5pt">
                 <v:stroke joinstyle="miter"/>
               </v:line>
             </w:pict>
@@ -2781,8 +1337,1426 @@
         <w:rPr>
           <w:noProof/>
         </w:rPr>
+        <mc:AlternateContent>
+          <mc:Choice Requires="wps">
+            <w:drawing>
+              <wp:anchor distT="0" distB="0" distL="114300" distR="114300" simplePos="0" relativeHeight="251664384" behindDoc="0" locked="0" layoutInCell="1" allowOverlap="1" wp14:anchorId="4BEF5500" wp14:editId="21F49F25">
+                <wp:simplePos x="0" y="0"/>
+                <wp:positionH relativeFrom="margin">
+                  <wp:posOffset>4556125</wp:posOffset>
+                </wp:positionH>
+                <wp:positionV relativeFrom="paragraph">
+                  <wp:posOffset>2282825</wp:posOffset>
+                </wp:positionV>
+                <wp:extent cx="4744720" cy="3168650"/>
+                <wp:effectExtent l="0" t="0" r="0" b="0"/>
+                <wp:wrapNone/>
+                <wp:docPr id="1021757631" name="Text Box 1"/>
+                <wp:cNvGraphicFramePr/>
+                <a:graphic xmlns:a="http://schemas.openxmlformats.org/drawingml/2006/main">
+                  <a:graphicData uri="http://schemas.microsoft.com/office/word/2010/wordprocessingShape">
+                    <wps:wsp>
+                      <wps:cNvSpPr txBox="1"/>
+                      <wps:spPr>
+                        <a:xfrm>
+                          <a:off x="0" y="0"/>
+                          <a:ext cx="4744720" cy="3168650"/>
+                        </a:xfrm>
+                        <a:prstGeom prst="rect">
+                          <a:avLst/>
+                        </a:prstGeom>
+                        <a:noFill/>
+                        <a:ln w="6350">
+                          <a:noFill/>
+                        </a:ln>
+                      </wps:spPr>
+                      <wps:txbx>
+                        <w:txbxContent>
+                          <w:p>
+                            <w:pPr>
+                              <w:spacing w:after="0" w:line="240" w:lineRule="auto"/>
+                              <w:jc w:val="center"/>
+                              <w:rPr>
+                                <w:rFonts w:ascii="Frutiger LT Arabic 45 Light" w:eastAsia="Times New Roman" w:hAnsi="Frutiger LT Arabic 45 Light" w:cs="Frutiger LT Arabic 45 Light"/>
+                                <w:color w:val="156082" w:themeColor="accent1"/>
+                                <w:kern w:val="0"/>
+                                <w:sz w:val="28"/>
+                                <w:szCs w:val="28"/>
+                                <w:rtl/>
+                                <w14:ligatures w14:val="none"/>
+                              </w:rPr>
+                            </w:pPr>
+                            <w:r>
+                              <w:rPr>
+                                <w:rFonts w:ascii="Frutiger LT Arabic 45 Light" w:eastAsia="Times New Roman" w:hAnsi="Frutiger LT Arabic 45 Light" w:cs="Frutiger LT Arabic 45 Light" w:hint="cs"/>
+                                <w:color w:val="156082" w:themeColor="accent1"/>
+                                <w:kern w:val="0"/>
+                                <w:sz w:val="28"/>
+                                <w:szCs w:val="28"/>
+                                <w:rtl/>
+                                <w14:ligatures w14:val="none"/>
+                              </w:rPr>
+                              <w:t>يسر كلية الحوسبة والمعلوماتية بالجامعة السعودية ال</w:t>
+                            </w:r>
+                            <w:r>
+                              <w:rPr>
+                                <w:rFonts w:ascii="Frutiger LT Arabic 45 Light" w:eastAsia="Times New Roman" w:hAnsi="Frutiger LT Arabic 45 Light" w:cs="Frutiger LT Arabic 45 Light" w:hint="cs"/>
+                                <w:color w:val="156082" w:themeColor="accent1"/>
+                                <w:kern w:val="0"/>
+                                <w:sz w:val="28"/>
+                                <w:szCs w:val="28"/>
+                                <w:rtl/>
+                                <w14:ligatures w14:val="none"/>
+                              </w:rPr>
+                              <w:t>إ</w:t>
+                            </w:r>
+                            <w:r>
+                              <w:rPr>
+                                <w:rFonts w:ascii="Frutiger LT Arabic 45 Light" w:eastAsia="Times New Roman" w:hAnsi="Frutiger LT Arabic 45 Light" w:cs="Frutiger LT Arabic 45 Light" w:hint="cs"/>
+                                <w:color w:val="156082" w:themeColor="accent1"/>
+                                <w:kern w:val="0"/>
+                                <w:sz w:val="28"/>
+                                <w:szCs w:val="28"/>
+                                <w:rtl/>
+                                <w14:ligatures w14:val="none"/>
+                              </w:rPr>
+                              <w:t>لكترونية</w:t>
+                            </w:r>
+                          </w:p>
+                          <w:p>
+                            <w:pPr>
+                              <w:spacing w:after="0" w:line="240" w:lineRule="auto"/>
+                              <w:jc w:val="center"/>
+                              <w:rPr>
+                                <w:rFonts w:ascii="Frutiger LT Arabic 45 Light" w:eastAsia="Times New Roman" w:hAnsi="Frutiger LT Arabic 45 Light" w:cs="Frutiger LT Arabic 45 Light"/>
+                                <w:color w:val="156082" w:themeColor="accent1"/>
+                                <w:kern w:val="0"/>
+                                <w:sz w:val="28"/>
+                                <w:szCs w:val="28"/>
+                                <w:rtl/>
+                                <w14:ligatures w14:val="none"/>
+                              </w:rPr>
+                            </w:pPr>
+                            <w:r>
+                              <w:rPr>
+                                <w:rFonts w:ascii="Frutiger LT Arabic 45 Light" w:eastAsia="Times New Roman" w:hAnsi="Frutiger LT Arabic 45 Light" w:cs="Frutiger LT Arabic 45 Light" w:hint="cs"/>
+                                <w:color w:val="156082" w:themeColor="accent1"/>
+                                <w:kern w:val="0"/>
+                                <w:sz w:val="28"/>
+                                <w:szCs w:val="28"/>
+                                <w:rtl/>
+                                <w14:ligatures w14:val="none"/>
+                              </w:rPr>
+                              <w:t>أن تتقدم بوافر الشكر والتقدير</w:t>
+                            </w:r>
+                          </w:p>
+                          <w:p>
+                            <w:pPr>
+                              <w:bidi/>
+                              <w:spacing w:after="0" w:line="240" w:lineRule="auto"/>
+                              <w:jc w:val="center"/>
+                              <w:rPr>
+                                <w:rFonts w:ascii="Frutiger LT Arabic 45 Light" w:eastAsia="Times New Roman" w:hAnsi="Frutiger LT Arabic 45 Light" w:cs="Frutiger LT Arabic 45 Light"/>
+                                <w:color w:val="156082" w:themeColor="accent1"/>
+                                <w:kern w:val="0"/>
+                                <w:sz w:val="28"/>
+                                <w:szCs w:val="28"/>
+                                <w14:ligatures w14:val="none"/>
+                              </w:rPr>
+                            </w:pPr>
+                            <w:r>
+                              <w:rPr>
+                                <w:rFonts w:ascii="Frutiger LT Arabic 45 Light" w:eastAsia="Times New Roman" w:hAnsi="Frutiger LT Arabic 45 Light" w:cs="Frutiger LT Arabic 45 Light"/>
+                                <w:color w:val="156082" w:themeColor="accent1"/>
+                                <w:kern w:val="0"/>
+                                <w:sz w:val="28"/>
+                                <w:szCs w:val="28"/>
+                                <w14:ligatures w14:val="none"/>
+                              </w:rPr>
+                              <w:t>للمحاضرة</w:t>
+                            </w:r>
+                            <w:r>
+                              <w:rPr>
+                                <w:rFonts w:ascii="Frutiger LT Arabic 45 Light" w:eastAsia="Times New Roman" w:hAnsi="Frutiger LT Arabic 45 Light" w:cs="Frutiger LT Arabic 45 Light" w:hint="cs"/>
+                                <w:color w:val="156082" w:themeColor="accent1"/>
+                                <w:kern w:val="0"/>
+                                <w:sz w:val="28"/>
+                                <w:szCs w:val="28"/>
+                                <w:rtl/>
+                                <w14:ligatures w14:val="none"/>
+                              </w:rPr>
+                              <w:t>/</w:t>
+                            </w:r>
+                            <w:r>
+                              <w:rPr>
+                                <w:rFonts w:ascii="Frutiger LT Arabic 45 Light" w:eastAsia="Times New Roman" w:hAnsi="Frutiger LT Arabic 45 Light" w:cs="Frutiger LT Arabic 45 Light" w:hint="cs"/>
+                                <w:color w:val="156082" w:themeColor="accent1"/>
+                                <w:kern w:val="0"/>
+                                <w:sz w:val="28"/>
+                                <w:szCs w:val="28"/>
+                                <w:rtl/>
+                                <w14:ligatures w14:val="none"/>
+                              </w:rPr>
+                              <w:t xml:space="preserve"> </w:t>
+                            </w:r>
+                            <w:r>
+                              <w:rPr>
+                                <w:rFonts w:ascii="Frutiger LT Arabic 45 Light" w:eastAsia="Times New Roman" w:hAnsi="Frutiger LT Arabic 45 Light" w:cs="Frutiger LT Arabic 45 Light"/>
+                                <w:color w:val="156082" w:themeColor="accent1"/>
+                                <w:kern w:val="0"/>
+                                <w:sz w:val="28"/>
+                                <w:szCs w:val="28"/>
+                                <w14:ligatures w14:val="none"/>
+                              </w:rPr>
+                              <w:t>هدى بنت دخيل الجهني</w:t>
+                            </w:r>
+                            <w:r>
+                              <w:rPr>
+                                <w:rFonts w:ascii="Frutiger LT Arabic 45 Light" w:eastAsia="Times New Roman" w:hAnsi="Frutiger LT Arabic 45 Light" w:cs="Frutiger LT Arabic 45 Light"/>
+                                <w:color w:val="156082" w:themeColor="accent1"/>
+                                <w:kern w:val="0"/>
+                                <w:sz w:val="28"/>
+                                <w:szCs w:val="28"/>
+                                <w14:ligatures w14:val="none"/>
+                              </w:rPr>
+                              <w:t xml:space="preserve"> </w:t>
+                            </w:r>
+                          </w:p>
+                          <w:p>
+                            <w:pPr>
+                              <w:bidi/>
+                              <w:spacing w:after="0" w:line="240" w:lineRule="auto"/>
+                              <w:jc w:val="center"/>
+                              <w:rPr>
+                                <w:rFonts w:ascii="Frutiger LT Arabic 45 Light" w:eastAsia="Times New Roman" w:hAnsi="Frutiger LT Arabic 45 Light" w:cs="Frutiger LT Arabic 45 Light"/>
+                                <w:color w:val="156082" w:themeColor="accent1"/>
+                                <w:kern w:val="0"/>
+                                <w:sz w:val="28"/>
+                                <w:szCs w:val="28"/>
+                                <w14:ligatures w14:val="none"/>
+                              </w:rPr>
+                            </w:pPr>
+                            <w:r>
+                              <w:rPr>
+                                <w:rFonts w:ascii="Frutiger LT Arabic 45 Light" w:eastAsia="Times New Roman" w:hAnsi="Frutiger LT Arabic 45 Light" w:cs="Frutiger LT Arabic 45 Light"/>
+                                <w:color w:val="156082" w:themeColor="accent1"/>
+                                <w:kern w:val="0"/>
+                                <w:sz w:val="28"/>
+                                <w:szCs w:val="28"/>
+                                <w:rtl/>
+                                <w14:ligatures w14:val="none"/>
+                              </w:rPr>
+                              <w:t>على جهودها المميزة ومساهمتها الفاعلة في أعمال</w:t>
+                            </w:r>
+                            <w:r>
+                              <w:rPr>
+                                <w:rFonts w:ascii="Frutiger LT Arabic 45 Light" w:eastAsia="Times New Roman" w:hAnsi="Frutiger LT Arabic 45 Light" w:cs="Frutiger LT Arabic 45 Light" w:hint="cs"/>
+                                <w:color w:val="156082" w:themeColor="accent1"/>
+                                <w:kern w:val="0"/>
+                                <w:sz w:val="28"/>
+                                <w:szCs w:val="28"/>
+                                <w:rtl/>
+                                <w14:ligatures w14:val="none"/>
+                              </w:rPr>
+                              <w:t xml:space="preserve"> </w:t>
+                            </w:r>
+                            <w:r>
+                              <w:rPr>
+                                <w:rFonts w:ascii="Frutiger LT Arabic 45 Light" w:eastAsia="Times New Roman" w:hAnsi="Frutiger LT Arabic 45 Light" w:cs="Frutiger LT Arabic 45 Light"/>
+                                <w:color w:val="156082" w:themeColor="accent1"/>
+                                <w:kern w:val="0"/>
+                                <w:sz w:val="28"/>
+                                <w:szCs w:val="28"/>
+                                <w14:ligatures w14:val="none"/>
+                              </w:rPr>
+                              <w:t>منسقة الإرشاد الأكاديمي</w:t>
+                            </w:r>
+                            <w:r>
+                              <w:rPr>
+                                <w:rFonts w:ascii="Frutiger LT Arabic 45 Light" w:eastAsia="Times New Roman" w:hAnsi="Frutiger LT Arabic 45 Light" w:cs="Frutiger LT Arabic 45 Light" w:hint="cs"/>
+                                <w:color w:val="156082" w:themeColor="accent1"/>
+                                <w:kern w:val="0"/>
+                                <w:sz w:val="28"/>
+                                <w:szCs w:val="28"/>
+                                <w:rtl/>
+                                <w14:ligatures w14:val="none"/>
+                              </w:rPr>
+                              <w:t xml:space="preserve"> </w:t>
+                            </w:r>
+                            <w:r>
+                              <w:rPr>
+                                <w:rFonts w:ascii="Frutiger LT Arabic 45 Light" w:eastAsia="Times New Roman" w:hAnsi="Frutiger LT Arabic 45 Light" w:cs="Frutiger LT Arabic 45 Light" w:hint="cs"/>
+                                <w:color w:val="156082" w:themeColor="accent1"/>
+                                <w:kern w:val="0"/>
+                                <w:sz w:val="28"/>
+                                <w:szCs w:val="28"/>
+                                <w:rtl/>
+                                <w14:ligatures w14:val="none"/>
+                              </w:rPr>
+                              <w:t>ب</w:t>
+                            </w:r>
+                            <w:r>
+                              <w:rPr>
+                                <w:rFonts w:ascii="Frutiger LT Arabic 45 Light" w:eastAsia="Times New Roman" w:hAnsi="Frutiger LT Arabic 45 Light" w:cs="Frutiger LT Arabic 45 Light" w:hint="cs"/>
+                                <w:color w:val="156082" w:themeColor="accent1"/>
+                                <w:kern w:val="0"/>
+                                <w:sz w:val="28"/>
+                                <w:szCs w:val="28"/>
+                                <w:rtl/>
+                                <w14:ligatures w14:val="none"/>
+                              </w:rPr>
+                              <w:t>كلية الحوسبة</w:t>
+                            </w:r>
+                            <w:r>
+                              <w:rPr>
+                                <w:rFonts w:ascii="Frutiger LT Arabic 45 Light" w:eastAsia="Times New Roman" w:hAnsi="Frutiger LT Arabic 45 Light" w:cs="Frutiger LT Arabic 45 Light" w:hint="cs"/>
+                                <w:color w:val="156082" w:themeColor="accent1"/>
+                                <w:kern w:val="0"/>
+                                <w:sz w:val="28"/>
+                                <w:szCs w:val="28"/>
+                                <w:rtl/>
+                                <w14:ligatures w14:val="none"/>
+                              </w:rPr>
+                              <w:t xml:space="preserve"> </w:t>
+                            </w:r>
+                            <w:r>
+                              <w:rPr>
+                                <w:rFonts w:ascii="Frutiger LT Arabic 45 Light" w:eastAsia="Times New Roman" w:hAnsi="Frutiger LT Arabic 45 Light" w:cs="Frutiger LT Arabic 45 Light" w:hint="cs"/>
+                                <w:color w:val="156082" w:themeColor="accent1"/>
+                                <w:kern w:val="0"/>
+                                <w:sz w:val="28"/>
+                                <w:szCs w:val="28"/>
+                                <w:rtl/>
+                                <w14:ligatures w14:val="none"/>
+                              </w:rPr>
+                              <w:t xml:space="preserve">والمعلوماتية </w:t>
+                            </w:r>
+                            <w:r>
+                              <w:rPr>
+                                <w:rFonts w:ascii="Frutiger LT Arabic 45 Light" w:eastAsia="Times New Roman" w:hAnsi="Frutiger LT Arabic 45 Light" w:cs="Frutiger LT Arabic 45 Light" w:hint="cs"/>
+                                <w:color w:val="156082" w:themeColor="accent1"/>
+                                <w:kern w:val="0"/>
+                                <w:sz w:val="28"/>
+                                <w:szCs w:val="28"/>
+                                <w:rtl/>
+                                <w14:ligatures w14:val="none"/>
+                              </w:rPr>
+                              <w:t>خلال العام الجامعي ١٤٤٧ هـ</w:t>
+                            </w:r>
+                          </w:p>
+                          <w:p>
+                            <w:pPr>
+                              <w:bidi/>
+                              <w:spacing w:after="0" w:line="240" w:lineRule="auto"/>
+                              <w:jc w:val="center"/>
+                              <w:rPr>
+                                <w:rFonts w:ascii="Frutiger LT Arabic 45 Light" w:eastAsia="Times New Roman" w:hAnsi="Frutiger LT Arabic 45 Light" w:cs="Frutiger LT Arabic 45 Light"/>
+                                <w:color w:val="156082" w:themeColor="accent1"/>
+                                <w:kern w:val="0"/>
+                                <w:sz w:val="28"/>
+                                <w:szCs w:val="28"/>
+                                <w:rtl/>
+                                <w14:ligatures w14:val="none"/>
+                              </w:rPr>
+                            </w:pPr>
+                          </w:p>
+                          <w:p>
+                            <w:pPr>
+                              <w:bidi/>
+                              <w:spacing w:after="0" w:line="240" w:lineRule="auto"/>
+                              <w:jc w:val="center"/>
+                              <w:rPr>
+                                <w:rFonts w:ascii="Frutiger LT Arabic 45 Light" w:eastAsia="Times New Roman" w:hAnsi="Frutiger LT Arabic 45 Light" w:cs="Frutiger LT Arabic 45 Light"/>
+                                <w:color w:val="156082" w:themeColor="accent1"/>
+                                <w:kern w:val="0"/>
+                                <w:sz w:val="28"/>
+                                <w:szCs w:val="28"/>
+                                <w14:ligatures w14:val="none"/>
+                              </w:rPr>
+                            </w:pPr>
+                            <w:r>
+                              <w:rPr>
+                                <w:rFonts w:ascii="Frutiger LT Arabic 45 Light" w:eastAsia="Times New Roman" w:hAnsi="Frutiger LT Arabic 45 Light" w:cs="Frutiger LT Arabic 45 Light" w:hint="cs"/>
+                                <w:color w:val="156082" w:themeColor="accent1"/>
+                                <w:kern w:val="0"/>
+                                <w:sz w:val="28"/>
+                                <w:szCs w:val="28"/>
+                                <w:rtl/>
+                                <w14:ligatures w14:val="none"/>
+                              </w:rPr>
+                              <w:t>سائلين المولى لها مزِيدًا من النجاح والتقدم</w:t>
+                            </w:r>
+                          </w:p>
+                        </w:txbxContent>
+                      </wps:txbx>
+                      <wps:bodyPr rot="0" spcFirstLastPara="0" vertOverflow="overflow" horzOverflow="overflow" vert="horz" wrap="square" lIns="91440" tIns="45720" rIns="91440" bIns="45720" numCol="1" spcCol="0" rtlCol="1" fromWordArt="0" anchor="t" anchorCtr="0" forceAA="0" compatLnSpc="1">
+                        <a:prstTxWarp prst="textNoShape">
+                          <a:avLst/>
+                        </a:prstTxWarp>
+                        <a:noAutofit/>
+                      </wps:bodyPr>
+                    </wps:wsp>
+                  </a:graphicData>
+                </a:graphic>
+                <wp14:sizeRelH relativeFrom="margin">
+                  <wp14:pctWidth>0</wp14:pctWidth>
+                </wp14:sizeRelH>
+                <wp14:sizeRelV relativeFrom="margin">
+                  <wp14:pctHeight>0</wp14:pctHeight>
+                </wp14:sizeRelV>
+              </wp:anchor>
+            </w:drawing>
+          </mc:Choice>
+          <mc:Fallback>
+            <w:pict>
+              <v:shapetype w14:anchorId="4BEF5500" id="_x0000_t202" coordsize="21600,21600" o:spt="202" path="m,l,21600r21600,l21600,xe">
+                <v:stroke joinstyle="miter"/>
+                <v:path gradientshapeok="t" o:connecttype="rect"/>
+              </v:shapetype>
+              <v:shape id="Text Box 1" o:spid="_x0000_s1026" type="#_x0000_t202" style="position:absolute;left:0;text-align:left;margin-left:358.75pt;margin-top:179.75pt;width:373.6pt;height:249.5pt;z-index:251664384;visibility:visible;mso-wrap-style:square;mso-width-percent:0;mso-height-percent:0;mso-wrap-distance-left:9pt;mso-wrap-distance-top:0;mso-wrap-distance-right:9pt;mso-wrap-distance-bottom:0;mso-position-horizontal:absolute;mso-position-horizontal-relative:margin;mso-position-vertical:absolute;mso-position-vertical-relative:text;mso-width-percent:0;mso-height-percent:0;mso-width-relative:margin;mso-height-relative:margin;v-text-anchor:top" o:gfxdata="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" filled="f" stroked="f" strokeweight=".5pt">
+                <v:textbox>
+                  <w:txbxContent>
+                    <w:p>
+                      <w:pPr>
+                        <w:spacing w:after="0" w:line="240" w:lineRule="auto"/>
+                        <w:jc w:val="center"/>
+                        <w:rPr>
+                          <w:rFonts w:ascii="Frutiger LT Arabic 45 Light" w:eastAsia="Times New Roman" w:hAnsi="Frutiger LT Arabic 45 Light" w:cs="Frutiger LT Arabic 45 Light"/>
+                          <w:color w:val="156082" w:themeColor="accent1"/>
+                          <w:kern w:val="0"/>
+                          <w:sz w:val="28"/>
+                          <w:szCs w:val="28"/>
+                          <w:rtl/>
+                          <w14:ligatures w14:val="none"/>
+                        </w:rPr>
+                      </w:pPr>
+                      <w:r>
+                        <w:rPr>
+                          <w:rFonts w:ascii="Frutiger LT Arabic 45 Light" w:eastAsia="Times New Roman" w:hAnsi="Frutiger LT Arabic 45 Light" w:cs="Frutiger LT Arabic 45 Light" w:hint="cs"/>
+                          <w:color w:val="156082" w:themeColor="accent1"/>
+                          <w:kern w:val="0"/>
+                          <w:sz w:val="28"/>
+                          <w:szCs w:val="28"/>
+                          <w:rtl/>
+                          <w14:ligatures w14:val="none"/>
+                        </w:rPr>
+                        <w:t>يسر كلية الحوسبة والمعلوماتية بالجامعة السعودية ال</w:t>
+                      </w:r>
+                      <w:r>
+                        <w:rPr>
+                          <w:rFonts w:ascii="Frutiger LT Arabic 45 Light" w:eastAsia="Times New Roman" w:hAnsi="Frutiger LT Arabic 45 Light" w:cs="Frutiger LT Arabic 45 Light" w:hint="cs"/>
+                          <w:color w:val="156082" w:themeColor="accent1"/>
+                          <w:kern w:val="0"/>
+                          <w:sz w:val="28"/>
+                          <w:szCs w:val="28"/>
+                          <w:rtl/>
+                          <w14:ligatures w14:val="none"/>
+                        </w:rPr>
+                        <w:t>إ</w:t>
+                      </w:r>
+                      <w:r>
+                        <w:rPr>
+                          <w:rFonts w:ascii="Frutiger LT Arabic 45 Light" w:eastAsia="Times New Roman" w:hAnsi="Frutiger LT Arabic 45 Light" w:cs="Frutiger LT Arabic 45 Light" w:hint="cs"/>
+                          <w:color w:val="156082" w:themeColor="accent1"/>
+                          <w:kern w:val="0"/>
+                          <w:sz w:val="28"/>
+                          <w:szCs w:val="28"/>
+                          <w:rtl/>
+                          <w14:ligatures w14:val="none"/>
+                        </w:rPr>
+                        <w:t>لكترونية</w:t>
+                      </w:r>
+                    </w:p>
+                    <w:p>
+                      <w:pPr>
+                        <w:spacing w:after="0" w:line="240" w:lineRule="auto"/>
+                        <w:jc w:val="center"/>
+                        <w:rPr>
+                          <w:rFonts w:ascii="Frutiger LT Arabic 45 Light" w:eastAsia="Times New Roman" w:hAnsi="Frutiger LT Arabic 45 Light" w:cs="Frutiger LT Arabic 45 Light"/>
+                          <w:color w:val="156082" w:themeColor="accent1"/>
+                          <w:kern w:val="0"/>
+                          <w:sz w:val="28"/>
+                          <w:szCs w:val="28"/>
+                          <w:rtl/>
+                          <w14:ligatures w14:val="none"/>
+                        </w:rPr>
+                      </w:pPr>
+                      <w:r>
+                        <w:rPr>
+                          <w:rFonts w:ascii="Frutiger LT Arabic 45 Light" w:eastAsia="Times New Roman" w:hAnsi="Frutiger LT Arabic 45 Light" w:cs="Frutiger LT Arabic 45 Light" w:hint="cs"/>
+                          <w:color w:val="156082" w:themeColor="accent1"/>
+                          <w:kern w:val="0"/>
+                          <w:sz w:val="28"/>
+                          <w:szCs w:val="28"/>
+                          <w:rtl/>
+                          <w14:ligatures w14:val="none"/>
+                        </w:rPr>
+                        <w:t>أن تتقدم بوافر الشكر والتقدير</w:t>
+                      </w:r>
+                    </w:p>
+                    <w:p>
+                      <w:pPr>
+                        <w:bidi/>
+                        <w:spacing w:after="0" w:line="240" w:lineRule="auto"/>
+                        <w:jc w:val="center"/>
+                        <w:rPr>
+                          <w:rFonts w:ascii="Frutiger LT Arabic 45 Light" w:eastAsia="Times New Roman" w:hAnsi="Frutiger LT Arabic 45 Light" w:cs="Frutiger LT Arabic 45 Light"/>
+                          <w:color w:val="156082" w:themeColor="accent1"/>
+                          <w:kern w:val="0"/>
+                          <w:sz w:val="28"/>
+                          <w:szCs w:val="28"/>
+                          <w14:ligatures w14:val="none"/>
+                        </w:rPr>
+                      </w:pPr>
+                      <w:r>
+                        <w:rPr>
+                          <w:rFonts w:ascii="Frutiger LT Arabic 45 Light" w:eastAsia="Times New Roman" w:hAnsi="Frutiger LT Arabic 45 Light" w:cs="Frutiger LT Arabic 45 Light"/>
+                          <w:color w:val="156082" w:themeColor="accent1"/>
+                          <w:kern w:val="0"/>
+                          <w:sz w:val="28"/>
+                          <w:szCs w:val="28"/>
+                          <w14:ligatures w14:val="none"/>
+                        </w:rPr>
+                        <w:t>للمحاضرة</w:t>
+                      </w:r>
+                      <w:r>
+                        <w:rPr>
+                          <w:rFonts w:ascii="Frutiger LT Arabic 45 Light" w:eastAsia="Times New Roman" w:hAnsi="Frutiger LT Arabic 45 Light" w:cs="Frutiger LT Arabic 45 Light" w:hint="cs"/>
+                          <w:color w:val="156082" w:themeColor="accent1"/>
+                          <w:kern w:val="0"/>
+                          <w:sz w:val="28"/>
+                          <w:szCs w:val="28"/>
+                          <w:rtl/>
+                          <w14:ligatures w14:val="none"/>
+                        </w:rPr>
+                        <w:t>/</w:t>
+                      </w:r>
+                      <w:r>
+                        <w:rPr>
+                          <w:rFonts w:ascii="Frutiger LT Arabic 45 Light" w:eastAsia="Times New Roman" w:hAnsi="Frutiger LT Arabic 45 Light" w:cs="Frutiger LT Arabic 45 Light" w:hint="cs"/>
+                          <w:color w:val="156082" w:themeColor="accent1"/>
+                          <w:kern w:val="0"/>
+                          <w:sz w:val="28"/>
+                          <w:szCs w:val="28"/>
+                          <w:rtl/>
+                          <w14:ligatures w14:val="none"/>
+                        </w:rPr>
+                        <w:t xml:space="preserve"> </w:t>
+                      </w:r>
+                      <w:r>
+                        <w:rPr>
+                          <w:rFonts w:ascii="Frutiger LT Arabic 45 Light" w:eastAsia="Times New Roman" w:hAnsi="Frutiger LT Arabic 45 Light" w:cs="Frutiger LT Arabic 45 Light"/>
+                          <w:color w:val="156082" w:themeColor="accent1"/>
+                          <w:kern w:val="0"/>
+                          <w:sz w:val="28"/>
+                          <w:szCs w:val="28"/>
+                          <w14:ligatures w14:val="none"/>
+                        </w:rPr>
+                        <w:t>هدى بنت دخيل الجهني</w:t>
+                      </w:r>
+                      <w:r>
+                        <w:rPr>
+                          <w:rFonts w:ascii="Frutiger LT Arabic 45 Light" w:eastAsia="Times New Roman" w:hAnsi="Frutiger LT Arabic 45 Light" w:cs="Frutiger LT Arabic 45 Light"/>
+                          <w:color w:val="156082" w:themeColor="accent1"/>
+                          <w:kern w:val="0"/>
+                          <w:sz w:val="28"/>
+                          <w:szCs w:val="28"/>
+                          <w14:ligatures w14:val="none"/>
+                        </w:rPr>
+                        <w:t xml:space="preserve"> </w:t>
+                      </w:r>
+                    </w:p>
+                    <w:p>
+                      <w:pPr>
+                        <w:bidi/>
+                        <w:spacing w:after="0" w:line="240" w:lineRule="auto"/>
+                        <w:jc w:val="center"/>
+                        <w:rPr>
+                          <w:rFonts w:ascii="Frutiger LT Arabic 45 Light" w:eastAsia="Times New Roman" w:hAnsi="Frutiger LT Arabic 45 Light" w:cs="Frutiger LT Arabic 45 Light"/>
+                          <w:color w:val="156082" w:themeColor="accent1"/>
+                          <w:kern w:val="0"/>
+                          <w:sz w:val="28"/>
+                          <w:szCs w:val="28"/>
+                          <w14:ligatures w14:val="none"/>
+                        </w:rPr>
+                      </w:pPr>
+                      <w:r>
+                        <w:rPr>
+                          <w:rFonts w:ascii="Frutiger LT Arabic 45 Light" w:eastAsia="Times New Roman" w:hAnsi="Frutiger LT Arabic 45 Light" w:cs="Frutiger LT Arabic 45 Light"/>
+                          <w:color w:val="156082" w:themeColor="accent1"/>
+                          <w:kern w:val="0"/>
+                          <w:sz w:val="28"/>
+                          <w:szCs w:val="28"/>
+                          <w:rtl/>
+                          <w14:ligatures w14:val="none"/>
+                        </w:rPr>
+                        <w:t>على جهودها المميزة ومساهمتها الفاعلة في أعمال</w:t>
+                      </w:r>
+                      <w:r>
+                        <w:rPr>
+                          <w:rFonts w:ascii="Frutiger LT Arabic 45 Light" w:eastAsia="Times New Roman" w:hAnsi="Frutiger LT Arabic 45 Light" w:cs="Frutiger LT Arabic 45 Light" w:hint="cs"/>
+                          <w:color w:val="156082" w:themeColor="accent1"/>
+                          <w:kern w:val="0"/>
+                          <w:sz w:val="28"/>
+                          <w:szCs w:val="28"/>
+                          <w:rtl/>
+                          <w14:ligatures w14:val="none"/>
+                        </w:rPr>
+                        <w:t xml:space="preserve"> </w:t>
+                      </w:r>
+                      <w:r>
+                        <w:rPr>
+                          <w:rFonts w:ascii="Frutiger LT Arabic 45 Light" w:eastAsia="Times New Roman" w:hAnsi="Frutiger LT Arabic 45 Light" w:cs="Frutiger LT Arabic 45 Light"/>
+                          <w:color w:val="156082" w:themeColor="accent1"/>
+                          <w:kern w:val="0"/>
+                          <w:sz w:val="28"/>
+                          <w:szCs w:val="28"/>
+                          <w14:ligatures w14:val="none"/>
+                        </w:rPr>
+                        <w:t>منسقة الإرشاد الأكاديمي</w:t>
+                      </w:r>
+                      <w:r>
+                        <w:rPr>
+                          <w:rFonts w:ascii="Frutiger LT Arabic 45 Light" w:eastAsia="Times New Roman" w:hAnsi="Frutiger LT Arabic 45 Light" w:cs="Frutiger LT Arabic 45 Light" w:hint="cs"/>
+                          <w:color w:val="156082" w:themeColor="accent1"/>
+                          <w:kern w:val="0"/>
+                          <w:sz w:val="28"/>
+                          <w:szCs w:val="28"/>
+                          <w:rtl/>
+                          <w14:ligatures w14:val="none"/>
+                        </w:rPr>
+                        <w:t xml:space="preserve"> </w:t>
+                      </w:r>
+                      <w:r>
+                        <w:rPr>
+                          <w:rFonts w:ascii="Frutiger LT Arabic 45 Light" w:eastAsia="Times New Roman" w:hAnsi="Frutiger LT Arabic 45 Light" w:cs="Frutiger LT Arabic 45 Light" w:hint="cs"/>
+                          <w:color w:val="156082" w:themeColor="accent1"/>
+                          <w:kern w:val="0"/>
+                          <w:sz w:val="28"/>
+                          <w:szCs w:val="28"/>
+                          <w:rtl/>
+                          <w14:ligatures w14:val="none"/>
+                        </w:rPr>
+                        <w:t>ب</w:t>
+                      </w:r>
+                      <w:r>
+                        <w:rPr>
+                          <w:rFonts w:ascii="Frutiger LT Arabic 45 Light" w:eastAsia="Times New Roman" w:hAnsi="Frutiger LT Arabic 45 Light" w:cs="Frutiger LT Arabic 45 Light" w:hint="cs"/>
+                          <w:color w:val="156082" w:themeColor="accent1"/>
+                          <w:kern w:val="0"/>
+                          <w:sz w:val="28"/>
+                          <w:szCs w:val="28"/>
+                          <w:rtl/>
+                          <w14:ligatures w14:val="none"/>
+                        </w:rPr>
+                        <w:t>كلية الحوسبة</w:t>
+                      </w:r>
+                      <w:r>
+                        <w:rPr>
+                          <w:rFonts w:ascii="Frutiger LT Arabic 45 Light" w:eastAsia="Times New Roman" w:hAnsi="Frutiger LT Arabic 45 Light" w:cs="Frutiger LT Arabic 45 Light" w:hint="cs"/>
+                          <w:color w:val="156082" w:themeColor="accent1"/>
+                          <w:kern w:val="0"/>
+                          <w:sz w:val="28"/>
+                          <w:szCs w:val="28"/>
+                          <w:rtl/>
+                          <w14:ligatures w14:val="none"/>
+                        </w:rPr>
+                        <w:t xml:space="preserve"> </w:t>
+                      </w:r>
+                      <w:r>
+                        <w:rPr>
+                          <w:rFonts w:ascii="Frutiger LT Arabic 45 Light" w:eastAsia="Times New Roman" w:hAnsi="Frutiger LT Arabic 45 Light" w:cs="Frutiger LT Arabic 45 Light" w:hint="cs"/>
+                          <w:color w:val="156082" w:themeColor="accent1"/>
+                          <w:kern w:val="0"/>
+                          <w:sz w:val="28"/>
+                          <w:szCs w:val="28"/>
+                          <w:rtl/>
+                          <w14:ligatures w14:val="none"/>
+                        </w:rPr>
+                        <w:t xml:space="preserve">والمعلوماتية </w:t>
+                      </w:r>
+                      <w:r>
+                        <w:rPr>
+                          <w:rFonts w:ascii="Frutiger LT Arabic 45 Light" w:eastAsia="Times New Roman" w:hAnsi="Frutiger LT Arabic 45 Light" w:cs="Frutiger LT Arabic 45 Light" w:hint="cs"/>
+                          <w:color w:val="156082" w:themeColor="accent1"/>
+                          <w:kern w:val="0"/>
+                          <w:sz w:val="28"/>
+                          <w:szCs w:val="28"/>
+                          <w:rtl/>
+                          <w14:ligatures w14:val="none"/>
+                        </w:rPr>
+                        <w:t>خلال العام الجامعي ١٤٤٧ هـ</w:t>
+                      </w:r>
+                    </w:p>
+                    <w:p>
+                      <w:pPr>
+                        <w:bidi/>
+                        <w:spacing w:after="0" w:line="240" w:lineRule="auto"/>
+                        <w:jc w:val="center"/>
+                        <w:rPr>
+                          <w:rFonts w:ascii="Frutiger LT Arabic 45 Light" w:eastAsia="Times New Roman" w:hAnsi="Frutiger LT Arabic 45 Light" w:cs="Frutiger LT Arabic 45 Light"/>
+                          <w:color w:val="156082" w:themeColor="accent1"/>
+                          <w:kern w:val="0"/>
+                          <w:sz w:val="28"/>
+                          <w:szCs w:val="28"/>
+                          <w:rtl/>
+                          <w14:ligatures w14:val="none"/>
+                        </w:rPr>
+                      </w:pPr>
+                    </w:p>
+                    <w:p>
+                      <w:pPr>
+                        <w:bidi/>
+                        <w:spacing w:after="0" w:line="240" w:lineRule="auto"/>
+                        <w:jc w:val="center"/>
+                        <w:rPr>
+                          <w:rFonts w:ascii="Frutiger LT Arabic 45 Light" w:eastAsia="Times New Roman" w:hAnsi="Frutiger LT Arabic 45 Light" w:cs="Frutiger LT Arabic 45 Light"/>
+                          <w:color w:val="156082" w:themeColor="accent1"/>
+                          <w:kern w:val="0"/>
+                          <w:sz w:val="28"/>
+                          <w:szCs w:val="28"/>
+                          <w14:ligatures w14:val="none"/>
+                        </w:rPr>
+                      </w:pPr>
+                      <w:r>
+                        <w:rPr>
+                          <w:rFonts w:ascii="Frutiger LT Arabic 45 Light" w:eastAsia="Times New Roman" w:hAnsi="Frutiger LT Arabic 45 Light" w:cs="Frutiger LT Arabic 45 Light" w:hint="cs"/>
+                          <w:color w:val="156082" w:themeColor="accent1"/>
+                          <w:kern w:val="0"/>
+                          <w:sz w:val="28"/>
+                          <w:szCs w:val="28"/>
+                          <w:rtl/>
+                          <w14:ligatures w14:val="none"/>
+                        </w:rPr>
+                        <w:t>سائلين المولى لها مزِيدًا من النجاح والتقدم</w:t>
+                      </w:r>
+                    </w:p>
+                  </w:txbxContent>
+                </v:textbox>
+                <w10:wrap anchorx="margin"/>
+              </v:shape>
+            </w:pict>
+          </mc:Fallback>
+        </mc:AlternateContent>
+      </w:r>
+      <w:r>
+        <w:rPr>
+          <w:noProof/>
+        </w:rPr>
+        <mc:AlternateContent>
+          <mc:Choice Requires="wps">
+            <w:drawing>
+              <wp:anchor distT="0" distB="0" distL="114300" distR="114300" simplePos="0" relativeHeight="251666432" behindDoc="0" locked="0" layoutInCell="1" allowOverlap="1" wp14:anchorId="2D96A977" wp14:editId="14A08BCA">
+                <wp:simplePos x="0" y="0"/>
+                <wp:positionH relativeFrom="margin">
+                  <wp:posOffset>-405114</wp:posOffset>
+                </wp:positionH>
+                <wp:positionV relativeFrom="paragraph">
+                  <wp:posOffset>2288331</wp:posOffset>
+                </wp:positionV>
+                <wp:extent cx="4884517" cy="3168869"/>
+                <wp:effectExtent l="0" t="0" r="0" b="0"/>
+                <wp:wrapNone/>
+                <wp:docPr id="1102702226" name="Text Box 1"/>
+                <wp:cNvGraphicFramePr/>
+                <a:graphic xmlns:a="http://schemas.openxmlformats.org/drawingml/2006/main">
+                  <a:graphicData uri="http://schemas.microsoft.com/office/word/2010/wordprocessingShape">
+                    <wps:wsp>
+                      <wps:cNvSpPr txBox="1"/>
+                      <wps:spPr>
+                        <a:xfrm>
+                          <a:off x="0" y="0"/>
+                          <a:ext cx="4884517" cy="3168869"/>
+                        </a:xfrm>
+                        <a:prstGeom prst="rect">
+                          <a:avLst/>
+                        </a:prstGeom>
+                        <a:noFill/>
+                        <a:ln w="6350">
+                          <a:noFill/>
+                        </a:ln>
+                      </wps:spPr>
+                      <wps:txbx>
+                        <w:txbxContent>
+                          <w:p>
+                            <w:pPr>
+                              <w:pStyle w:val="NormalWeb"/>
+                              <w:spacing w:before="0" w:beforeAutospacing="0" w:after="0" w:afterAutospacing="0"/>
+                              <w:rPr>
+                                <w:rFonts w:ascii="Frutiger LT Arabic 45 Light" w:hAnsi="Frutiger LT Arabic 45 Light" w:cs="Frutiger LT Arabic 45 Light"/>
+                                <w:color w:val="002060"/>
+                                <w:sz w:val="28"/>
+                                <w:szCs w:val="28"/>
+                              </w:rPr>
+                            </w:pPr>
+                            <w:r>
+                              <w:rPr>
+                                <w:rFonts w:ascii="Frutiger LT Arabic 45 Light" w:hAnsi="Frutiger LT Arabic 45 Light" w:cs="Frutiger LT Arabic 45 Light" w:hint="cs"/>
+                                <w:color w:val="002060"/>
+                                <w:sz w:val="28"/>
+                                <w:szCs w:val="28"/>
+                              </w:rPr>
+                              <w:t>The College of Computing and Informatics is pleased to extend its sincere thanks and appreciation to</w:t>
+                            </w:r>
+                          </w:p>
+                          <w:p>
+                            <w:pPr>
+                              <w:pStyle w:val="NormalWeb"/>
+                              <w:spacing w:before="0" w:beforeAutospacing="0" w:after="0" w:afterAutospacing="0"/>
+                              <w:rPr>
+                                <w:rFonts w:ascii="Frutiger LT Arabic 45 Light" w:hAnsi="Frutiger LT Arabic 45 Light" w:cs="Frutiger LT Arabic 45 Light"/>
+                                <w:color w:val="002060"/>
+                                <w:sz w:val="28"/>
+                                <w:szCs w:val="28"/>
+                              </w:rPr>
+                            </w:pPr>
+                            <w:r>
+                              <w:rPr>
+                                <w:rFonts w:ascii="Frutiger LT Arabic 45 Light" w:hAnsi="Frutiger LT Arabic 45 Light" w:cs="Frutiger LT Arabic 45 Light"/>
+                                <w:color w:val="002060"/>
+                                <w:sz w:val="28"/>
+                                <w:szCs w:val="28"/>
+                              </w:rPr>
+                              <w:t>La</w:t>
+                            </w:r>
+                            <w:r>
+                              <w:rPr>
+                                <w:rFonts w:ascii="Frutiger LT Arabic 45 Light" w:hAnsi="Frutiger LT Arabic 45 Light" w:cs="Frutiger LT Arabic 45 Light" w:hint="cs"/>
+                                <w:color w:val="002060"/>
+                                <w:sz w:val="28"/>
+                                <w:szCs w:val="28"/>
+                              </w:rPr>
+                              <w:t xml:space="preserve">. / </w:t>
+                            </w:r>
+                            <w:r>
+                              <w:rPr>
+                                <w:rFonts w:ascii="Frutiger LT Arabic 45 Light" w:hAnsi="Frutiger LT Arabic 45 Light" w:cs="Frutiger LT Arabic 45 Light"/>
+                                <w:color w:val="002060"/>
+                                <w:sz w:val="28"/>
+                                <w:szCs w:val="28"/>
+                              </w:rPr>
+                              <w:t>Huda Dakheel Aljohani</w:t>
+                            </w:r>
+                          </w:p>
+                          <w:p>
+                            <w:pPr>
+                              <w:spacing w:after="0" w:line="240" w:lineRule="auto"/>
+                              <w:rPr>
+                                <w:rFonts w:ascii="Frutiger LT Arabic 45 Light" w:eastAsia="Times New Roman" w:hAnsi="Frutiger LT Arabic 45 Light" w:cs="Frutiger LT Arabic 45 Light"/>
+                                <w:color w:val="002060"/>
+                                <w:kern w:val="0"/>
+                                <w:sz w:val="28"/>
+                                <w:szCs w:val="28"/>
+                                <w14:ligatures w14:val="none"/>
+                              </w:rPr>
+                            </w:pPr>
+                            <w:r>
+                              <w:rPr>
+                                <w:rFonts w:ascii="Frutiger LT Arabic 45 Light" w:eastAsia="Times New Roman" w:hAnsi="Frutiger LT Arabic 45 Light" w:cs="Frutiger LT Arabic 45 Light"/>
+                                <w:color w:val="002060"/>
+                                <w:kern w:val="0"/>
+                                <w:sz w:val="28"/>
+                                <w:szCs w:val="28"/>
+                                <w14:ligatures w14:val="none"/>
+                              </w:rPr>
+                              <w:t>for her outstanding efforts in her role as</w:t>
+                            </w:r>
+                            <w:r>
+                              <w:rPr>
+                                <w:rFonts w:ascii="Frutiger LT Arabic 45 Light" w:eastAsia="Times New Roman" w:hAnsi="Frutiger LT Arabic 45 Light" w:cs="Frutiger LT Arabic 45 Light"/>
+                                <w:color w:val="002060"/>
+                                <w:kern w:val="0"/>
+                                <w:sz w:val="28"/>
+                                <w:szCs w:val="28"/>
+                                <w14:ligatures w14:val="none"/>
+                              </w:rPr>
+                              <w:t xml:space="preserve"> </w:t>
+                            </w:r>
+                            <w:r>
+                              <w:rPr>
+                                <w:rFonts w:ascii="Frutiger LT Arabic 45 Light" w:eastAsia="Times New Roman" w:hAnsi="Frutiger LT Arabic 45 Light" w:cs="Frutiger LT Arabic 45 Light"/>
+                                <w:color w:val="002060"/>
+                                <w:kern w:val="0"/>
+                                <w:sz w:val="28"/>
+                                <w:szCs w:val="28"/>
+                                <w14:ligatures w14:val="none"/>
+                              </w:rPr>
+                              <w:t>a member of</w:t>
+                            </w:r>
+                            <w:r>
+                              <w:rPr>
+                                <w:rFonts w:ascii="Frutiger LT Arabic 45 Light" w:eastAsia="Times New Roman" w:hAnsi="Frutiger LT Arabic 45 Light" w:cs="Frutiger LT Arabic 45 Light"/>
+                                <w:color w:val="002060"/>
+                                <w:kern w:val="0"/>
+                                <w:sz w:val="28"/>
+                                <w:szCs w:val="28"/>
+                                <w14:ligatures w14:val="none"/>
+                              </w:rPr>
+                              <w:t xml:space="preserve"> the</w:t>
+                            </w:r>
+                            <w:r>
+                              <w:rPr>
+                                <w:rFonts w:ascii="Frutiger LT Arabic 45 Light" w:eastAsia="Times New Roman" w:hAnsi="Frutiger LT Arabic 45 Light" w:cs="Frutiger LT Arabic 45 Light"/>
+                                <w:color w:val="002060"/>
+                                <w:kern w:val="0"/>
+                                <w:sz w:val="28"/>
+                                <w:szCs w:val="28"/>
+                                <w14:ligatures w14:val="none"/>
+                              </w:rPr>
+                              <w:t xml:space="preserve"> </w:t>
+                            </w:r>
+                            <w:r>
+                              <w:rPr>
+                                <w:rFonts w:ascii="Frutiger LT Arabic 45 Light" w:eastAsia="Times New Roman" w:hAnsi="Frutiger LT Arabic 45 Light" w:cs="Frutiger LT Arabic 45 Light"/>
+                                <w:color w:val="002060"/>
+                                <w:kern w:val="0"/>
+                                <w:sz w:val="28"/>
+                                <w:szCs w:val="28"/>
+                                <w14:ligatures w14:val="none"/>
+                              </w:rPr>
+                              <w:t>Academic Advising Coordinator</w:t>
+                            </w:r>
+                            <w:r>
+                              <w:rPr>
+                                <w:rFonts w:ascii="Frutiger LT Arabic 45 Light" w:eastAsia="Times New Roman" w:hAnsi="Frutiger LT Arabic 45 Light" w:cs="Frutiger LT Arabic 45 Light"/>
+                                <w:color w:val="002060"/>
+                                <w:kern w:val="0"/>
+                                <w:sz w:val="28"/>
+                                <w:szCs w:val="28"/>
+                                <w14:ligatures w14:val="none"/>
+                              </w:rPr>
+                              <w:t xml:space="preserve"> at the College of Computing and Informatics during the academic year 1447 AH</w:t>
+                            </w:r>
+                          </w:p>
+                          <w:p>
+                            <w:pPr>
+                              <w:spacing w:after="0" w:line="240" w:lineRule="auto"/>
+                              <w:rPr>
+                                <w:rFonts w:ascii="Frutiger LT Arabic 45 Light" w:hAnsi="Frutiger LT Arabic 45 Light" w:cs="Frutiger LT Arabic 45 Light"/>
+                                <w:b/>
+                                <w:bCs/>
+                                <w:color w:val="002060"/>
+                                <w:sz w:val="28"/>
+                                <w:szCs w:val="28"/>
+                              </w:rPr>
+                            </w:pPr>
+                            <w:r>
+                              <w:rPr>
+                                <w:rFonts w:ascii="Frutiger LT Arabic 45 Light" w:eastAsia="Times New Roman" w:hAnsi="Frutiger LT Arabic 45 Light" w:cs="Frutiger LT Arabic 45 Light"/>
+                                <w:color w:val="002060"/>
+                                <w:kern w:val="0"/>
+                                <w:sz w:val="28"/>
+                                <w:szCs w:val="28"/>
+                                <w14:ligatures w14:val="none"/>
+                              </w:rPr>
+                              <w:t>Wishing her continued success and excellence.</w:t>
+                            </w:r>
+                          </w:p>
+                        </w:txbxContent>
+                      </wps:txbx>
+                      <wps:bodyPr rot="0" spcFirstLastPara="0" vertOverflow="overflow" horzOverflow="overflow" vert="horz" wrap="square" lIns="91440" tIns="45720" rIns="91440" bIns="45720" numCol="1" spcCol="0" rtlCol="1" fromWordArt="0" anchor="t" anchorCtr="0" forceAA="0" compatLnSpc="1">
+                        <a:prstTxWarp prst="textNoShape">
+                          <a:avLst/>
+                        </a:prstTxWarp>
+                        <a:noAutofit/>
+                      </wps:bodyPr>
+                    </wps:wsp>
+                  </a:graphicData>
+                </a:graphic>
+                <wp14:sizeRelH relativeFrom="margin">
+                  <wp14:pctWidth>0</wp14:pctWidth>
+                </wp14:sizeRelH>
+                <wp14:sizeRelV relativeFrom="margin">
+                  <wp14:pctHeight>0</wp14:pctHeight>
+                </wp14:sizeRelV>
+              </wp:anchor>
+            </w:drawing>
+          </mc:Choice>
+          <mc:Fallback>
+            <w:pict>
+              <v:shape w14:anchorId="2D96A977" id="_x0000_s1031" type="#_x0000_t202" style="position:absolute;left:0;text-align:left;margin-left:-31.9pt;margin-top:180.2pt;width:384.6pt;height:249.5pt;z-index:251666432;visibility:visible;mso-wrap-style:square;mso-width-percent:0;mso-height-percent:0;mso-wrap-distance-left:9pt;mso-wrap-distance-top:0;mso-wrap-distance-right:9pt;mso-wrap-distance-bottom:0;mso-position-horizontal:absolute;mso-position-horizontal-relative:margin;mso-position-vertical:absolute;mso-position-vertical-relative:text;mso-width-percent:0;mso-height-percent:0;mso-width-relative:margin;mso-height-relative:margin;v-text-anchor:top" o:gfxdata="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" filled="f" stroked="f" strokeweight=".5pt">
+                <v:textbox>
+                  <w:txbxContent>
+                    <w:p>
+                      <w:pPr>
+                        <w:pStyle w:val="NormalWeb"/>
+                        <w:spacing w:before="0" w:beforeAutospacing="0" w:after="0" w:afterAutospacing="0"/>
+                        <w:rPr>
+                          <w:rFonts w:ascii="Frutiger LT Arabic 45 Light" w:hAnsi="Frutiger LT Arabic 45 Light" w:cs="Frutiger LT Arabic 45 Light"/>
+                          <w:color w:val="002060"/>
+                          <w:sz w:val="28"/>
+                          <w:szCs w:val="28"/>
+                        </w:rPr>
+                      </w:pPr>
+                      <w:r>
+                        <w:rPr>
+                          <w:rFonts w:ascii="Frutiger LT Arabic 45 Light" w:hAnsi="Frutiger LT Arabic 45 Light" w:cs="Frutiger LT Arabic 45 Light" w:hint="cs"/>
+                          <w:color w:val="002060"/>
+                          <w:sz w:val="28"/>
+                          <w:szCs w:val="28"/>
+                        </w:rPr>
+                        <w:t>The College of Computing and Informatics is pleased to extend its sincere thanks and appreciation to</w:t>
+                      </w:r>
+                    </w:p>
+                    <w:p>
+                      <w:pPr>
+                        <w:pStyle w:val="NormalWeb"/>
+                        <w:spacing w:before="0" w:beforeAutospacing="0" w:after="0" w:afterAutospacing="0"/>
+                        <w:rPr>
+                          <w:rFonts w:ascii="Frutiger LT Arabic 45 Light" w:hAnsi="Frutiger LT Arabic 45 Light" w:cs="Frutiger LT Arabic 45 Light"/>
+                          <w:color w:val="002060"/>
+                          <w:sz w:val="28"/>
+                          <w:szCs w:val="28"/>
+                        </w:rPr>
+                      </w:pPr>
+                      <w:r>
+                        <w:rPr>
+                          <w:rFonts w:ascii="Frutiger LT Arabic 45 Light" w:hAnsi="Frutiger LT Arabic 45 Light" w:cs="Frutiger LT Arabic 45 Light"/>
+                          <w:color w:val="002060"/>
+                          <w:sz w:val="28"/>
+                          <w:szCs w:val="28"/>
+                        </w:rPr>
+                        <w:t>La</w:t>
+                      </w:r>
+                      <w:r>
+                        <w:rPr>
+                          <w:rFonts w:ascii="Frutiger LT Arabic 45 Light" w:hAnsi="Frutiger LT Arabic 45 Light" w:cs="Frutiger LT Arabic 45 Light" w:hint="cs"/>
+                          <w:color w:val="002060"/>
+                          <w:sz w:val="28"/>
+                          <w:szCs w:val="28"/>
+                        </w:rPr>
+                        <w:t xml:space="preserve">. / </w:t>
+                      </w:r>
+                      <w:r>
+                        <w:rPr>
+                          <w:rFonts w:ascii="Frutiger LT Arabic 45 Light" w:hAnsi="Frutiger LT Arabic 45 Light" w:cs="Frutiger LT Arabic 45 Light"/>
+                          <w:color w:val="002060"/>
+                          <w:sz w:val="28"/>
+                          <w:szCs w:val="28"/>
+                        </w:rPr>
+                        <w:t>Huda Dakheel Aljohani</w:t>
+                      </w:r>
+                    </w:p>
+                    <w:p>
+                      <w:pPr>
+                        <w:spacing w:after="0" w:line="240" w:lineRule="auto"/>
+                        <w:rPr>
+                          <w:rFonts w:ascii="Frutiger LT Arabic 45 Light" w:eastAsia="Times New Roman" w:hAnsi="Frutiger LT Arabic 45 Light" w:cs="Frutiger LT Arabic 45 Light"/>
+                          <w:color w:val="002060"/>
+                          <w:kern w:val="0"/>
+                          <w:sz w:val="28"/>
+                          <w:szCs w:val="28"/>
+                          <w14:ligatures w14:val="none"/>
+                        </w:rPr>
+                      </w:pPr>
+                      <w:r>
+                        <w:rPr>
+                          <w:rFonts w:ascii="Frutiger LT Arabic 45 Light" w:eastAsia="Times New Roman" w:hAnsi="Frutiger LT Arabic 45 Light" w:cs="Frutiger LT Arabic 45 Light"/>
+                          <w:color w:val="002060"/>
+                          <w:kern w:val="0"/>
+                          <w:sz w:val="28"/>
+                          <w:szCs w:val="28"/>
+                          <w14:ligatures w14:val="none"/>
+                        </w:rPr>
+                        <w:t>for her outstanding efforts in her role as</w:t>
+                      </w:r>
+                      <w:r>
+                        <w:rPr>
+                          <w:rFonts w:ascii="Frutiger LT Arabic 45 Light" w:eastAsia="Times New Roman" w:hAnsi="Frutiger LT Arabic 45 Light" w:cs="Frutiger LT Arabic 45 Light"/>
+                          <w:color w:val="002060"/>
+                          <w:kern w:val="0"/>
+                          <w:sz w:val="28"/>
+                          <w:szCs w:val="28"/>
+                          <w14:ligatures w14:val="none"/>
+                        </w:rPr>
+                        <w:t xml:space="preserve"> </w:t>
+                      </w:r>
+                      <w:r>
+                        <w:rPr>
+                          <w:rFonts w:ascii="Frutiger LT Arabic 45 Light" w:eastAsia="Times New Roman" w:hAnsi="Frutiger LT Arabic 45 Light" w:cs="Frutiger LT Arabic 45 Light"/>
+                          <w:color w:val="002060"/>
+                          <w:kern w:val="0"/>
+                          <w:sz w:val="28"/>
+                          <w:szCs w:val="28"/>
+                          <w14:ligatures w14:val="none"/>
+                        </w:rPr>
+                        <w:t>a member of</w:t>
+                      </w:r>
+                      <w:r>
+                        <w:rPr>
+                          <w:rFonts w:ascii="Frutiger LT Arabic 45 Light" w:eastAsia="Times New Roman" w:hAnsi="Frutiger LT Arabic 45 Light" w:cs="Frutiger LT Arabic 45 Light"/>
+                          <w:color w:val="002060"/>
+                          <w:kern w:val="0"/>
+                          <w:sz w:val="28"/>
+                          <w:szCs w:val="28"/>
+                          <w14:ligatures w14:val="none"/>
+                        </w:rPr>
+                        <w:t xml:space="preserve"> the</w:t>
+                      </w:r>
+                      <w:r>
+                        <w:rPr>
+                          <w:rFonts w:ascii="Frutiger LT Arabic 45 Light" w:eastAsia="Times New Roman" w:hAnsi="Frutiger LT Arabic 45 Light" w:cs="Frutiger LT Arabic 45 Light"/>
+                          <w:color w:val="002060"/>
+                          <w:kern w:val="0"/>
+                          <w:sz w:val="28"/>
+                          <w:szCs w:val="28"/>
+                          <w14:ligatures w14:val="none"/>
+                        </w:rPr>
+                        <w:t xml:space="preserve"> </w:t>
+                      </w:r>
+                      <w:r>
+                        <w:rPr>
+                          <w:rFonts w:ascii="Frutiger LT Arabic 45 Light" w:eastAsia="Times New Roman" w:hAnsi="Frutiger LT Arabic 45 Light" w:cs="Frutiger LT Arabic 45 Light"/>
+                          <w:color w:val="002060"/>
+                          <w:kern w:val="0"/>
+                          <w:sz w:val="28"/>
+                          <w:szCs w:val="28"/>
+                          <w14:ligatures w14:val="none"/>
+                        </w:rPr>
+                        <w:t>Academic Advising Coordinator</w:t>
+                      </w:r>
+                      <w:r>
+                        <w:rPr>
+                          <w:rFonts w:ascii="Frutiger LT Arabic 45 Light" w:eastAsia="Times New Roman" w:hAnsi="Frutiger LT Arabic 45 Light" w:cs="Frutiger LT Arabic 45 Light"/>
+                          <w:color w:val="002060"/>
+                          <w:kern w:val="0"/>
+                          <w:sz w:val="28"/>
+                          <w:szCs w:val="28"/>
+                          <w14:ligatures w14:val="none"/>
+                        </w:rPr>
+                        <w:t xml:space="preserve"> at the College of Computing and Informatics during the academic year 1447 AH</w:t>
+                      </w:r>
+                    </w:p>
+                    <w:p>
+                      <w:pPr>
+                        <w:spacing w:after="0" w:line="240" w:lineRule="auto"/>
+                        <w:rPr>
+                          <w:rFonts w:ascii="Frutiger LT Arabic 45 Light" w:hAnsi="Frutiger LT Arabic 45 Light" w:cs="Frutiger LT Arabic 45 Light"/>
+                          <w:b/>
+                          <w:bCs/>
+                          <w:color w:val="002060"/>
+                          <w:sz w:val="28"/>
+                          <w:szCs w:val="28"/>
+                        </w:rPr>
+                      </w:pPr>
+                      <w:r>
+                        <w:rPr>
+                          <w:rFonts w:ascii="Frutiger LT Arabic 45 Light" w:eastAsia="Times New Roman" w:hAnsi="Frutiger LT Arabic 45 Light" w:cs="Frutiger LT Arabic 45 Light"/>
+                          <w:color w:val="002060"/>
+                          <w:kern w:val="0"/>
+                          <w:sz w:val="28"/>
+                          <w:szCs w:val="28"/>
+                          <w14:ligatures w14:val="none"/>
+                        </w:rPr>
+                        <w:t>Wishing her continued success and excellence.</w:t>
+                      </w:r>
+                    </w:p>
+                  </w:txbxContent>
+                </v:textbox>
+                <w10:wrap anchorx="margin"/>
+              </v:shape>
+            </w:pict>
+          </mc:Fallback>
+        </mc:AlternateContent>
+      </w:r>
+      <w:r>
+        <w:rPr>
+          <w:noProof/>
+        </w:rPr>
+        <mc:AlternateContent>
+          <mc:Choice Requires="wps">
+            <w:drawing>
+              <wp:anchor distT="0" distB="0" distL="114300" distR="114300" simplePos="0" relativeHeight="251661312" behindDoc="0" locked="0" layoutInCell="1" allowOverlap="1" wp14:anchorId="2A8BBDA5" wp14:editId="383A12BF">
+                <wp:simplePos x="0" y="0"/>
+                <wp:positionH relativeFrom="margin">
+                  <wp:posOffset>-301625</wp:posOffset>
+                </wp:positionH>
+                <wp:positionV relativeFrom="paragraph">
+                  <wp:posOffset>466299</wp:posOffset>
+                </wp:positionV>
+                <wp:extent cx="3461658" cy="1376136"/>
+                <wp:effectExtent l="0" t="0" r="0" b="0"/>
+                <wp:wrapNone/>
+                <wp:docPr id="1504706593" name="Text Box 1"/>
+                <wp:cNvGraphicFramePr/>
+                <a:graphic xmlns:a="http://schemas.openxmlformats.org/drawingml/2006/main">
+                  <a:graphicData uri="http://schemas.microsoft.com/office/word/2010/wordprocessingShape">
+                    <wps:wsp>
+                      <wps:cNvSpPr txBox="1"/>
+                      <wps:spPr>
+                        <a:xfrm>
+                          <a:off x="0" y="0"/>
+                          <a:ext cx="3461658" cy="1376136"/>
+                        </a:xfrm>
+                        <a:prstGeom prst="rect">
+                          <a:avLst/>
+                        </a:prstGeom>
+                        <a:noFill/>
+                        <a:ln w="6350">
+                          <a:noFill/>
+                        </a:ln>
+                      </wps:spPr>
+                      <wps:txbx>
+                        <w:txbxContent>
+                          <w:p>
+                            <w:pPr>
+                              <w:bidi/>
+                              <w:spacing w:after="0" w:line="240" w:lineRule="auto"/>
+                              <w:jc w:val="center"/>
+                              <w:rPr>
+                                <w:rFonts w:ascii="Frutiger LT Arabic 65 Bold" w:hAnsi="Frutiger LT Arabic 65 Bold" w:cs="Frutiger LT Arabic 65 Bold"/>
+                                <w:color w:val="156082" w:themeColor="accent1"/>
+                                <w:szCs w:val="22"/>
+                              </w:rPr>
+                            </w:pPr>
+                            <w:r>
+                              <w:rPr>
+                                <w:rFonts w:ascii="Frutiger LT Arabic 65 Bold" w:hAnsi="Frutiger LT Arabic 65 Bold" w:cs="Frutiger LT Arabic 65 Bold"/>
+                                <w:color w:val="156082" w:themeColor="accent1"/>
+                                <w:szCs w:val="22"/>
+                              </w:rPr>
+                              <w:t>Kingdom of Saudi Arabia</w:t>
+                            </w:r>
+                          </w:p>
+                          <w:p>
+                            <w:pPr>
+                              <w:bidi/>
+                              <w:spacing w:after="0" w:line="240" w:lineRule="auto"/>
+                              <w:jc w:val="center"/>
+                              <w:rPr>
+                                <w:rFonts w:ascii="Frutiger LT Arabic 65 Bold" w:hAnsi="Frutiger LT Arabic 65 Bold" w:cs="Frutiger LT Arabic 65 Bold"/>
+                                <w:color w:val="156082" w:themeColor="accent1"/>
+                                <w:szCs w:val="22"/>
+                                <w:rtl/>
+                              </w:rPr>
+                            </w:pPr>
+                            <w:r>
+                              <w:rPr>
+                                <w:rFonts w:ascii="Frutiger LT Arabic 65 Bold" w:hAnsi="Frutiger LT Arabic 65 Bold" w:cs="Frutiger LT Arabic 65 Bold"/>
+                                <w:color w:val="156082" w:themeColor="accent1"/>
+                                <w:szCs w:val="22"/>
+                              </w:rPr>
+                              <w:t>Ministry of Education</w:t>
+                            </w:r>
+                          </w:p>
+                          <w:p>
+                            <w:pPr>
+                              <w:bidi/>
+                              <w:spacing w:after="0" w:line="240" w:lineRule="auto"/>
+                              <w:jc w:val="center"/>
+                              <w:rPr>
+                                <w:rFonts w:ascii="Frutiger LT Arabic 65 Bold" w:hAnsi="Frutiger LT Arabic 65 Bold" w:cs="Frutiger LT Arabic 65 Bold"/>
+                                <w:color w:val="156082" w:themeColor="accent1"/>
+                                <w:szCs w:val="22"/>
+                                <w:rtl/>
+                              </w:rPr>
+                            </w:pPr>
+                            <w:r>
+                              <w:rPr>
+                                <w:rFonts w:ascii="Frutiger LT Arabic 65 Bold" w:hAnsi="Frutiger LT Arabic 65 Bold" w:cs="Frutiger LT Arabic 65 Bold"/>
+                                <w:color w:val="156082" w:themeColor="accent1"/>
+                                <w:szCs w:val="22"/>
+                              </w:rPr>
+                              <w:t>Saudi Electronic University</w:t>
+                            </w:r>
+                          </w:p>
+                          <w:p>
+                            <w:pPr>
+                              <w:spacing w:after="0" w:line="240" w:lineRule="auto"/>
+                              <w:jc w:val="center"/>
+                              <w:rPr>
+                                <w:rFonts w:ascii="Frutiger LT Arabic 65 Bold" w:hAnsi="Frutiger LT Arabic 65 Bold" w:cs="Frutiger LT Arabic 65 Bold"/>
+                                <w:color w:val="156082" w:themeColor="accent1"/>
+                                <w:szCs w:val="22"/>
+                              </w:rPr>
+                            </w:pPr>
+                            <w:r>
+                              <w:rPr>
+                                <w:rFonts w:ascii="Frutiger LT Arabic 65 Bold" w:hAnsi="Frutiger LT Arabic 65 Bold" w:cs="Frutiger LT Arabic 65 Bold"/>
+                                <w:color w:val="156082" w:themeColor="accent1"/>
+                                <w:szCs w:val="22"/>
+                              </w:rPr>
+                              <w:t>University Vice Presidency for Educational Affairs</w:t>
+                            </w:r>
+                          </w:p>
+                          <w:p>
+                            <w:pPr>
+                              <w:bidi/>
+                              <w:spacing w:after="0" w:line="240" w:lineRule="auto"/>
+                              <w:jc w:val="center"/>
+                              <w:rPr>
+                                <w:rFonts w:ascii="Frutiger LT Arabic 65 Bold" w:hAnsi="Frutiger LT Arabic 65 Bold" w:cs="Frutiger LT Arabic 65 Bold"/>
+                                <w:color w:val="156082" w:themeColor="accent1"/>
+                                <w:szCs w:val="22"/>
+                              </w:rPr>
+                            </w:pPr>
+                            <w:r>
+                              <w:rPr>
+                                <w:rFonts w:ascii="Frutiger LT Arabic 65 Bold" w:hAnsi="Frutiger LT Arabic 65 Bold" w:cs="Frutiger LT Arabic 65 Bold"/>
+                                <w:color w:val="156082" w:themeColor="accent1"/>
+                                <w:szCs w:val="22"/>
+                              </w:rPr>
+                              <w:t>College of Computing and Informati</w:t>
+                            </w:r>
+                            <w:r>
+                              <w:rPr>
+                                <w:rFonts w:ascii="Frutiger LT Arabic 65 Bold" w:hAnsi="Frutiger LT Arabic 65 Bold" w:cs="Frutiger LT Arabic 65 Bold"/>
+                                <w:color w:val="156082" w:themeColor="accent1"/>
+                                <w:szCs w:val="22"/>
+                              </w:rPr>
+                              <w:t>cs</w:t>
+                            </w:r>
+                          </w:p>
+                        </w:txbxContent>
+                      </wps:txbx>
+                      <wps:bodyPr rot="0" spcFirstLastPara="0" vertOverflow="overflow" horzOverflow="overflow" vert="horz" wrap="square" lIns="91440" tIns="45720" rIns="91440" bIns="45720" numCol="1" spcCol="0" rtlCol="1" fromWordArt="0" anchor="t" anchorCtr="0" forceAA="0" compatLnSpc="1">
+                        <a:prstTxWarp prst="textNoShape">
+                          <a:avLst/>
+                        </a:prstTxWarp>
+                        <a:noAutofit/>
+                      </wps:bodyPr>
+                    </wps:wsp>
+                  </a:graphicData>
+                </a:graphic>
+                <wp14:sizeRelH relativeFrom="margin">
+                  <wp14:pctWidth>0</wp14:pctWidth>
+                </wp14:sizeRelH>
+                <wp14:sizeRelV relativeFrom="margin">
+                  <wp14:pctHeight>0</wp14:pctHeight>
+                </wp14:sizeRelV>
+              </wp:anchor>
+            </w:drawing>
+          </mc:Choice>
+          <mc:Fallback>
+            <w:pict>
+              <v:shape w14:anchorId="2A8BBDA5" id="_x0000_s1032" type="#_x0000_t202" style="position:absolute;left:0;text-align:left;margin-left:-23.75pt;margin-top:36.7pt;width:272.55pt;height:108.35pt;z-index:251661312;visibility:visible;mso-wrap-style:square;mso-width-percent:0;mso-height-percent:0;mso-wrap-distance-left:9pt;mso-wrap-distance-top:0;mso-wrap-distance-right:9pt;mso-wrap-distance-bottom:0;mso-position-horizontal:absolute;mso-position-horizontal-relative:margin;mso-position-vertical:absolute;mso-position-vertical-relative:text;mso-width-percent:0;mso-height-percent:0;mso-width-relative:margin;mso-height-relative:margin;v-text-anchor:top" o:gfxdata="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" filled="f" stroked="f" strokeweight=".5pt">
+                <v:textbox>
+                  <w:txbxContent>
+                    <w:p>
+                      <w:pPr>
+                        <w:bidi/>
+                        <w:spacing w:after="0" w:line="240" w:lineRule="auto"/>
+                        <w:jc w:val="center"/>
+                        <w:rPr>
+                          <w:rFonts w:ascii="Frutiger LT Arabic 65 Bold" w:hAnsi="Frutiger LT Arabic 65 Bold" w:cs="Frutiger LT Arabic 65 Bold"/>
+                          <w:color w:val="156082" w:themeColor="accent1"/>
+                          <w:szCs w:val="22"/>
+                        </w:rPr>
+                      </w:pPr>
+                      <w:r>
+                        <w:rPr>
+                          <w:rFonts w:ascii="Frutiger LT Arabic 65 Bold" w:hAnsi="Frutiger LT Arabic 65 Bold" w:cs="Frutiger LT Arabic 65 Bold"/>
+                          <w:color w:val="156082" w:themeColor="accent1"/>
+                          <w:szCs w:val="22"/>
+                        </w:rPr>
+                        <w:t>Kingdom of Saudi Arabia</w:t>
+                      </w:r>
+                    </w:p>
+                    <w:p>
+                      <w:pPr>
+                        <w:bidi/>
+                        <w:spacing w:after="0" w:line="240" w:lineRule="auto"/>
+                        <w:jc w:val="center"/>
+                        <w:rPr>
+                          <w:rFonts w:ascii="Frutiger LT Arabic 65 Bold" w:hAnsi="Frutiger LT Arabic 65 Bold" w:cs="Frutiger LT Arabic 65 Bold"/>
+                          <w:color w:val="156082" w:themeColor="accent1"/>
+                          <w:szCs w:val="22"/>
+                          <w:rtl/>
+                        </w:rPr>
+                      </w:pPr>
+                      <w:r>
+                        <w:rPr>
+                          <w:rFonts w:ascii="Frutiger LT Arabic 65 Bold" w:hAnsi="Frutiger LT Arabic 65 Bold" w:cs="Frutiger LT Arabic 65 Bold"/>
+                          <w:color w:val="156082" w:themeColor="accent1"/>
+                          <w:szCs w:val="22"/>
+                        </w:rPr>
+                        <w:t>Ministry of Education</w:t>
+                      </w:r>
+                    </w:p>
+                    <w:p>
+                      <w:pPr>
+                        <w:bidi/>
+                        <w:spacing w:after="0" w:line="240" w:lineRule="auto"/>
+                        <w:jc w:val="center"/>
+                        <w:rPr>
+                          <w:rFonts w:ascii="Frutiger LT Arabic 65 Bold" w:hAnsi="Frutiger LT Arabic 65 Bold" w:cs="Frutiger LT Arabic 65 Bold"/>
+                          <w:color w:val="156082" w:themeColor="accent1"/>
+                          <w:szCs w:val="22"/>
+                          <w:rtl/>
+                        </w:rPr>
+                      </w:pPr>
+                      <w:r>
+                        <w:rPr>
+                          <w:rFonts w:ascii="Frutiger LT Arabic 65 Bold" w:hAnsi="Frutiger LT Arabic 65 Bold" w:cs="Frutiger LT Arabic 65 Bold"/>
+                          <w:color w:val="156082" w:themeColor="accent1"/>
+                          <w:szCs w:val="22"/>
+                        </w:rPr>
+                        <w:t>Saudi Electronic University</w:t>
+                      </w:r>
+                    </w:p>
+                    <w:p>
+                      <w:pPr>
+                        <w:spacing w:after="0" w:line="240" w:lineRule="auto"/>
+                        <w:jc w:val="center"/>
+                        <w:rPr>
+                          <w:rFonts w:ascii="Frutiger LT Arabic 65 Bold" w:hAnsi="Frutiger LT Arabic 65 Bold" w:cs="Frutiger LT Arabic 65 Bold"/>
+                          <w:color w:val="156082" w:themeColor="accent1"/>
+                          <w:szCs w:val="22"/>
+                        </w:rPr>
+                      </w:pPr>
+                      <w:r>
+                        <w:rPr>
+                          <w:rFonts w:ascii="Frutiger LT Arabic 65 Bold" w:hAnsi="Frutiger LT Arabic 65 Bold" w:cs="Frutiger LT Arabic 65 Bold"/>
+                          <w:color w:val="156082" w:themeColor="accent1"/>
+                          <w:szCs w:val="22"/>
+                        </w:rPr>
+                        <w:t>University Vice Presidency for Educational Affairs</w:t>
+                      </w:r>
+                    </w:p>
+                    <w:p>
+                      <w:pPr>
+                        <w:bidi/>
+                        <w:spacing w:after="0" w:line="240" w:lineRule="auto"/>
+                        <w:jc w:val="center"/>
+                        <w:rPr>
+                          <w:rFonts w:ascii="Frutiger LT Arabic 65 Bold" w:hAnsi="Frutiger LT Arabic 65 Bold" w:cs="Frutiger LT Arabic 65 Bold"/>
+                          <w:color w:val="156082" w:themeColor="accent1"/>
+                          <w:szCs w:val="22"/>
+                        </w:rPr>
+                      </w:pPr>
+                      <w:r>
+                        <w:rPr>
+                          <w:rFonts w:ascii="Frutiger LT Arabic 65 Bold" w:hAnsi="Frutiger LT Arabic 65 Bold" w:cs="Frutiger LT Arabic 65 Bold"/>
+                          <w:color w:val="156082" w:themeColor="accent1"/>
+                          <w:szCs w:val="22"/>
+                        </w:rPr>
+                        <w:t>College of Computing and Informati</w:t>
+                      </w:r>
+                      <w:r>
+                        <w:rPr>
+                          <w:rFonts w:ascii="Frutiger LT Arabic 65 Bold" w:hAnsi="Frutiger LT Arabic 65 Bold" w:cs="Frutiger LT Arabic 65 Bold"/>
+                          <w:color w:val="156082" w:themeColor="accent1"/>
+                          <w:szCs w:val="22"/>
+                        </w:rPr>
+                        <w:t>cs</w:t>
+                      </w:r>
+                    </w:p>
+                  </w:txbxContent>
+                </v:textbox>
+                <w10:wrap anchorx="margin"/>
+              </v:shape>
+            </w:pict>
+          </mc:Fallback>
+        </mc:AlternateContent>
+      </w:r>
+      <w:bookmarkStart w:id="0" w:name="_Hlk227747538"/>
+      <w:bookmarkEnd w:id="0"/>
+      <w:r>
+        <w:rPr>
+          <w:noProof/>
+        </w:rPr>
         <w:drawing>
-          <wp:anchor distT="0" distB="0" distL="114300" distR="114300" simplePos="0" relativeHeight="251675648" behindDoc="1" locked="0" layoutInCell="1" allowOverlap="1" wp14:anchorId="4D57C39F" wp14:editId="0484C8B0">
+          <wp:anchor distT="0" distB="0" distL="114300" distR="114300" simplePos="0" relativeHeight="251675648" behindDoc="1" locked="0" layoutInCell="1" allowOverlap="1" wp14:anchorId="4D57C39F" wp14:editId="189EBC68">
             <wp:simplePos x="0" y="0"/>
             <wp:positionH relativeFrom="column">
               <wp:posOffset>-662305</wp:posOffset>
@@ -2803,7 +2777,7 @@
                     <pic:cNvPicPr/>
                   </pic:nvPicPr>
                   <pic:blipFill>
-                    <a:blip r:embed="rId8">
+                    <a:blip r:embed="rId7">
                       <a:extLst>
                         <a:ext uri="{28A0092B-C50C-407E-A947-70E740481C1C}">
                           <a14:useLocalDpi xmlns:a14="http://schemas.microsoft.com/office/drawing/2010/main" val="0"/>
@@ -2840,9 +2814,9 @@
       </w:r>
     </w:p>
     <w:sectPr>
-      <w:footerReference w:type="even" r:id="rId9"/>
-      <w:footerReference w:type="default" r:id="rId10"/>
-      <w:footerReference w:type="first" r:id="rId11"/>
+      <w:footerReference w:type="even" r:id="rId8"/>
+      <w:footerReference w:type="default" r:id="rId9"/>
+      <w:footerReference w:type="first" r:id="rId10"/>
       <w:pgSz w:w="16838" w:h="11906" w:orient="landscape"/>
       <w:pgMar w:top="370" w:right="1440" w:bottom="367" w:left="1440" w:header="720" w:footer="720" w:gutter="0"/>
       <w:cols w:space="720"/>

--- a/certificates/هدى_بنت_دخيل_الجهني.docx
+++ b/certificates/هدى_بنت_دخيل_الجهني.docx
@@ -1689,7 +1689,7 @@
                           </w:p>
                         </w:txbxContent>
                       </wps:txbx>
-                      <wps:bodyPr rot="0" spcFirstLastPara="0" vertOverflow="overflow" horzOverflow="overflow" vert="horz" wrap="square" lIns="91440" tIns="45720" rIns="91440" bIns="45720" numCol="1" spcCol="0" rtlCol="1" fromWordArt="0" anchor="t" anchorCtr="0" forceAA="0" compatLnSpc="1">
+                      <wps:bodyPr rot="0" spcFirstLastPara="0" vertOverflow="overflow" horzOverflow="overflow" vert="horz" wrap="square" lIns="91440" tIns="45720" rIns="91440" bIns="0" numCol="1" spcCol="0" rtlCol="1" fromWordArt="0" anchor="t" anchorCtr="0" forceAA="0" compatLnSpc="1">
                         <a:prstTxWarp prst="textNoShape">
                           <a:avLst/>
                         </a:prstTxWarp>
@@ -2254,7 +2254,7 @@
                           </w:p>
                         </w:txbxContent>
                       </wps:txbx>
-                      <wps:bodyPr rot="0" spcFirstLastPara="0" vertOverflow="overflow" horzOverflow="overflow" vert="horz" wrap="square" lIns="91440" tIns="45720" rIns="91440" bIns="45720" numCol="1" spcCol="0" rtlCol="1" fromWordArt="0" anchor="t" anchorCtr="0" forceAA="0" compatLnSpc="1">
+                      <wps:bodyPr rot="0" spcFirstLastPara="0" vertOverflow="overflow" horzOverflow="overflow" vert="horz" wrap="square" lIns="91440" tIns="45720" rIns="91440" bIns="0" numCol="1" spcCol="0" rtlCol="1" fromWordArt="0" anchor="t" anchorCtr="0" forceAA="0" compatLnSpc="1">
                         <a:prstTxWarp prst="textNoShape">
                           <a:avLst/>
                         </a:prstTxWarp>

--- a/certificates/هدى_بنت_دخيل_الجهني.docx
+++ b/certificates/هدى_بنت_دخيل_الجهني.docx
@@ -8,6 +8,196 @@
         <w:ind w:left="-1051" w:right="-1099"/>
         <w:jc w:val="both"/>
       </w:pPr>
+      <w:r>
+        <w:rPr>
+          <w:noProof/>
+        </w:rPr>
+        <mc:AlternateContent>
+          <mc:Choice Requires="wps">
+            <w:drawing>
+              <wp:anchor distT="0" distB="0" distL="114300" distR="114300" simplePos="0" relativeHeight="251674624" behindDoc="0" locked="0" layoutInCell="1" allowOverlap="1" wp14:anchorId="50D1C65B" wp14:editId="4CD6A7D6">
+                <wp:simplePos x="0" y="0"/>
+                <wp:positionH relativeFrom="margin">
+                  <wp:posOffset>2847340</wp:posOffset>
+                </wp:positionH>
+                <wp:positionV relativeFrom="paragraph">
+                  <wp:posOffset>1802130</wp:posOffset>
+                </wp:positionV>
+                <wp:extent cx="2862042" cy="669925"/>
+                <wp:effectExtent l="0" t="0" r="0" b="0"/>
+                <wp:wrapNone/>
+                <wp:docPr id="1145821339" name="Text Box 1"/>
+                <wp:cNvGraphicFramePr/>
+                <a:graphic xmlns:a="http://schemas.openxmlformats.org/drawingml/2006/main">
+                  <a:graphicData uri="http://schemas.microsoft.com/office/word/2010/wordprocessingShape">
+                    <wps:wsp>
+                      <wps:cNvSpPr txBox="1"/>
+                      <wps:spPr>
+                        <a:xfrm>
+                          <a:off x="0" y="0"/>
+                          <a:ext cx="2862042" cy="669925"/>
+                        </a:xfrm>
+                        <a:prstGeom prst="rect">
+                          <a:avLst/>
+                        </a:prstGeom>
+                        <a:noFill/>
+                        <a:ln w="6350">
+                          <a:noFill/>
+                        </a:ln>
+                      </wps:spPr>
+                      <wps:txbx>
+                        <w:txbxContent>
+                          <w:p>
+                            <w:pPr>
+                              <w:bidi/>
+                              <w:spacing w:after="0" w:line="180" w:lineRule="auto"/>
+                              <w:jc w:val="center"/>
+                              <w:rPr>
+                                <w:rFonts w:ascii="Frutiger LT Arabic 65 Bold" w:hAnsi="Frutiger LT Arabic 65 Bold" w:cs="Frutiger LT Arabic 65 Bold"/>
+                                <w:color w:val="5D2785"/>
+                                <w:sz w:val="52"/>
+                                <w:szCs w:val="52"/>
+                                <w:rtl/>
+                              </w:rPr>
+                            </w:pPr>
+                            <w:r>
+                              <w:rPr>
+                                <w:rFonts w:ascii="Frutiger LT Arabic 65 Bold" w:hAnsi="Frutiger LT Arabic 65 Bold" w:cs="Frutiger LT Arabic 65 Bold" w:hint="cs"/>
+                                <w:color w:val="5D2785"/>
+                                <w:sz w:val="52"/>
+                                <w:szCs w:val="52"/>
+                                <w:rtl/>
+                              </w:rPr>
+                              <w:t xml:space="preserve">شهادة </w:t>
+                            </w:r>
+                            <w:r>
+                              <w:rPr>
+                                <w:rFonts w:ascii="Frutiger LT Arabic 65 Bold" w:hAnsi="Frutiger LT Arabic 65 Bold" w:cs="Frutiger LT Arabic 65 Bold" w:hint="cs"/>
+                                <w:color w:val="5D2785"/>
+                                <w:sz w:val="52"/>
+                                <w:szCs w:val="52"/>
+                                <w:rtl/>
+                              </w:rPr>
+                              <w:t>شكر وتقدي</w:t>
+                            </w:r>
+                            <w:r>
+                              <w:rPr>
+                                <w:rFonts w:ascii="Frutiger LT Arabic 65 Bold" w:hAnsi="Frutiger LT Arabic 65 Bold" w:cs="Frutiger LT Arabic 65 Bold" w:hint="eastAsia"/>
+                                <w:color w:val="5D2785"/>
+                                <w:sz w:val="52"/>
+                                <w:szCs w:val="52"/>
+                                <w:rtl/>
+                              </w:rPr>
+                              <w:t>ر</w:t>
+                            </w:r>
+                          </w:p>
+                          <w:p>
+                            <w:pPr>
+                              <w:bidi/>
+                              <w:spacing w:after="0" w:line="180" w:lineRule="auto"/>
+                              <w:jc w:val="center"/>
+                              <w:rPr>
+                                <w:rFonts w:ascii="Frutiger LT Arabic 65 Bold" w:hAnsi="Frutiger LT Arabic 65 Bold" w:cs="Frutiger LT Arabic 65 Bold"/>
+                                <w:color w:val="652B91"/>
+                                <w:sz w:val="52"/>
+                                <w:szCs w:val="52"/>
+                              </w:rPr>
+                            </w:pPr>
+                          </w:p>
+                        </w:txbxContent>
+                      </wps:txbx>
+                      <wps:bodyPr rot="0" spcFirstLastPara="0" vertOverflow="overflow" horzOverflow="overflow" vert="horz" wrap="square" lIns="91440" tIns="45720" rIns="91440" bIns="45720" numCol="1" spcCol="0" rtlCol="1" fromWordArt="0" anchor="t" anchorCtr="0" forceAA="0" compatLnSpc="1">
+                        <a:prstTxWarp prst="textNoShape">
+                          <a:avLst/>
+                        </a:prstTxWarp>
+                        <a:noAutofit/>
+                      </wps:bodyPr>
+                    </wps:wsp>
+                  </a:graphicData>
+                </a:graphic>
+                <wp14:sizeRelH relativeFrom="margin">
+                  <wp14:pctWidth>0</wp14:pctWidth>
+                </wp14:sizeRelH>
+                <wp14:sizeRelV relativeFrom="margin">
+                  <wp14:pctHeight>0</wp14:pctHeight>
+                </wp14:sizeRelV>
+              </wp:anchor>
+            </w:drawing>
+          </mc:Choice>
+          <mc:Fallback>
+            <w:pict>
+              <v:shapetype w14:anchorId="50D1C65B" id="_x0000_t202" coordsize="21600,21600" o:spt="202" path="m,l,21600r21600,l21600,xe">
+                <v:stroke joinstyle="miter"/>
+                <v:path gradientshapeok="t" o:connecttype="rect"/>
+              </v:shapetype>
+              <v:shape id="Text Box 1" o:spid="_x0000_s1026" type="#_x0000_t202" style="position:absolute;left:0;text-align:left;margin-left:224.2pt;margin-top:141.9pt;width:225.35pt;height:52.75pt;z-index:251674624;visibility:visible;mso-wrap-style:square;mso-width-percent:0;mso-height-percent:0;mso-wrap-distance-left:9pt;mso-wrap-distance-top:0;mso-wrap-distance-right:9pt;mso-wrap-distance-bottom:0;mso-position-horizontal:absolute;mso-position-horizontal-relative:margin;mso-position-vertical:absolute;mso-position-vertical-relative:text;mso-width-percent:0;mso-height-percent:0;mso-width-relative:margin;mso-height-relative:margin;v-text-anchor:top" o:gfxdata="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" filled="f" stroked="f" strokeweight=".5pt">
+                <v:textbox>
+                  <w:txbxContent>
+                    <w:p>
+                      <w:pPr>
+                        <w:bidi/>
+                        <w:spacing w:after="0" w:line="180" w:lineRule="auto"/>
+                        <w:jc w:val="center"/>
+                        <w:rPr>
+                          <w:rFonts w:ascii="Frutiger LT Arabic 65 Bold" w:hAnsi="Frutiger LT Arabic 65 Bold" w:cs="Frutiger LT Arabic 65 Bold"/>
+                          <w:color w:val="5D2785"/>
+                          <w:sz w:val="52"/>
+                          <w:szCs w:val="52"/>
+                          <w:rtl/>
+                        </w:rPr>
+                      </w:pPr>
+                      <w:r>
+                        <w:rPr>
+                          <w:rFonts w:ascii="Frutiger LT Arabic 65 Bold" w:hAnsi="Frutiger LT Arabic 65 Bold" w:cs="Frutiger LT Arabic 65 Bold" w:hint="cs"/>
+                          <w:color w:val="5D2785"/>
+                          <w:sz w:val="52"/>
+                          <w:szCs w:val="52"/>
+                          <w:rtl/>
+                        </w:rPr>
+                        <w:t xml:space="preserve">شهادة </w:t>
+                      </w:r>
+                      <w:r>
+                        <w:rPr>
+                          <w:rFonts w:ascii="Frutiger LT Arabic 65 Bold" w:hAnsi="Frutiger LT Arabic 65 Bold" w:cs="Frutiger LT Arabic 65 Bold" w:hint="cs"/>
+                          <w:color w:val="5D2785"/>
+                          <w:sz w:val="52"/>
+                          <w:szCs w:val="52"/>
+                          <w:rtl/>
+                        </w:rPr>
+                        <w:t>شكر وتقدي</w:t>
+                      </w:r>
+                      <w:r>
+                        <w:rPr>
+                          <w:rFonts w:ascii="Frutiger LT Arabic 65 Bold" w:hAnsi="Frutiger LT Arabic 65 Bold" w:cs="Frutiger LT Arabic 65 Bold" w:hint="eastAsia"/>
+                          <w:color w:val="5D2785"/>
+                          <w:sz w:val="52"/>
+                          <w:szCs w:val="52"/>
+                          <w:rtl/>
+                        </w:rPr>
+                        <w:t>ر</w:t>
+                      </w:r>
+                    </w:p>
+                    <w:p>
+                      <w:pPr>
+                        <w:bidi/>
+                        <w:spacing w:after="0" w:line="180" w:lineRule="auto"/>
+                        <w:jc w:val="center"/>
+                        <w:rPr>
+                          <w:rFonts w:ascii="Frutiger LT Arabic 65 Bold" w:hAnsi="Frutiger LT Arabic 65 Bold" w:cs="Frutiger LT Arabic 65 Bold"/>
+                          <w:color w:val="652B91"/>
+                          <w:sz w:val="52"/>
+                          <w:szCs w:val="52"/>
+                        </w:rPr>
+                      </w:pPr>
+                    </w:p>
+                  </w:txbxContent>
+                </v:textbox>
+                <w10:wrap anchorx="margin"/>
+              </v:shape>
+            </w:pict>
+          </mc:Fallback>
+        </mc:AlternateContent>
+      </w:r>
       <w:r>
         <w:rPr>
           <w:noProof/>
@@ -247,7 +437,7 @@
                                     <pic:cNvPicPr/>
                                   </pic:nvPicPr>
                                   <pic:blipFill>
-                                    <a:blip r:embed="rId6" cstate="print"/>
+                                    <a:blip r:embed="rId7" cstate="print"/>
                                     <a:stretch>
                                       <a:fillRect/>
                                     </a:stretch>
@@ -346,7 +536,7 @@
         <mc:AlternateContent>
           <mc:Choice Requires="wps">
             <w:drawing>
-              <wp:anchor distT="0" distB="0" distL="114300" distR="114300" simplePos="0" relativeHeight="251668480" behindDoc="0" locked="0" layoutInCell="1" allowOverlap="1" wp14:anchorId="40891D20" wp14:editId="45E49C55">
+              <wp:anchor distT="0" distB="0" distL="114300" distR="114300" simplePos="0" relativeHeight="251668480" behindDoc="0" locked="0" layoutInCell="1" allowOverlap="1" wp14:anchorId="40891D20" wp14:editId="60827464">
                 <wp:simplePos x="0" y="0"/>
                 <wp:positionH relativeFrom="margin">
                   <wp:posOffset>1629956</wp:posOffset>
@@ -586,7 +776,7 @@
           </mc:Choice>
           <mc:Fallback>
             <w:pict>
-              <v:shape w14:anchorId="40891D20" id="Text Box 1" o:spid="_x0000_s1027" type="#_x0000_t202" style="position:absolute;left:0;text-align:left;margin-left:128.35pt;margin-top:381.55pt;width:481.5pt;height:111.2pt;z-index:251668480;visibility:visible;mso-wrap-style:square;mso-width-percent:0;mso-height-percent:0;mso-wrap-distance-left:9pt;mso-wrap-distance-top:0;mso-wrap-distance-right:9pt;mso-wrap-distance-bottom:0;mso-position-horizontal:absolute;mso-position-horizontal-relative:margin;mso-position-vertical:absolute;mso-position-vertical-relative:text;mso-width-percent:0;mso-height-percent:0;mso-width-relative:margin;mso-height-relative:margin;v-text-anchor:top" o:gfxdata="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" filled="f" stroked="f" strokeweight=".5pt">
+              <v:shape w14:anchorId="40891D20" id="_x0000_s1028" type="#_x0000_t202" style="position:absolute;left:0;text-align:left;margin-left:128.35pt;margin-top:381.55pt;width:481.5pt;height:111.2pt;z-index:251668480;visibility:visible;mso-wrap-style:square;mso-width-percent:0;mso-height-percent:0;mso-wrap-distance-left:9pt;mso-wrap-distance-top:0;mso-wrap-distance-right:9pt;mso-wrap-distance-bottom:0;mso-position-horizontal:absolute;mso-position-horizontal-relative:margin;mso-position-vertical:absolute;mso-position-vertical-relative:text;mso-width-percent:0;mso-height-percent:0;mso-width-relative:margin;mso-height-relative:margin;v-text-anchor:top" o:gfxdata="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" filled="f" stroked="f" strokeweight=".5pt">
                 <v:textbox>
                   <w:txbxContent>
                     <w:p>
@@ -772,192 +962,6 @@
                           <w:bCs/>
                           <w:color w:val="156082" w:themeColor="accent1"/>
                           <w:sz w:val="24"/>
-                        </w:rPr>
-                      </w:pPr>
-                    </w:p>
-                  </w:txbxContent>
-                </v:textbox>
-                <w10:wrap anchorx="margin"/>
-              </v:shape>
-            </w:pict>
-          </mc:Fallback>
-        </mc:AlternateContent>
-      </w:r>
-      <w:r>
-        <w:rPr>
-          <w:noProof/>
-        </w:rPr>
-        <mc:AlternateContent>
-          <mc:Choice Requires="wps">
-            <w:drawing>
-              <wp:anchor distT="0" distB="0" distL="114300" distR="114300" simplePos="0" relativeHeight="251674624" behindDoc="0" locked="0" layoutInCell="1" allowOverlap="1" wp14:anchorId="50D1C65B" wp14:editId="47F1F842">
-                <wp:simplePos x="0" y="0"/>
-                <wp:positionH relativeFrom="margin">
-                  <wp:posOffset>2847373</wp:posOffset>
-                </wp:positionH>
-                <wp:positionV relativeFrom="paragraph">
-                  <wp:posOffset>1802194</wp:posOffset>
-                </wp:positionV>
-                <wp:extent cx="2862042" cy="669925"/>
-                <wp:effectExtent l="0" t="0" r="0" b="0"/>
-                <wp:wrapNone/>
-                <wp:docPr id="1145821339" name="Text Box 1"/>
-                <wp:cNvGraphicFramePr/>
-                <a:graphic xmlns:a="http://schemas.openxmlformats.org/drawingml/2006/main">
-                  <a:graphicData uri="http://schemas.microsoft.com/office/word/2010/wordprocessingShape">
-                    <wps:wsp>
-                      <wps:cNvSpPr txBox="1"/>
-                      <wps:spPr>
-                        <a:xfrm>
-                          <a:off x="0" y="0"/>
-                          <a:ext cx="2862042" cy="669925"/>
-                        </a:xfrm>
-                        <a:prstGeom prst="rect">
-                          <a:avLst/>
-                        </a:prstGeom>
-                        <a:noFill/>
-                        <a:ln w="6350">
-                          <a:noFill/>
-                        </a:ln>
-                      </wps:spPr>
-                      <wps:txbx>
-                        <w:txbxContent>
-                          <w:p>
-                            <w:pPr>
-                              <w:bidi/>
-                              <w:spacing w:after="0" w:line="180" w:lineRule="auto"/>
-                              <w:jc w:val="center"/>
-                              <w:rPr>
-                                <w:rFonts w:ascii="Frutiger LT Arabic 65 Bold" w:hAnsi="Frutiger LT Arabic 65 Bold" w:cs="Frutiger LT Arabic 65 Bold"/>
-                                <w:color w:val="5D2785"/>
-                                <w:sz w:val="52"/>
-                                <w:szCs w:val="52"/>
-                                <w:rtl/>
-                              </w:rPr>
-                            </w:pPr>
-                            <w:r>
-                              <w:rPr>
-                                <w:rFonts w:ascii="Frutiger LT Arabic 65 Bold" w:hAnsi="Frutiger LT Arabic 65 Bold" w:cs="Frutiger LT Arabic 65 Bold" w:hint="cs"/>
-                                <w:color w:val="5D2785"/>
-                                <w:sz w:val="52"/>
-                                <w:szCs w:val="52"/>
-                                <w:rtl/>
-                              </w:rPr>
-                              <w:t xml:space="preserve">شهادة </w:t>
-                            </w:r>
-                            <w:r>
-                              <w:rPr>
-                                <w:rFonts w:ascii="Frutiger LT Arabic 65 Bold" w:hAnsi="Frutiger LT Arabic 65 Bold" w:cs="Frutiger LT Arabic 65 Bold" w:hint="cs"/>
-                                <w:color w:val="5D2785"/>
-                                <w:sz w:val="52"/>
-                                <w:szCs w:val="52"/>
-                                <w:rtl/>
-                              </w:rPr>
-                              <w:t>شكر وتقدي</w:t>
-                            </w:r>
-                            <w:r>
-                              <w:rPr>
-                                <w:rFonts w:ascii="Frutiger LT Arabic 65 Bold" w:hAnsi="Frutiger LT Arabic 65 Bold" w:cs="Frutiger LT Arabic 65 Bold" w:hint="eastAsia"/>
-                                <w:color w:val="5D2785"/>
-                                <w:sz w:val="52"/>
-                                <w:szCs w:val="52"/>
-                                <w:rtl/>
-                              </w:rPr>
-                              <w:t>ر</w:t>
-                            </w:r>
-                          </w:p>
-                          <w:p>
-                            <w:pPr>
-                              <w:bidi/>
-                              <w:spacing w:after="0" w:line="180" w:lineRule="auto"/>
-                              <w:jc w:val="center"/>
-                              <w:rPr>
-                                <w:rFonts w:ascii="Frutiger LT Arabic 65 Bold" w:hAnsi="Frutiger LT Arabic 65 Bold" w:cs="Frutiger LT Arabic 65 Bold"/>
-                                <w:color w:val="652B91"/>
-                                <w:sz w:val="52"/>
-                                <w:szCs w:val="52"/>
-                              </w:rPr>
-                            </w:pPr>
-                          </w:p>
-                        </w:txbxContent>
-                      </wps:txbx>
-                      <wps:bodyPr rot="0" spcFirstLastPara="0" vertOverflow="overflow" horzOverflow="overflow" vert="horz" wrap="square" lIns="91440" tIns="45720" rIns="91440" bIns="45720" numCol="1" spcCol="0" rtlCol="1" fromWordArt="0" anchor="t" anchorCtr="0" forceAA="0" compatLnSpc="1">
-                        <a:prstTxWarp prst="textNoShape">
-                          <a:avLst/>
-                        </a:prstTxWarp>
-                        <a:noAutofit/>
-                      </wps:bodyPr>
-                    </wps:wsp>
-                  </a:graphicData>
-                </a:graphic>
-                <wp14:sizeRelH relativeFrom="margin">
-                  <wp14:pctWidth>0</wp14:pctWidth>
-                </wp14:sizeRelH>
-                <wp14:sizeRelV relativeFrom="margin">
-                  <wp14:pctHeight>0</wp14:pctHeight>
-                </wp14:sizeRelV>
-              </wp:anchor>
-            </w:drawing>
-          </mc:Choice>
-          <mc:Fallback>
-            <w:pict>
-              <v:shape w14:anchorId="50D1C65B" id="_x0000_s1028" type="#_x0000_t202" style="position:absolute;left:0;text-align:left;margin-left:224.2pt;margin-top:141.9pt;width:225.35pt;height:52.75pt;z-index:251674624;visibility:visible;mso-wrap-style:square;mso-width-percent:0;mso-height-percent:0;mso-wrap-distance-left:9pt;mso-wrap-distance-top:0;mso-wrap-distance-right:9pt;mso-wrap-distance-bottom:0;mso-position-horizontal:absolute;mso-position-horizontal-relative:margin;mso-position-vertical:absolute;mso-position-vertical-relative:text;mso-width-percent:0;mso-height-percent:0;mso-width-relative:margin;mso-height-relative:margin;v-text-anchor:top" o:gfxdata="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" filled="f" stroked="f" strokeweight=".5pt">
-                <v:textbox>
-                  <w:txbxContent>
-                    <w:p>
-                      <w:pPr>
-                        <w:bidi/>
-                        <w:spacing w:after="0" w:line="180" w:lineRule="auto"/>
-                        <w:jc w:val="center"/>
-                        <w:rPr>
-                          <w:rFonts w:ascii="Frutiger LT Arabic 65 Bold" w:hAnsi="Frutiger LT Arabic 65 Bold" w:cs="Frutiger LT Arabic 65 Bold"/>
-                          <w:color w:val="5D2785"/>
-                          <w:sz w:val="52"/>
-                          <w:szCs w:val="52"/>
-                          <w:rtl/>
-                        </w:rPr>
-                      </w:pPr>
-                      <w:r>
-                        <w:rPr>
-                          <w:rFonts w:ascii="Frutiger LT Arabic 65 Bold" w:hAnsi="Frutiger LT Arabic 65 Bold" w:cs="Frutiger LT Arabic 65 Bold" w:hint="cs"/>
-                          <w:color w:val="5D2785"/>
-                          <w:sz w:val="52"/>
-                          <w:szCs w:val="52"/>
-                          <w:rtl/>
-                        </w:rPr>
-                        <w:t xml:space="preserve">شهادة </w:t>
-                      </w:r>
-                      <w:r>
-                        <w:rPr>
-                          <w:rFonts w:ascii="Frutiger LT Arabic 65 Bold" w:hAnsi="Frutiger LT Arabic 65 Bold" w:cs="Frutiger LT Arabic 65 Bold" w:hint="cs"/>
-                          <w:color w:val="5D2785"/>
-                          <w:sz w:val="52"/>
-                          <w:szCs w:val="52"/>
-                          <w:rtl/>
-                        </w:rPr>
-                        <w:t>شكر وتقدي</w:t>
-                      </w:r>
-                      <w:r>
-                        <w:rPr>
-                          <w:rFonts w:ascii="Frutiger LT Arabic 65 Bold" w:hAnsi="Frutiger LT Arabic 65 Bold" w:cs="Frutiger LT Arabic 65 Bold" w:hint="eastAsia"/>
-                          <w:color w:val="5D2785"/>
-                          <w:sz w:val="52"/>
-                          <w:szCs w:val="52"/>
-                          <w:rtl/>
-                        </w:rPr>
-                        <w:t>ر</w:t>
-                      </w:r>
-                    </w:p>
-                    <w:p>
-                      <w:pPr>
-                        <w:bidi/>
-                        <w:spacing w:after="0" w:line="180" w:lineRule="auto"/>
-                        <w:jc w:val="center"/>
-                        <w:rPr>
-                          <w:rFonts w:ascii="Frutiger LT Arabic 65 Bold" w:hAnsi="Frutiger LT Arabic 65 Bold" w:cs="Frutiger LT Arabic 65 Bold"/>
-                          <w:color w:val="652B91"/>
-                          <w:sz w:val="52"/>
-                          <w:szCs w:val="52"/>
                         </w:rPr>
                       </w:pPr>
                     </w:p>
@@ -2777,7 +2781,7 @@
                     <pic:cNvPicPr/>
                   </pic:nvPicPr>
                   <pic:blipFill>
-                    <a:blip r:embed="rId7">
+                    <a:blip r:embed="rId8">
                       <a:extLst>
                         <a:ext uri="{28A0092B-C50C-407E-A947-70E740481C1C}">
                           <a14:useLocalDpi xmlns:a14="http://schemas.microsoft.com/office/drawing/2010/main" val="0"/>
@@ -2814,9 +2818,9 @@
       </w:r>
     </w:p>
     <w:sectPr>
-      <w:footerReference w:type="even" r:id="rId8"/>
-      <w:footerReference w:type="default" r:id="rId9"/>
-      <w:footerReference w:type="first" r:id="rId10"/>
+      <w:footerReference w:type="even" r:id="rId9"/>
+      <w:footerReference w:type="default" r:id="rId10"/>
+      <w:footerReference w:type="first" r:id="rId11"/>
       <w:pgSz w:w="16838" w:h="11906" w:orient="landscape"/>
       <w:pgMar w:top="370" w:right="1440" w:bottom="367" w:left="1440" w:header="720" w:footer="720" w:gutter="0"/>
       <w:cols w:space="720"/>
